--- a/docs/05-uml-and-test-cases.docx
+++ b/docs/05-uml-and-test-cases.docx
@@ -462,24 +462,7 @@
           <w:szCs w:val="28"/>
           <w:lang w:val="ru-RU"/>
         </w:rPr>
-        <w:t xml:space="preserve">В качестве проектируемой системы рассматривается мобильное приложение для фитнеса </w:t>
-      </w:r>
-      <w:r>
-        <w:rPr>
-          <w:rFonts w:cs="Times New Roman"/>
-          <w:sz w:val="28"/>
-          <w:szCs w:val="28"/>
-        </w:rPr>
-        <w:t>M</w:t>
-      </w:r>
-      <w:r>
-        <w:rPr>
-          <w:rFonts w:cs="Times New Roman"/>
-          <w:sz w:val="28"/>
-          <w:szCs w:val="28"/>
-          <w:lang w:val="ru-RU"/>
-        </w:rPr>
-        <w:t>13. Система предназначена для регистрации пользователя, создания фитнес-профиля, формирования тренировочного плана, выполнения упражнений, ведения питания, контроля прогресса, отправки уведомлений и сопровождения пользователя тренером.</w:t>
+        <w:t>Модель мобильного фитнес-приложения M13 включает планирование, выполнение тренировок, питание и учет прогресса.</w:t>
       </w:r>
     </w:p>
     <w:p>
@@ -533,11 +516,13 @@
           <w:szCs w:val="28"/>
           <w:lang w:val="ru-RU"/>
         </w:rPr>
-        <w:t>Диаграмма классов отражает основные сущности предметной области: пользователя, фитнес-профиль, тренировочный план, тренировку, упражнение, запись питания, прогресс, уведомления и тренера.</w:t>
+        <w:t>После ревью добавлены частота занятий, параметры подходов и признаки синхронизации. WorkoutExercise связывает тренировку с упражнением. На рисунке показаны ключевые атрибуты, полный состав — в таблице.</w:t>
       </w:r>
     </w:p>
     <w:p>
       <w:pPr>
+        <w:keepNext/>
+        <w:ind w:firstLine="0"/>
         <w:jc w:val="center"/>
         <w:rPr>
           <w:rFonts w:cs="Times New Roman"/>
@@ -546,29 +531,22 @@
         </w:rPr>
       </w:pPr>
       <w:r>
-        <w:rPr>
-          <w:rFonts w:cs="Times New Roman"/>
-          <w:noProof/>
-          <w:sz w:val="28"/>
-          <w:szCs w:val="28"/>
-        </w:rPr>
         <w:drawing>
-          <wp:inline distT="0" distB="0" distL="0" distR="0" wp14:anchorId="62D1A583" wp14:editId="1FC78F33">
-            <wp:extent cx="5943600" cy="565096"/>
-            <wp:effectExtent l="0" t="0" r="0" b="0"/>
-            <wp:docPr id="1" name="Picture 1"/>
+          <wp:inline xmlns:a="http://schemas.openxmlformats.org/drawingml/2006/main" xmlns:pic="http://schemas.openxmlformats.org/drawingml/2006/picture">
+            <wp:extent cx="5760000" cy="4896000"/>
+            <wp:docPr id="3" name="Picture 3"/>
             <wp:cNvGraphicFramePr>
-              <a:graphicFrameLocks xmlns:a="http://schemas.openxmlformats.org/drawingml/2006/main" noChangeAspect="1"/>
+              <a:graphicFrameLocks noChangeAspect="1"/>
             </wp:cNvGraphicFramePr>
-            <a:graphic xmlns:a="http://schemas.openxmlformats.org/drawingml/2006/main">
+            <a:graphic>
               <a:graphicData uri="http://schemas.openxmlformats.org/drawingml/2006/picture">
-                <pic:pic xmlns:pic="http://schemas.openxmlformats.org/drawingml/2006/picture">
+                <pic:pic>
                   <pic:nvPicPr>
-                    <pic:cNvPr id="0" name="m13_classes.png"/>
+                    <pic:cNvPr id="0" name="m13-classes.png"/>
                     <pic:cNvPicPr/>
                   </pic:nvPicPr>
                   <pic:blipFill>
-                    <a:blip r:embed="rId6"/>
+                    <a:blip r:embed="rId10"/>
                     <a:stretch>
                       <a:fillRect/>
                     </a:stretch>
@@ -576,11 +554,9 @@
                   <pic:spPr>
                     <a:xfrm>
                       <a:off x="0" y="0"/>
-                      <a:ext cx="5943600" cy="565096"/>
+                      <a:ext cx="5760000" cy="4896000"/>
                     </a:xfrm>
-                    <a:prstGeom prst="rect">
-                      <a:avLst/>
-                    </a:prstGeom>
+                    <a:prstGeom prst="rect"/>
                   </pic:spPr>
                 </pic:pic>
               </a:graphicData>
@@ -591,8 +567,9 @@
     </w:p>
     <w:p>
       <w:pPr>
+        <w:keepNext w:val="0"/>
         <w:spacing w:after="120"/>
-        <w:ind w:firstLine="709"/>
+        <w:ind w:firstLine="0"/>
         <w:jc w:val="center"/>
         <w:rPr>
           <w:rFonts w:cs="Times New Roman"/>
@@ -647,40 +624,51 @@
     </w:p>
     <w:tbl>
       <w:tblPr>
-        <w:tblStyle w:val="aff0"/>
-        <w:tblW w:w="0" w:type="auto"/>
+        <w:tblW w:type="auto" w:w="0"/>
         <w:jc w:val="center"/>
-        <w:tblLook w:val="04A0" w:firstRow="1" w:lastRow="0" w:firstColumn="1" w:lastColumn="0" w:noHBand="0" w:noVBand="1"/>
+        <w:tblLayout w:type="fixed"/>
+        <w:tblLook w:firstColumn="1" w:firstRow="1" w:lastColumn="0" w:lastRow="0" w:noHBand="0" w:noVBand="1" w:val="04A0"/>
+        <w:tblBorders>
+          <w:top w:val="single" w:sz="6" w:color="808080"/>
+          <w:left w:val="single" w:sz="6" w:color="808080"/>
+          <w:bottom w:val="single" w:sz="6" w:color="808080"/>
+          <w:right w:val="single" w:sz="6" w:color="808080"/>
+          <w:insideH w:val="single" w:sz="6" w:color="808080"/>
+          <w:insideV w:val="single" w:sz="6" w:color="808080"/>
+        </w:tblBorders>
       </w:tblPr>
       <w:tblGrid>
-        <w:gridCol w:w="2152"/>
-        <w:gridCol w:w="2109"/>
-        <w:gridCol w:w="3047"/>
-        <w:gridCol w:w="2371"/>
+        <w:gridCol w:w="1587"/>
+        <w:gridCol w:w="2835"/>
+        <w:gridCol w:w="1984"/>
+        <w:gridCol w:w="2665"/>
       </w:tblGrid>
       <w:tr>
         <w:trPr>
-          <w:jc w:val="center"/>
+          <w:cantSplit/>
+          <w:tblHeader/>
         </w:trPr>
         <w:tc>
           <w:tcPr>
-            <w:tcW w:w="2422" w:type="dxa"/>
-            <w:shd w:val="clear" w:color="auto" w:fill="D9EAF7"/>
-          </w:tcPr>
-          <w:p>
-            <w:pPr>
-              <w:rPr>
-                <w:rFonts w:cs="Times New Roman"/>
-                <w:sz w:val="28"/>
-                <w:szCs w:val="28"/>
-              </w:rPr>
-            </w:pPr>
-            <w:r>
-              <w:rPr>
-                <w:rFonts w:cs="Times New Roman"/>
+            <w:tcW w:type="dxa" w:w="1587"/>
+            <w:vAlign w:val="center"/>
+            <w:tcMar>
+              <w:top w:w="80" w:type="dxa"/>
+              <w:left w:w="80" w:type="dxa"/>
+              <w:bottom w:w="80" w:type="dxa"/>
+              <w:right w:w="80" w:type="dxa"/>
+            </w:tcMar>
+          </w:tcPr>
+          <w:p>
+            <w:pPr>
+              <w:spacing w:before="40" w:after="40" w:line="252" w:lineRule="auto"/>
+              <w:ind w:firstLine="0"/>
+            </w:pPr>
+            <w:r>
+              <w:rPr>
+                <w:rFonts w:ascii="Times New Roman" w:hAnsi="Times New Roman"/>
                 <w:b/>
-                <w:sz w:val="28"/>
-                <w:szCs w:val="28"/>
+                <w:sz w:val="20"/>
               </w:rPr>
               <w:t>Класс</w:t>
             </w:r>
@@ -688,23 +676,25 @@
         </w:tc>
         <w:tc>
           <w:tcPr>
-            <w:tcW w:w="2422" w:type="dxa"/>
-            <w:shd w:val="clear" w:color="auto" w:fill="D9EAF7"/>
-          </w:tcPr>
-          <w:p>
-            <w:pPr>
-              <w:rPr>
-                <w:rFonts w:cs="Times New Roman"/>
-                <w:sz w:val="28"/>
-                <w:szCs w:val="28"/>
-              </w:rPr>
-            </w:pPr>
-            <w:r>
-              <w:rPr>
-                <w:rFonts w:cs="Times New Roman"/>
+            <w:tcW w:type="dxa" w:w="2835"/>
+            <w:vAlign w:val="center"/>
+            <w:tcMar>
+              <w:top w:w="80" w:type="dxa"/>
+              <w:left w:w="80" w:type="dxa"/>
+              <w:bottom w:w="80" w:type="dxa"/>
+              <w:right w:w="80" w:type="dxa"/>
+            </w:tcMar>
+          </w:tcPr>
+          <w:p>
+            <w:pPr>
+              <w:spacing w:before="40" w:after="40" w:line="252" w:lineRule="auto"/>
+              <w:ind w:firstLine="0"/>
+            </w:pPr>
+            <w:r>
+              <w:rPr>
+                <w:rFonts w:ascii="Times New Roman" w:hAnsi="Times New Roman"/>
                 <w:b/>
-                <w:sz w:val="28"/>
-                <w:szCs w:val="28"/>
+                <w:sz w:val="20"/>
               </w:rPr>
               <w:t>Атрибуты</w:t>
             </w:r>
@@ -712,23 +702,25 @@
         </w:tc>
         <w:tc>
           <w:tcPr>
-            <w:tcW w:w="2422" w:type="dxa"/>
-            <w:shd w:val="clear" w:color="auto" w:fill="D9EAF7"/>
-          </w:tcPr>
-          <w:p>
-            <w:pPr>
-              <w:rPr>
-                <w:rFonts w:cs="Times New Roman"/>
-                <w:sz w:val="28"/>
-                <w:szCs w:val="28"/>
-              </w:rPr>
-            </w:pPr>
-            <w:r>
-              <w:rPr>
-                <w:rFonts w:cs="Times New Roman"/>
+            <w:tcW w:type="dxa" w:w="1984"/>
+            <w:vAlign w:val="center"/>
+            <w:tcMar>
+              <w:top w:w="80" w:type="dxa"/>
+              <w:left w:w="80" w:type="dxa"/>
+              <w:bottom w:w="80" w:type="dxa"/>
+              <w:right w:w="80" w:type="dxa"/>
+            </w:tcMar>
+          </w:tcPr>
+          <w:p>
+            <w:pPr>
+              <w:spacing w:before="40" w:after="40" w:line="252" w:lineRule="auto"/>
+              <w:ind w:firstLine="0"/>
+            </w:pPr>
+            <w:r>
+              <w:rPr>
+                <w:rFonts w:ascii="Times New Roman" w:hAnsi="Times New Roman"/>
                 <w:b/>
-                <w:sz w:val="28"/>
-                <w:szCs w:val="28"/>
+                <w:sz w:val="20"/>
               </w:rPr>
               <w:t>Методы</w:t>
             </w:r>
@@ -736,23 +728,25 @@
         </w:tc>
         <w:tc>
           <w:tcPr>
-            <w:tcW w:w="2422" w:type="dxa"/>
-            <w:shd w:val="clear" w:color="auto" w:fill="D9EAF7"/>
-          </w:tcPr>
-          <w:p>
-            <w:pPr>
-              <w:rPr>
-                <w:rFonts w:cs="Times New Roman"/>
-                <w:sz w:val="28"/>
-                <w:szCs w:val="28"/>
-              </w:rPr>
-            </w:pPr>
-            <w:r>
-              <w:rPr>
-                <w:rFonts w:cs="Times New Roman"/>
+            <w:tcW w:type="dxa" w:w="2665"/>
+            <w:vAlign w:val="center"/>
+            <w:tcMar>
+              <w:top w:w="80" w:type="dxa"/>
+              <w:left w:w="80" w:type="dxa"/>
+              <w:bottom w:w="80" w:type="dxa"/>
+              <w:right w:w="80" w:type="dxa"/>
+            </w:tcMar>
+          </w:tcPr>
+          <w:p>
+            <w:pPr>
+              <w:spacing w:before="40" w:after="40" w:line="252" w:lineRule="auto"/>
+              <w:ind w:firstLine="0"/>
+            </w:pPr>
+            <w:r>
+              <w:rPr>
+                <w:rFonts w:ascii="Times New Roman" w:hAnsi="Times New Roman"/>
                 <w:b/>
-                <w:sz w:val="28"/>
-                <w:szCs w:val="28"/>
+                <w:sz w:val="20"/>
               </w:rPr>
               <w:t>Связи</w:t>
             </w:r>
@@ -761,25 +755,29 @@
       </w:tr>
       <w:tr>
         <w:trPr>
-          <w:jc w:val="center"/>
+          <w:cantSplit/>
         </w:trPr>
         <w:tc>
           <w:tcPr>
-            <w:tcW w:w="2422" w:type="dxa"/>
-          </w:tcPr>
-          <w:p>
-            <w:pPr>
-              <w:rPr>
-                <w:rFonts w:cs="Times New Roman"/>
-                <w:sz w:val="28"/>
-                <w:szCs w:val="28"/>
-              </w:rPr>
-            </w:pPr>
-            <w:r>
-              <w:rPr>
-                <w:rFonts w:cs="Times New Roman"/>
-                <w:sz w:val="28"/>
-                <w:szCs w:val="28"/>
+            <w:tcW w:type="dxa" w:w="1587"/>
+            <w:vAlign w:val="center"/>
+            <w:tcMar>
+              <w:top w:w="80" w:type="dxa"/>
+              <w:left w:w="80" w:type="dxa"/>
+              <w:bottom w:w="80" w:type="dxa"/>
+              <w:right w:w="80" w:type="dxa"/>
+            </w:tcMar>
+          </w:tcPr>
+          <w:p>
+            <w:pPr>
+              <w:spacing w:before="40" w:after="40" w:line="252" w:lineRule="auto"/>
+              <w:ind w:firstLine="0"/>
+            </w:pPr>
+            <w:r>
+              <w:rPr>
+                <w:rFonts w:ascii="Times New Roman" w:hAnsi="Times New Roman"/>
+                <w:b w:val="0"/>
+                <w:sz w:val="20"/>
               </w:rPr>
               <w:t>User</w:t>
             </w:r>
@@ -787,21 +785,25 @@
         </w:tc>
         <w:tc>
           <w:tcPr>
-            <w:tcW w:w="2422" w:type="dxa"/>
-          </w:tcPr>
-          <w:p>
-            <w:pPr>
-              <w:rPr>
-                <w:rFonts w:cs="Times New Roman"/>
-                <w:sz w:val="28"/>
-                <w:szCs w:val="28"/>
-              </w:rPr>
-            </w:pPr>
-            <w:r>
-              <w:rPr>
-                <w:rFonts w:cs="Times New Roman"/>
-                <w:sz w:val="28"/>
-                <w:szCs w:val="28"/>
+            <w:tcW w:type="dxa" w:w="2835"/>
+            <w:vAlign w:val="center"/>
+            <w:tcMar>
+              <w:top w:w="80" w:type="dxa"/>
+              <w:left w:w="80" w:type="dxa"/>
+              <w:bottom w:w="80" w:type="dxa"/>
+              <w:right w:w="80" w:type="dxa"/>
+            </w:tcMar>
+          </w:tcPr>
+          <w:p>
+            <w:pPr>
+              <w:spacing w:before="40" w:after="40" w:line="252" w:lineRule="auto"/>
+              <w:ind w:firstLine="0"/>
+            </w:pPr>
+            <w:r>
+              <w:rPr>
+                <w:rFonts w:ascii="Times New Roman" w:hAnsi="Times New Roman"/>
+                <w:b w:val="0"/>
+                <w:sz w:val="20"/>
               </w:rPr>
               <w:t>id, email, passwordHash, role, fullName, status</w:t>
             </w:r>
@@ -809,134 +811,82 @@
         </w:tc>
         <w:tc>
           <w:tcPr>
-            <w:tcW w:w="2422" w:type="dxa"/>
-          </w:tcPr>
-          <w:p>
-            <w:pPr>
-              <w:rPr>
-                <w:rFonts w:cs="Times New Roman"/>
-                <w:sz w:val="28"/>
-                <w:szCs w:val="28"/>
-              </w:rPr>
-            </w:pPr>
-            <w:proofErr w:type="gramStart"/>
-            <w:r>
-              <w:rPr>
-                <w:rFonts w:cs="Times New Roman"/>
-                <w:sz w:val="28"/>
-                <w:szCs w:val="28"/>
-              </w:rPr>
-              <w:t>register(</w:t>
-            </w:r>
-            <w:proofErr w:type="gramEnd"/>
-            <w:r>
-              <w:rPr>
-                <w:rFonts w:cs="Times New Roman"/>
-                <w:sz w:val="28"/>
-                <w:szCs w:val="28"/>
-              </w:rPr>
-              <w:t xml:space="preserve">), </w:t>
-            </w:r>
-            <w:proofErr w:type="gramStart"/>
-            <w:r>
-              <w:rPr>
-                <w:rFonts w:cs="Times New Roman"/>
-                <w:sz w:val="28"/>
-                <w:szCs w:val="28"/>
-              </w:rPr>
-              <w:t>login(</w:t>
-            </w:r>
-            <w:proofErr w:type="gramEnd"/>
-            <w:r>
-              <w:rPr>
-                <w:rFonts w:cs="Times New Roman"/>
-                <w:sz w:val="28"/>
-                <w:szCs w:val="28"/>
-              </w:rPr>
-              <w:t xml:space="preserve">), </w:t>
-            </w:r>
-            <w:proofErr w:type="gramStart"/>
-            <w:r>
-              <w:rPr>
-                <w:rFonts w:cs="Times New Roman"/>
-                <w:sz w:val="28"/>
-                <w:szCs w:val="28"/>
-              </w:rPr>
-              <w:t>updateProfile(</w:t>
-            </w:r>
-            <w:proofErr w:type="gramEnd"/>
-            <w:r>
-              <w:rPr>
-                <w:rFonts w:cs="Times New Roman"/>
-                <w:sz w:val="28"/>
-                <w:szCs w:val="28"/>
-              </w:rPr>
-              <w:t xml:space="preserve">), </w:t>
-            </w:r>
-            <w:proofErr w:type="gramStart"/>
-            <w:r>
-              <w:rPr>
-                <w:rFonts w:cs="Times New Roman"/>
-                <w:sz w:val="28"/>
-                <w:szCs w:val="28"/>
-              </w:rPr>
-              <w:t>changePassword(</w:t>
-            </w:r>
-            <w:proofErr w:type="gramEnd"/>
-            <w:r>
-              <w:rPr>
-                <w:rFonts w:cs="Times New Roman"/>
-                <w:sz w:val="28"/>
-                <w:szCs w:val="28"/>
-              </w:rPr>
-              <w:t>)</w:t>
-            </w:r>
-          </w:p>
-        </w:tc>
-        <w:tc>
-          <w:tcPr>
-            <w:tcW w:w="2422" w:type="dxa"/>
-          </w:tcPr>
-          <w:p>
-            <w:pPr>
-              <w:rPr>
-                <w:rFonts w:cs="Times New Roman"/>
-                <w:sz w:val="28"/>
-                <w:szCs w:val="28"/>
-              </w:rPr>
-            </w:pPr>
-            <w:r>
-              <w:rPr>
-                <w:rFonts w:cs="Times New Roman"/>
-                <w:sz w:val="28"/>
-                <w:szCs w:val="28"/>
-              </w:rPr>
-              <w:t>Имеет FitnessProfile, ProgressRecord, NutritionEntry и Notification.</w:t>
+            <w:tcW w:type="dxa" w:w="1984"/>
+            <w:vAlign w:val="center"/>
+            <w:tcMar>
+              <w:top w:w="80" w:type="dxa"/>
+              <w:left w:w="80" w:type="dxa"/>
+              <w:bottom w:w="80" w:type="dxa"/>
+              <w:right w:w="80" w:type="dxa"/>
+            </w:tcMar>
+          </w:tcPr>
+          <w:p>
+            <w:pPr>
+              <w:spacing w:before="40" w:after="40" w:line="252" w:lineRule="auto"/>
+              <w:ind w:firstLine="0"/>
+            </w:pPr>
+            <w:r>
+              <w:rPr>
+                <w:rFonts w:ascii="Times New Roman" w:hAnsi="Times New Roman"/>
+                <w:b w:val="0"/>
+                <w:sz w:val="20"/>
+              </w:rPr>
+              <w:t>register(), login(), updateProfile(), changePassword()</w:t>
+            </w:r>
+          </w:p>
+        </w:tc>
+        <w:tc>
+          <w:tcPr>
+            <w:tcW w:type="dxa" w:w="2665"/>
+            <w:vAlign w:val="center"/>
+            <w:tcMar>
+              <w:top w:w="80" w:type="dxa"/>
+              <w:left w:w="80" w:type="dxa"/>
+              <w:bottom w:w="80" w:type="dxa"/>
+              <w:right w:w="80" w:type="dxa"/>
+            </w:tcMar>
+          </w:tcPr>
+          <w:p>
+            <w:pPr>
+              <w:spacing w:before="40" w:after="40" w:line="252" w:lineRule="auto"/>
+              <w:ind w:firstLine="0"/>
+            </w:pPr>
+            <w:r>
+              <w:rPr>
+                <w:rFonts w:ascii="Times New Roman" w:hAnsi="Times New Roman"/>
+                <w:b w:val="0"/>
+                <w:sz w:val="20"/>
+              </w:rPr>
+              <w:t>Имеет один FitnessProfile, планы, записи питания, прогресса и уведомления. Назначается тренеру.</w:t>
             </w:r>
           </w:p>
         </w:tc>
       </w:tr>
       <w:tr>
         <w:trPr>
-          <w:jc w:val="center"/>
+          <w:cantSplit/>
         </w:trPr>
         <w:tc>
           <w:tcPr>
-            <w:tcW w:w="2422" w:type="dxa"/>
-          </w:tcPr>
-          <w:p>
-            <w:pPr>
-              <w:rPr>
-                <w:rFonts w:cs="Times New Roman"/>
-                <w:sz w:val="28"/>
-                <w:szCs w:val="28"/>
-              </w:rPr>
-            </w:pPr>
-            <w:r>
-              <w:rPr>
-                <w:rFonts w:cs="Times New Roman"/>
-                <w:sz w:val="28"/>
-                <w:szCs w:val="28"/>
+            <w:tcW w:type="dxa" w:w="1587"/>
+            <w:vAlign w:val="center"/>
+            <w:tcMar>
+              <w:top w:w="80" w:type="dxa"/>
+              <w:left w:w="80" w:type="dxa"/>
+              <w:bottom w:w="80" w:type="dxa"/>
+              <w:right w:w="80" w:type="dxa"/>
+            </w:tcMar>
+          </w:tcPr>
+          <w:p>
+            <w:pPr>
+              <w:spacing w:before="40" w:after="40" w:line="252" w:lineRule="auto"/>
+              <w:ind w:firstLine="0"/>
+            </w:pPr>
+            <w:r>
+              <w:rPr>
+                <w:rFonts w:ascii="Times New Roman" w:hAnsi="Times New Roman"/>
+                <w:b w:val="0"/>
+                <w:sz w:val="20"/>
               </w:rPr>
               <w:t>FitnessProfile</w:t>
             </w:r>
@@ -944,353 +894,217 @@
         </w:tc>
         <w:tc>
           <w:tcPr>
-            <w:tcW w:w="2422" w:type="dxa"/>
-          </w:tcPr>
-          <w:p>
-            <w:pPr>
-              <w:rPr>
-                <w:rFonts w:cs="Times New Roman"/>
-                <w:sz w:val="28"/>
-                <w:szCs w:val="28"/>
-              </w:rPr>
-            </w:pPr>
-            <w:r>
-              <w:rPr>
-                <w:rFonts w:cs="Times New Roman"/>
-                <w:sz w:val="28"/>
-                <w:szCs w:val="28"/>
-              </w:rPr>
-              <w:t>age, height, weight, goal, activityLevel</w:t>
-            </w:r>
-          </w:p>
-        </w:tc>
-        <w:tc>
-          <w:tcPr>
-            <w:tcW w:w="2422" w:type="dxa"/>
-          </w:tcPr>
-          <w:p>
-            <w:pPr>
-              <w:rPr>
-                <w:rFonts w:cs="Times New Roman"/>
-                <w:sz w:val="28"/>
-                <w:szCs w:val="28"/>
-              </w:rPr>
-            </w:pPr>
-            <w:proofErr w:type="gramStart"/>
-            <w:r>
-              <w:rPr>
-                <w:rFonts w:cs="Times New Roman"/>
-                <w:sz w:val="28"/>
-                <w:szCs w:val="28"/>
-              </w:rPr>
-              <w:t>updateMetrics(</w:t>
-            </w:r>
-            <w:proofErr w:type="gramEnd"/>
-            <w:r>
-              <w:rPr>
-                <w:rFonts w:cs="Times New Roman"/>
-                <w:sz w:val="28"/>
-                <w:szCs w:val="28"/>
-              </w:rPr>
-              <w:t xml:space="preserve">), </w:t>
-            </w:r>
-            <w:proofErr w:type="gramStart"/>
-            <w:r>
-              <w:rPr>
-                <w:rFonts w:cs="Times New Roman"/>
-                <w:sz w:val="28"/>
-                <w:szCs w:val="28"/>
-              </w:rPr>
-              <w:t>setGoal(</w:t>
-            </w:r>
-            <w:proofErr w:type="gramEnd"/>
-            <w:r>
-              <w:rPr>
-                <w:rFonts w:cs="Times New Roman"/>
-                <w:sz w:val="28"/>
-                <w:szCs w:val="28"/>
-              </w:rPr>
-              <w:t xml:space="preserve">), </w:t>
-            </w:r>
-            <w:proofErr w:type="gramStart"/>
-            <w:r>
-              <w:rPr>
-                <w:rFonts w:cs="Times New Roman"/>
-                <w:sz w:val="28"/>
-                <w:szCs w:val="28"/>
-              </w:rPr>
-              <w:t>calculateBaseNorms(</w:t>
-            </w:r>
-            <w:proofErr w:type="gramEnd"/>
-            <w:r>
-              <w:rPr>
-                <w:rFonts w:cs="Times New Roman"/>
-                <w:sz w:val="28"/>
-                <w:szCs w:val="28"/>
-              </w:rPr>
-              <w:t>)</w:t>
-            </w:r>
-          </w:p>
-        </w:tc>
-        <w:tc>
-          <w:tcPr>
-            <w:tcW w:w="2422" w:type="dxa"/>
-          </w:tcPr>
-          <w:p>
-            <w:pPr>
-              <w:rPr>
-                <w:rFonts w:cs="Times New Roman"/>
-                <w:sz w:val="28"/>
-                <w:szCs w:val="28"/>
-                <w:lang w:val="ru-RU"/>
-              </w:rPr>
-            </w:pPr>
-            <w:r>
-              <w:rPr>
-                <w:rFonts w:cs="Times New Roman"/>
-                <w:sz w:val="28"/>
-                <w:szCs w:val="28"/>
-                <w:lang w:val="ru-RU"/>
-              </w:rPr>
-              <w:t xml:space="preserve">Принадлежит </w:t>
-            </w:r>
-            <w:r>
-              <w:rPr>
-                <w:rFonts w:cs="Times New Roman"/>
-                <w:sz w:val="28"/>
-                <w:szCs w:val="28"/>
-              </w:rPr>
-              <w:t>User</w:t>
-            </w:r>
-            <w:r>
-              <w:rPr>
-                <w:rFonts w:cs="Times New Roman"/>
-                <w:sz w:val="28"/>
-                <w:szCs w:val="28"/>
-                <w:lang w:val="ru-RU"/>
-              </w:rPr>
-              <w:t xml:space="preserve"> и используется при создании </w:t>
-            </w:r>
-            <w:proofErr w:type="spellStart"/>
-            <w:r>
-              <w:rPr>
-                <w:rFonts w:cs="Times New Roman"/>
-                <w:sz w:val="28"/>
-                <w:szCs w:val="28"/>
-              </w:rPr>
-              <w:t>WorkoutPlan</w:t>
-            </w:r>
-            <w:proofErr w:type="spellEnd"/>
-            <w:r>
-              <w:rPr>
-                <w:rFonts w:cs="Times New Roman"/>
-                <w:sz w:val="28"/>
-                <w:szCs w:val="28"/>
-                <w:lang w:val="ru-RU"/>
-              </w:rPr>
-              <w:t>.</w:t>
+            <w:tcW w:type="dxa" w:w="2835"/>
+            <w:vAlign w:val="center"/>
+            <w:tcMar>
+              <w:top w:w="80" w:type="dxa"/>
+              <w:left w:w="80" w:type="dxa"/>
+              <w:bottom w:w="80" w:type="dxa"/>
+              <w:right w:w="80" w:type="dxa"/>
+            </w:tcMar>
+          </w:tcPr>
+          <w:p>
+            <w:pPr>
+              <w:spacing w:before="40" w:after="40" w:line="252" w:lineRule="auto"/>
+              <w:ind w:firstLine="0"/>
+            </w:pPr>
+            <w:r>
+              <w:rPr>
+                <w:rFonts w:ascii="Times New Roman" w:hAnsi="Times New Roman"/>
+                <w:b w:val="0"/>
+                <w:sz w:val="20"/>
+              </w:rPr>
+              <w:t>userId, age, height, weight, goal, activityLevel, weeklyFrequency, timezone, notificationsEnabled</w:t>
+            </w:r>
+          </w:p>
+        </w:tc>
+        <w:tc>
+          <w:tcPr>
+            <w:tcW w:type="dxa" w:w="1984"/>
+            <w:vAlign w:val="center"/>
+            <w:tcMar>
+              <w:top w:w="80" w:type="dxa"/>
+              <w:left w:w="80" w:type="dxa"/>
+              <w:bottom w:w="80" w:type="dxa"/>
+              <w:right w:w="80" w:type="dxa"/>
+            </w:tcMar>
+          </w:tcPr>
+          <w:p>
+            <w:pPr>
+              <w:spacing w:before="40" w:after="40" w:line="252" w:lineRule="auto"/>
+              <w:ind w:firstLine="0"/>
+            </w:pPr>
+            <w:r>
+              <w:rPr>
+                <w:rFonts w:ascii="Times New Roman" w:hAnsi="Times New Roman"/>
+                <w:b w:val="0"/>
+                <w:sz w:val="20"/>
+              </w:rPr>
+              <w:t>updateMetrics(), setGoal(), setFrequency(), setNotifications()</w:t>
+            </w:r>
+          </w:p>
+        </w:tc>
+        <w:tc>
+          <w:tcPr>
+            <w:tcW w:type="dxa" w:w="2665"/>
+            <w:vAlign w:val="center"/>
+            <w:tcMar>
+              <w:top w:w="80" w:type="dxa"/>
+              <w:left w:w="80" w:type="dxa"/>
+              <w:bottom w:w="80" w:type="dxa"/>
+              <w:right w:w="80" w:type="dxa"/>
+            </w:tcMar>
+          </w:tcPr>
+          <w:p>
+            <w:pPr>
+              <w:spacing w:before="40" w:after="40" w:line="252" w:lineRule="auto"/>
+              <w:ind w:firstLine="0"/>
+            </w:pPr>
+            <w:r>
+              <w:rPr>
+                <w:rFonts w:ascii="Times New Roman" w:hAnsi="Times New Roman"/>
+                <w:b w:val="0"/>
+                <w:sz w:val="20"/>
+              </w:rPr>
+              <w:t>Принадлежит User; параметры используются при формировании WorkoutPlan.</w:t>
             </w:r>
           </w:p>
         </w:tc>
       </w:tr>
       <w:tr>
         <w:trPr>
-          <w:jc w:val="center"/>
+          <w:cantSplit/>
         </w:trPr>
         <w:tc>
           <w:tcPr>
-            <w:tcW w:w="2422" w:type="dxa"/>
-          </w:tcPr>
-          <w:p>
-            <w:pPr>
-              <w:rPr>
-                <w:rFonts w:cs="Times New Roman"/>
-                <w:sz w:val="28"/>
-                <w:szCs w:val="28"/>
-              </w:rPr>
-            </w:pPr>
-            <w:proofErr w:type="spellStart"/>
-            <w:r>
-              <w:rPr>
-                <w:rFonts w:cs="Times New Roman"/>
-                <w:sz w:val="28"/>
-                <w:szCs w:val="28"/>
+            <w:tcW w:type="dxa" w:w="1587"/>
+            <w:vAlign w:val="center"/>
+            <w:tcMar>
+              <w:top w:w="80" w:type="dxa"/>
+              <w:left w:w="80" w:type="dxa"/>
+              <w:bottom w:w="80" w:type="dxa"/>
+              <w:right w:w="80" w:type="dxa"/>
+            </w:tcMar>
+          </w:tcPr>
+          <w:p>
+            <w:pPr>
+              <w:spacing w:before="40" w:after="40" w:line="252" w:lineRule="auto"/>
+              <w:ind w:firstLine="0"/>
+            </w:pPr>
+            <w:r>
+              <w:rPr>
+                <w:rFonts w:ascii="Times New Roman" w:hAnsi="Times New Roman"/>
+                <w:b w:val="0"/>
+                <w:sz w:val="20"/>
               </w:rPr>
               <w:t>WorkoutPlan</w:t>
             </w:r>
-            <w:proofErr w:type="spellEnd"/>
-          </w:p>
-        </w:tc>
-        <w:tc>
-          <w:tcPr>
-            <w:tcW w:w="2422" w:type="dxa"/>
-          </w:tcPr>
-          <w:p>
-            <w:pPr>
-              <w:rPr>
-                <w:rFonts w:cs="Times New Roman"/>
-                <w:sz w:val="28"/>
-                <w:szCs w:val="28"/>
-              </w:rPr>
-            </w:pPr>
-            <w:r>
-              <w:rPr>
-                <w:rFonts w:cs="Times New Roman"/>
-                <w:sz w:val="28"/>
-                <w:szCs w:val="28"/>
-              </w:rPr>
-              <w:t>id, title, level, goal, startDate</w:t>
-            </w:r>
-          </w:p>
-        </w:tc>
-        <w:tc>
-          <w:tcPr>
-            <w:tcW w:w="2422" w:type="dxa"/>
-          </w:tcPr>
-          <w:p>
-            <w:pPr>
-              <w:rPr>
-                <w:rFonts w:cs="Times New Roman"/>
-                <w:sz w:val="28"/>
-                <w:szCs w:val="28"/>
-              </w:rPr>
-            </w:pPr>
-            <w:proofErr w:type="gramStart"/>
-            <w:r>
-              <w:rPr>
-                <w:rFonts w:cs="Times New Roman"/>
-                <w:sz w:val="28"/>
-                <w:szCs w:val="28"/>
-              </w:rPr>
-              <w:t>generatePlan(</w:t>
-            </w:r>
-            <w:proofErr w:type="gramEnd"/>
-            <w:r>
-              <w:rPr>
-                <w:rFonts w:cs="Times New Roman"/>
-                <w:sz w:val="28"/>
-                <w:szCs w:val="28"/>
-              </w:rPr>
-              <w:t xml:space="preserve">), </w:t>
-            </w:r>
-            <w:proofErr w:type="gramStart"/>
-            <w:r>
-              <w:rPr>
-                <w:rFonts w:cs="Times New Roman"/>
-                <w:sz w:val="28"/>
-                <w:szCs w:val="28"/>
-              </w:rPr>
-              <w:t>editPlan(</w:t>
-            </w:r>
-            <w:proofErr w:type="gramEnd"/>
-            <w:r>
-              <w:rPr>
-                <w:rFonts w:cs="Times New Roman"/>
-                <w:sz w:val="28"/>
-                <w:szCs w:val="28"/>
-              </w:rPr>
-              <w:t xml:space="preserve">), </w:t>
-            </w:r>
-            <w:proofErr w:type="gramStart"/>
-            <w:r>
-              <w:rPr>
-                <w:rFonts w:cs="Times New Roman"/>
-                <w:sz w:val="28"/>
-                <w:szCs w:val="28"/>
-              </w:rPr>
-              <w:t>archivePlan(</w:t>
-            </w:r>
-            <w:proofErr w:type="gramEnd"/>
-            <w:r>
-              <w:rPr>
-                <w:rFonts w:cs="Times New Roman"/>
-                <w:sz w:val="28"/>
-                <w:szCs w:val="28"/>
-              </w:rPr>
-              <w:t>)</w:t>
-            </w:r>
-          </w:p>
-        </w:tc>
-        <w:tc>
-          <w:tcPr>
-            <w:tcW w:w="2422" w:type="dxa"/>
-          </w:tcPr>
-          <w:p>
-            <w:pPr>
-              <w:rPr>
-                <w:rFonts w:cs="Times New Roman"/>
-                <w:sz w:val="28"/>
-                <w:szCs w:val="28"/>
-                <w:lang w:val="ru-RU"/>
-              </w:rPr>
-            </w:pPr>
-            <w:r>
-              <w:rPr>
-                <w:rFonts w:cs="Times New Roman"/>
-                <w:sz w:val="28"/>
-                <w:szCs w:val="28"/>
-                <w:lang w:val="ru-RU"/>
-              </w:rPr>
-              <w:t xml:space="preserve">Создается для </w:t>
-            </w:r>
-            <w:r>
-              <w:rPr>
-                <w:rFonts w:cs="Times New Roman"/>
-                <w:sz w:val="28"/>
-                <w:szCs w:val="28"/>
-              </w:rPr>
-              <w:t>User</w:t>
-            </w:r>
-            <w:r>
-              <w:rPr>
-                <w:rFonts w:cs="Times New Roman"/>
-                <w:sz w:val="28"/>
-                <w:szCs w:val="28"/>
-                <w:lang w:val="ru-RU"/>
-              </w:rPr>
-              <w:t xml:space="preserve"> и содержит несколько </w:t>
-            </w:r>
-            <w:r>
-              <w:rPr>
-                <w:rFonts w:cs="Times New Roman"/>
-                <w:sz w:val="28"/>
-                <w:szCs w:val="28"/>
-              </w:rPr>
-              <w:t>Workout</w:t>
-            </w:r>
-            <w:r>
-              <w:rPr>
-                <w:rFonts w:cs="Times New Roman"/>
-                <w:sz w:val="28"/>
-                <w:szCs w:val="28"/>
-                <w:lang w:val="ru-RU"/>
-              </w:rPr>
-              <w:t>.</w:t>
+          </w:p>
+        </w:tc>
+        <w:tc>
+          <w:tcPr>
+            <w:tcW w:type="dxa" w:w="2835"/>
+            <w:vAlign w:val="center"/>
+            <w:tcMar>
+              <w:top w:w="80" w:type="dxa"/>
+              <w:left w:w="80" w:type="dxa"/>
+              <w:bottom w:w="80" w:type="dxa"/>
+              <w:right w:w="80" w:type="dxa"/>
+            </w:tcMar>
+          </w:tcPr>
+          <w:p>
+            <w:pPr>
+              <w:spacing w:before="40" w:after="40" w:line="252" w:lineRule="auto"/>
+              <w:ind w:firstLine="0"/>
+            </w:pPr>
+            <w:r>
+              <w:rPr>
+                <w:rFonts w:ascii="Times New Roman" w:hAnsi="Times New Roman"/>
+                <w:b w:val="0"/>
+                <w:sz w:val="20"/>
+              </w:rPr>
+              <w:t>id, userId, title, level, goal, startDate, trainingDays, coachComments</w:t>
+            </w:r>
+          </w:p>
+        </w:tc>
+        <w:tc>
+          <w:tcPr>
+            <w:tcW w:type="dxa" w:w="1984"/>
+            <w:vAlign w:val="center"/>
+            <w:tcMar>
+              <w:top w:w="80" w:type="dxa"/>
+              <w:left w:w="80" w:type="dxa"/>
+              <w:bottom w:w="80" w:type="dxa"/>
+              <w:right w:w="80" w:type="dxa"/>
+            </w:tcMar>
+          </w:tcPr>
+          <w:p>
+            <w:pPr>
+              <w:spacing w:before="40" w:after="40" w:line="252" w:lineRule="auto"/>
+              <w:ind w:firstLine="0"/>
+            </w:pPr>
+            <w:r>
+              <w:rPr>
+                <w:rFonts w:ascii="Times New Roman" w:hAnsi="Times New Roman"/>
+                <w:b w:val="0"/>
+                <w:sz w:val="20"/>
+              </w:rPr>
+              <w:t>generatePlan(), editPlan(), archivePlan()</w:t>
+            </w:r>
+          </w:p>
+        </w:tc>
+        <w:tc>
+          <w:tcPr>
+            <w:tcW w:type="dxa" w:w="2665"/>
+            <w:vAlign w:val="center"/>
+            <w:tcMar>
+              <w:top w:w="80" w:type="dxa"/>
+              <w:left w:w="80" w:type="dxa"/>
+              <w:bottom w:w="80" w:type="dxa"/>
+              <w:right w:w="80" w:type="dxa"/>
+            </w:tcMar>
+          </w:tcPr>
+          <w:p>
+            <w:pPr>
+              <w:spacing w:before="40" w:after="40" w:line="252" w:lineRule="auto"/>
+              <w:ind w:firstLine="0"/>
+            </w:pPr>
+            <w:r>
+              <w:rPr>
+                <w:rFonts w:ascii="Times New Roman" w:hAnsi="Times New Roman"/>
+                <w:b w:val="0"/>
+                <w:sz w:val="20"/>
+              </w:rPr>
+              <w:t>Принадлежит User; содержит Workout и комментарии тренера. Создается только после выбора подходящего шаблона.</w:t>
             </w:r>
           </w:p>
         </w:tc>
       </w:tr>
       <w:tr>
         <w:trPr>
-          <w:jc w:val="center"/>
+          <w:cantSplit/>
         </w:trPr>
         <w:tc>
           <w:tcPr>
-            <w:tcW w:w="2422" w:type="dxa"/>
-          </w:tcPr>
-          <w:p>
-            <w:pPr>
-              <w:rPr>
-                <w:rFonts w:cs="Times New Roman"/>
-                <w:sz w:val="28"/>
-                <w:szCs w:val="28"/>
-              </w:rPr>
-            </w:pPr>
-            <w:r>
-              <w:rPr>
-                <w:rFonts w:cs="Times New Roman"/>
-                <w:sz w:val="28"/>
-                <w:szCs w:val="28"/>
+            <w:tcW w:type="dxa" w:w="1587"/>
+            <w:vAlign w:val="center"/>
+            <w:tcMar>
+              <w:top w:w="80" w:type="dxa"/>
+              <w:left w:w="80" w:type="dxa"/>
+              <w:bottom w:w="80" w:type="dxa"/>
+              <w:right w:w="80" w:type="dxa"/>
+            </w:tcMar>
+          </w:tcPr>
+          <w:p>
+            <w:pPr>
+              <w:spacing w:before="40" w:after="40" w:line="252" w:lineRule="auto"/>
+              <w:ind w:firstLine="0"/>
+            </w:pPr>
+            <w:r>
+              <w:rPr>
+                <w:rFonts w:ascii="Times New Roman" w:hAnsi="Times New Roman"/>
+                <w:b w:val="0"/>
+                <w:sz w:val="20"/>
               </w:rPr>
               <w:t>Workout</w:t>
             </w:r>
@@ -1298,852 +1112,653 @@
         </w:tc>
         <w:tc>
           <w:tcPr>
-            <w:tcW w:w="2422" w:type="dxa"/>
-          </w:tcPr>
-          <w:p>
-            <w:pPr>
-              <w:rPr>
-                <w:rFonts w:cs="Times New Roman"/>
-                <w:sz w:val="28"/>
-                <w:szCs w:val="28"/>
-              </w:rPr>
-            </w:pPr>
-            <w:r>
-              <w:rPr>
-                <w:rFonts w:cs="Times New Roman"/>
-                <w:sz w:val="28"/>
-                <w:szCs w:val="28"/>
-              </w:rPr>
-              <w:t>id, date, status, duration, comment</w:t>
-            </w:r>
-          </w:p>
-        </w:tc>
-        <w:tc>
-          <w:tcPr>
-            <w:tcW w:w="2422" w:type="dxa"/>
-          </w:tcPr>
-          <w:p>
-            <w:pPr>
-              <w:rPr>
-                <w:rFonts w:cs="Times New Roman"/>
-                <w:sz w:val="28"/>
-                <w:szCs w:val="28"/>
-              </w:rPr>
-            </w:pPr>
-            <w:proofErr w:type="gramStart"/>
-            <w:r>
-              <w:rPr>
-                <w:rFonts w:cs="Times New Roman"/>
-                <w:sz w:val="28"/>
-                <w:szCs w:val="28"/>
-              </w:rPr>
-              <w:t>start(</w:t>
-            </w:r>
-            <w:proofErr w:type="gramEnd"/>
-            <w:r>
-              <w:rPr>
-                <w:rFonts w:cs="Times New Roman"/>
-                <w:sz w:val="28"/>
-                <w:szCs w:val="28"/>
-              </w:rPr>
-              <w:t xml:space="preserve">), </w:t>
-            </w:r>
-            <w:proofErr w:type="gramStart"/>
-            <w:r>
-              <w:rPr>
-                <w:rFonts w:cs="Times New Roman"/>
-                <w:sz w:val="28"/>
-                <w:szCs w:val="28"/>
-              </w:rPr>
-              <w:t>finish(</w:t>
-            </w:r>
-            <w:proofErr w:type="gramEnd"/>
-            <w:r>
-              <w:rPr>
-                <w:rFonts w:cs="Times New Roman"/>
-                <w:sz w:val="28"/>
-                <w:szCs w:val="28"/>
-              </w:rPr>
-              <w:t xml:space="preserve">), </w:t>
-            </w:r>
-            <w:proofErr w:type="gramStart"/>
-            <w:r>
-              <w:rPr>
-                <w:rFonts w:cs="Times New Roman"/>
-                <w:sz w:val="28"/>
-                <w:szCs w:val="28"/>
-              </w:rPr>
-              <w:t>skip(</w:t>
-            </w:r>
-            <w:proofErr w:type="gramEnd"/>
-            <w:r>
-              <w:rPr>
-                <w:rFonts w:cs="Times New Roman"/>
-                <w:sz w:val="28"/>
-                <w:szCs w:val="28"/>
-              </w:rPr>
-              <w:t xml:space="preserve">), </w:t>
-            </w:r>
-            <w:proofErr w:type="gramStart"/>
-            <w:r>
-              <w:rPr>
-                <w:rFonts w:cs="Times New Roman"/>
-                <w:sz w:val="28"/>
-                <w:szCs w:val="28"/>
-              </w:rPr>
-              <w:t>addResult(</w:t>
-            </w:r>
-            <w:proofErr w:type="gramEnd"/>
-            <w:r>
-              <w:rPr>
-                <w:rFonts w:cs="Times New Roman"/>
-                <w:sz w:val="28"/>
-                <w:szCs w:val="28"/>
-              </w:rPr>
-              <w:t>)</w:t>
-            </w:r>
-          </w:p>
-        </w:tc>
-        <w:tc>
-          <w:tcPr>
-            <w:tcW w:w="2422" w:type="dxa"/>
-          </w:tcPr>
-          <w:p>
-            <w:pPr>
-              <w:rPr>
-                <w:rFonts w:cs="Times New Roman"/>
-                <w:sz w:val="28"/>
-                <w:szCs w:val="28"/>
-                <w:lang w:val="ru-RU"/>
-              </w:rPr>
-            </w:pPr>
-            <w:r>
-              <w:rPr>
-                <w:rFonts w:cs="Times New Roman"/>
-                <w:sz w:val="28"/>
-                <w:szCs w:val="28"/>
-                <w:lang w:val="ru-RU"/>
-              </w:rPr>
-              <w:t xml:space="preserve">Входит в </w:t>
-            </w:r>
-            <w:proofErr w:type="spellStart"/>
-            <w:r>
-              <w:rPr>
-                <w:rFonts w:cs="Times New Roman"/>
-                <w:sz w:val="28"/>
-                <w:szCs w:val="28"/>
-              </w:rPr>
-              <w:t>WorkoutPlan</w:t>
-            </w:r>
-            <w:proofErr w:type="spellEnd"/>
-            <w:r>
-              <w:rPr>
-                <w:rFonts w:cs="Times New Roman"/>
-                <w:sz w:val="28"/>
-                <w:szCs w:val="28"/>
-                <w:lang w:val="ru-RU"/>
-              </w:rPr>
-              <w:t xml:space="preserve"> и состоит из </w:t>
-            </w:r>
-            <w:r>
-              <w:rPr>
-                <w:rFonts w:cs="Times New Roman"/>
-                <w:sz w:val="28"/>
-                <w:szCs w:val="28"/>
-              </w:rPr>
-              <w:t>Exercise</w:t>
-            </w:r>
-            <w:r>
-              <w:rPr>
-                <w:rFonts w:cs="Times New Roman"/>
-                <w:sz w:val="28"/>
-                <w:szCs w:val="28"/>
-                <w:lang w:val="ru-RU"/>
-              </w:rPr>
-              <w:t>.</w:t>
+            <w:tcW w:type="dxa" w:w="2835"/>
+            <w:vAlign w:val="center"/>
+            <w:tcMar>
+              <w:top w:w="80" w:type="dxa"/>
+              <w:left w:w="80" w:type="dxa"/>
+              <w:bottom w:w="80" w:type="dxa"/>
+              <w:right w:w="80" w:type="dxa"/>
+            </w:tcMar>
+          </w:tcPr>
+          <w:p>
+            <w:pPr>
+              <w:spacing w:before="40" w:after="40" w:line="252" w:lineRule="auto"/>
+              <w:ind w:firstLine="0"/>
+            </w:pPr>
+            <w:r>
+              <w:rPr>
+                <w:rFonts w:ascii="Times New Roman" w:hAnsi="Times New Roman"/>
+                <w:b w:val="0"/>
+                <w:sz w:val="20"/>
+              </w:rPr>
+              <w:t>id, planId, scheduledAt, status, duration, comment, completionId, syncStatus</w:t>
+            </w:r>
+          </w:p>
+        </w:tc>
+        <w:tc>
+          <w:tcPr>
+            <w:tcW w:type="dxa" w:w="1984"/>
+            <w:vAlign w:val="center"/>
+            <w:tcMar>
+              <w:top w:w="80" w:type="dxa"/>
+              <w:left w:w="80" w:type="dxa"/>
+              <w:bottom w:w="80" w:type="dxa"/>
+              <w:right w:w="80" w:type="dxa"/>
+            </w:tcMar>
+          </w:tcPr>
+          <w:p>
+            <w:pPr>
+              <w:spacing w:before="40" w:after="40" w:line="252" w:lineRule="auto"/>
+              <w:ind w:firstLine="0"/>
+            </w:pPr>
+            <w:r>
+              <w:rPr>
+                <w:rFonts w:ascii="Times New Roman" w:hAnsi="Times New Roman"/>
+                <w:b w:val="0"/>
+                <w:sz w:val="20"/>
+              </w:rPr>
+              <w:t>start(), finish(), skip(), addResult(), resume()</w:t>
+            </w:r>
+          </w:p>
+        </w:tc>
+        <w:tc>
+          <w:tcPr>
+            <w:tcW w:type="dxa" w:w="2665"/>
+            <w:vAlign w:val="center"/>
+            <w:tcMar>
+              <w:top w:w="80" w:type="dxa"/>
+              <w:left w:w="80" w:type="dxa"/>
+              <w:bottom w:w="80" w:type="dxa"/>
+              <w:right w:w="80" w:type="dxa"/>
+            </w:tcMar>
+          </w:tcPr>
+          <w:p>
+            <w:pPr>
+              <w:spacing w:before="40" w:after="40" w:line="252" w:lineRule="auto"/>
+              <w:ind w:firstLine="0"/>
+            </w:pPr>
+            <w:r>
+              <w:rPr>
+                <w:rFonts w:ascii="Times New Roman" w:hAnsi="Times New Roman"/>
+                <w:b w:val="0"/>
+                <w:sz w:val="20"/>
+              </w:rPr>
+              <w:t>Принадлежит WorkoutPlan; содержит WorkoutExercise. completionId неизменен при повторе отправки.</w:t>
             </w:r>
           </w:p>
         </w:tc>
       </w:tr>
       <w:tr>
         <w:trPr>
-          <w:jc w:val="center"/>
+          <w:cantSplit/>
         </w:trPr>
         <w:tc>
           <w:tcPr>
-            <w:tcW w:w="2422" w:type="dxa"/>
-          </w:tcPr>
-          <w:p>
-            <w:pPr>
-              <w:rPr>
-                <w:rFonts w:cs="Times New Roman"/>
-                <w:sz w:val="28"/>
-                <w:szCs w:val="28"/>
-              </w:rPr>
-            </w:pPr>
-            <w:r>
-              <w:rPr>
-                <w:rFonts w:cs="Times New Roman"/>
-                <w:sz w:val="28"/>
-                <w:szCs w:val="28"/>
-              </w:rPr>
-              <w:t>Exercise</w:t>
-            </w:r>
-          </w:p>
-        </w:tc>
-        <w:tc>
-          <w:tcPr>
-            <w:tcW w:w="2422" w:type="dxa"/>
-          </w:tcPr>
-          <w:p>
-            <w:pPr>
-              <w:rPr>
-                <w:rFonts w:cs="Times New Roman"/>
-                <w:sz w:val="28"/>
-                <w:szCs w:val="28"/>
-              </w:rPr>
-            </w:pPr>
-            <w:r>
-              <w:rPr>
-                <w:rFonts w:cs="Times New Roman"/>
-                <w:sz w:val="28"/>
-                <w:szCs w:val="28"/>
-              </w:rPr>
-              <w:t>id, name, muscleGroup, equipment, technique</w:t>
-            </w:r>
-          </w:p>
-        </w:tc>
-        <w:tc>
-          <w:tcPr>
-            <w:tcW w:w="2422" w:type="dxa"/>
-          </w:tcPr>
-          <w:p>
-            <w:pPr>
-              <w:rPr>
-                <w:rFonts w:cs="Times New Roman"/>
-                <w:sz w:val="28"/>
-                <w:szCs w:val="28"/>
-              </w:rPr>
-            </w:pPr>
-            <w:proofErr w:type="gramStart"/>
-            <w:r>
-              <w:rPr>
-                <w:rFonts w:cs="Times New Roman"/>
-                <w:sz w:val="28"/>
-                <w:szCs w:val="28"/>
-              </w:rPr>
-              <w:t>openDescription(</w:t>
-            </w:r>
-            <w:proofErr w:type="gramEnd"/>
-            <w:r>
-              <w:rPr>
-                <w:rFonts w:cs="Times New Roman"/>
-                <w:sz w:val="28"/>
-                <w:szCs w:val="28"/>
-              </w:rPr>
-              <w:t xml:space="preserve">), </w:t>
-            </w:r>
-            <w:proofErr w:type="gramStart"/>
-            <w:r>
-              <w:rPr>
-                <w:rFonts w:cs="Times New Roman"/>
-                <w:sz w:val="28"/>
-                <w:szCs w:val="28"/>
-              </w:rPr>
-              <w:t>openVideo(</w:t>
-            </w:r>
-            <w:proofErr w:type="gramEnd"/>
-            <w:r>
-              <w:rPr>
-                <w:rFonts w:cs="Times New Roman"/>
-                <w:sz w:val="28"/>
-                <w:szCs w:val="28"/>
-              </w:rPr>
-              <w:t xml:space="preserve">), </w:t>
-            </w:r>
-            <w:proofErr w:type="gramStart"/>
-            <w:r>
-              <w:rPr>
-                <w:rFonts w:cs="Times New Roman"/>
-                <w:sz w:val="28"/>
-                <w:szCs w:val="28"/>
-              </w:rPr>
-              <w:t>addToWorkout(</w:t>
-            </w:r>
-            <w:proofErr w:type="gramEnd"/>
-            <w:r>
-              <w:rPr>
-                <w:rFonts w:cs="Times New Roman"/>
-                <w:sz w:val="28"/>
-                <w:szCs w:val="28"/>
-              </w:rPr>
-              <w:t>)</w:t>
-            </w:r>
-          </w:p>
-        </w:tc>
-        <w:tc>
-          <w:tcPr>
-            <w:tcW w:w="2422" w:type="dxa"/>
-          </w:tcPr>
-          <w:p>
-            <w:pPr>
-              <w:rPr>
-                <w:rFonts w:cs="Times New Roman"/>
-                <w:sz w:val="28"/>
-                <w:szCs w:val="28"/>
-                <w:lang w:val="ru-RU"/>
-              </w:rPr>
-            </w:pPr>
-            <w:r>
-              <w:rPr>
-                <w:rFonts w:cs="Times New Roman"/>
-                <w:sz w:val="28"/>
-                <w:szCs w:val="28"/>
-                <w:lang w:val="ru-RU"/>
-              </w:rPr>
-              <w:t xml:space="preserve">Используется в </w:t>
-            </w:r>
-            <w:r>
-              <w:rPr>
-                <w:rFonts w:cs="Times New Roman"/>
-                <w:sz w:val="28"/>
-                <w:szCs w:val="28"/>
-              </w:rPr>
-              <w:t>Workout</w:t>
-            </w:r>
-            <w:r>
-              <w:rPr>
-                <w:rFonts w:cs="Times New Roman"/>
-                <w:sz w:val="28"/>
-                <w:szCs w:val="28"/>
-                <w:lang w:val="ru-RU"/>
-              </w:rPr>
-              <w:t xml:space="preserve"> и хранится администратором контента.</w:t>
+            <w:tcW w:type="dxa" w:w="1587"/>
+            <w:vAlign w:val="center"/>
+            <w:tcMar>
+              <w:top w:w="80" w:type="dxa"/>
+              <w:left w:w="80" w:type="dxa"/>
+              <w:bottom w:w="80" w:type="dxa"/>
+              <w:right w:w="80" w:type="dxa"/>
+            </w:tcMar>
+          </w:tcPr>
+          <w:p>
+            <w:pPr>
+              <w:spacing w:before="40" w:after="40" w:line="252" w:lineRule="auto"/>
+              <w:ind w:firstLine="0"/>
+            </w:pPr>
+            <w:r>
+              <w:rPr>
+                <w:rFonts w:ascii="Times New Roman" w:hAnsi="Times New Roman"/>
+                <w:b w:val="0"/>
+                <w:sz w:val="20"/>
+              </w:rPr>
+              <w:t>WorkoutExercise</w:t>
+            </w:r>
+          </w:p>
+        </w:tc>
+        <w:tc>
+          <w:tcPr>
+            <w:tcW w:type="dxa" w:w="2835"/>
+            <w:vAlign w:val="center"/>
+            <w:tcMar>
+              <w:top w:w="80" w:type="dxa"/>
+              <w:left w:w="80" w:type="dxa"/>
+              <w:bottom w:w="80" w:type="dxa"/>
+              <w:right w:w="80" w:type="dxa"/>
+            </w:tcMar>
+          </w:tcPr>
+          <w:p>
+            <w:pPr>
+              <w:spacing w:before="40" w:after="40" w:line="252" w:lineRule="auto"/>
+              <w:ind w:firstLine="0"/>
+            </w:pPr>
+            <w:r>
+              <w:rPr>
+                <w:rFonts w:ascii="Times New Roman" w:hAnsi="Times New Roman"/>
+                <w:b w:val="0"/>
+                <w:sz w:val="20"/>
+              </w:rPr>
+              <w:t>id, workoutId, exerciseId, position, plannedSets, reps, restSeconds, completedSetNumbers</w:t>
+            </w:r>
+          </w:p>
+        </w:tc>
+        <w:tc>
+          <w:tcPr>
+            <w:tcW w:type="dxa" w:w="1984"/>
+            <w:vAlign w:val="center"/>
+            <w:tcMar>
+              <w:top w:w="80" w:type="dxa"/>
+              <w:left w:w="80" w:type="dxa"/>
+              <w:bottom w:w="80" w:type="dxa"/>
+              <w:right w:w="80" w:type="dxa"/>
+            </w:tcMar>
+          </w:tcPr>
+          <w:p>
+            <w:pPr>
+              <w:spacing w:before="40" w:after="40" w:line="252" w:lineRule="auto"/>
+              <w:ind w:firstLine="0"/>
+            </w:pPr>
+            <w:r>
+              <w:rPr>
+                <w:rFonts w:ascii="Times New Roman" w:hAnsi="Times New Roman"/>
+                <w:b w:val="0"/>
+                <w:sz w:val="20"/>
+              </w:rPr>
+              <w:t>markSet(), unmarkSet(), isComplete()</w:t>
+            </w:r>
+          </w:p>
+        </w:tc>
+        <w:tc>
+          <w:tcPr>
+            <w:tcW w:type="dxa" w:w="2665"/>
+            <w:vAlign w:val="center"/>
+            <w:tcMar>
+              <w:top w:w="80" w:type="dxa"/>
+              <w:left w:w="80" w:type="dxa"/>
+              <w:bottom w:w="80" w:type="dxa"/>
+              <w:right w:w="80" w:type="dxa"/>
+            </w:tcMar>
+          </w:tcPr>
+          <w:p>
+            <w:pPr>
+              <w:spacing w:before="40" w:after="40" w:line="252" w:lineRule="auto"/>
+              <w:ind w:firstLine="0"/>
+            </w:pPr>
+            <w:r>
+              <w:rPr>
+                <w:rFonts w:ascii="Times New Roman" w:hAnsi="Times New Roman"/>
+                <w:b w:val="0"/>
+                <w:sz w:val="20"/>
+              </w:rPr>
+              <w:t>Принадлежит одному Workout и ссылается на один Exercise; хранит параметры и отметки подходов.</w:t>
             </w:r>
           </w:p>
         </w:tc>
       </w:tr>
       <w:tr>
         <w:trPr>
-          <w:jc w:val="center"/>
+          <w:cantSplit/>
         </w:trPr>
         <w:tc>
           <w:tcPr>
-            <w:tcW w:w="2422" w:type="dxa"/>
-          </w:tcPr>
-          <w:p>
-            <w:pPr>
-              <w:rPr>
-                <w:rFonts w:cs="Times New Roman"/>
-                <w:sz w:val="28"/>
-                <w:szCs w:val="28"/>
-              </w:rPr>
-            </w:pPr>
-            <w:proofErr w:type="spellStart"/>
-            <w:r>
-              <w:rPr>
-                <w:rFonts w:cs="Times New Roman"/>
-                <w:sz w:val="28"/>
-                <w:szCs w:val="28"/>
-              </w:rPr>
-              <w:lastRenderedPageBreak/>
-              <w:t>NutritionEntry</w:t>
-            </w:r>
-            <w:proofErr w:type="spellEnd"/>
-          </w:p>
-        </w:tc>
-        <w:tc>
-          <w:tcPr>
-            <w:tcW w:w="2422" w:type="dxa"/>
-          </w:tcPr>
-          <w:p>
-            <w:pPr>
-              <w:rPr>
-                <w:rFonts w:cs="Times New Roman"/>
-                <w:sz w:val="28"/>
-                <w:szCs w:val="28"/>
-              </w:rPr>
-            </w:pPr>
-            <w:r>
-              <w:rPr>
-                <w:rFonts w:cs="Times New Roman"/>
-                <w:sz w:val="28"/>
-                <w:szCs w:val="28"/>
-              </w:rPr>
-              <w:t>id, date, mealName, calories, protein, carbs, fat</w:t>
-            </w:r>
-          </w:p>
-        </w:tc>
-        <w:tc>
-          <w:tcPr>
-            <w:tcW w:w="2422" w:type="dxa"/>
-          </w:tcPr>
-          <w:p>
-            <w:pPr>
-              <w:rPr>
-                <w:rFonts w:cs="Times New Roman"/>
-                <w:sz w:val="28"/>
-                <w:szCs w:val="28"/>
-              </w:rPr>
-            </w:pPr>
-            <w:proofErr w:type="gramStart"/>
-            <w:r>
-              <w:rPr>
-                <w:rFonts w:cs="Times New Roman"/>
-                <w:sz w:val="28"/>
-                <w:szCs w:val="28"/>
-              </w:rPr>
-              <w:t>addMeal(</w:t>
-            </w:r>
-            <w:proofErr w:type="gramEnd"/>
-            <w:r>
-              <w:rPr>
-                <w:rFonts w:cs="Times New Roman"/>
-                <w:sz w:val="28"/>
-                <w:szCs w:val="28"/>
-              </w:rPr>
-              <w:t xml:space="preserve">), </w:t>
-            </w:r>
-            <w:proofErr w:type="gramStart"/>
-            <w:r>
-              <w:rPr>
-                <w:rFonts w:cs="Times New Roman"/>
-                <w:sz w:val="28"/>
-                <w:szCs w:val="28"/>
-              </w:rPr>
-              <w:t>editMeal(</w:t>
-            </w:r>
-            <w:proofErr w:type="gramEnd"/>
-            <w:r>
-              <w:rPr>
-                <w:rFonts w:cs="Times New Roman"/>
-                <w:sz w:val="28"/>
-                <w:szCs w:val="28"/>
-              </w:rPr>
-              <w:t xml:space="preserve">), </w:t>
-            </w:r>
-            <w:proofErr w:type="gramStart"/>
-            <w:r>
-              <w:rPr>
-                <w:rFonts w:cs="Times New Roman"/>
-                <w:sz w:val="28"/>
-                <w:szCs w:val="28"/>
-              </w:rPr>
-              <w:t>calculateDailyTotal(</w:t>
-            </w:r>
-            <w:proofErr w:type="gramEnd"/>
-            <w:r>
-              <w:rPr>
-                <w:rFonts w:cs="Times New Roman"/>
-                <w:sz w:val="28"/>
-                <w:szCs w:val="28"/>
-              </w:rPr>
-              <w:t>)</w:t>
-            </w:r>
-          </w:p>
-        </w:tc>
-        <w:tc>
-          <w:tcPr>
-            <w:tcW w:w="2422" w:type="dxa"/>
-          </w:tcPr>
-          <w:p>
-            <w:pPr>
-              <w:rPr>
-                <w:rFonts w:cs="Times New Roman"/>
-                <w:sz w:val="28"/>
-                <w:szCs w:val="28"/>
-                <w:lang w:val="ru-RU"/>
-              </w:rPr>
-            </w:pPr>
-            <w:r>
-              <w:rPr>
-                <w:rFonts w:cs="Times New Roman"/>
-                <w:sz w:val="28"/>
-                <w:szCs w:val="28"/>
-                <w:lang w:val="ru-RU"/>
-              </w:rPr>
-              <w:t xml:space="preserve">Создается </w:t>
-            </w:r>
-            <w:r>
-              <w:rPr>
-                <w:rFonts w:cs="Times New Roman"/>
-                <w:sz w:val="28"/>
-                <w:szCs w:val="28"/>
-              </w:rPr>
-              <w:t>User</w:t>
-            </w:r>
-            <w:r>
-              <w:rPr>
-                <w:rFonts w:cs="Times New Roman"/>
-                <w:sz w:val="28"/>
-                <w:szCs w:val="28"/>
-                <w:lang w:val="ru-RU"/>
-              </w:rPr>
-              <w:t xml:space="preserve"> и влияет на аналитику </w:t>
-            </w:r>
-            <w:proofErr w:type="spellStart"/>
-            <w:r>
-              <w:rPr>
-                <w:rFonts w:cs="Times New Roman"/>
-                <w:sz w:val="28"/>
-                <w:szCs w:val="28"/>
-              </w:rPr>
-              <w:t>ProgressRecord</w:t>
-            </w:r>
-            <w:proofErr w:type="spellEnd"/>
-            <w:r>
-              <w:rPr>
-                <w:rFonts w:cs="Times New Roman"/>
-                <w:sz w:val="28"/>
-                <w:szCs w:val="28"/>
-                <w:lang w:val="ru-RU"/>
-              </w:rPr>
-              <w:t>.</w:t>
+            <w:tcW w:type="dxa" w:w="1587"/>
+            <w:vAlign w:val="center"/>
+            <w:tcMar>
+              <w:top w:w="80" w:type="dxa"/>
+              <w:left w:w="80" w:type="dxa"/>
+              <w:bottom w:w="80" w:type="dxa"/>
+              <w:right w:w="80" w:type="dxa"/>
+            </w:tcMar>
+          </w:tcPr>
+          <w:p>
+            <w:pPr>
+              <w:spacing w:before="40" w:after="40" w:line="252" w:lineRule="auto"/>
+              <w:ind w:firstLine="0"/>
+            </w:pPr>
+            <w:r>
+              <w:rPr>
+                <w:rFonts w:ascii="Times New Roman" w:hAnsi="Times New Roman"/>
+                <w:b w:val="0"/>
+                <w:sz w:val="20"/>
+              </w:rPr>
+              <w:t>Exercise</w:t>
+            </w:r>
+          </w:p>
+        </w:tc>
+        <w:tc>
+          <w:tcPr>
+            <w:tcW w:type="dxa" w:w="2835"/>
+            <w:vAlign w:val="center"/>
+            <w:tcMar>
+              <w:top w:w="80" w:type="dxa"/>
+              <w:left w:w="80" w:type="dxa"/>
+              <w:bottom w:w="80" w:type="dxa"/>
+              <w:right w:w="80" w:type="dxa"/>
+            </w:tcMar>
+          </w:tcPr>
+          <w:p>
+            <w:pPr>
+              <w:spacing w:before="40" w:after="40" w:line="252" w:lineRule="auto"/>
+              <w:ind w:firstLine="0"/>
+            </w:pPr>
+            <w:r>
+              <w:rPr>
+                <w:rFonts w:ascii="Times New Roman" w:hAnsi="Times New Roman"/>
+                <w:b w:val="0"/>
+                <w:sz w:val="20"/>
+              </w:rPr>
+              <w:t>id, name, muscleGroup, equipment, technique, videoUrl</w:t>
+            </w:r>
+          </w:p>
+        </w:tc>
+        <w:tc>
+          <w:tcPr>
+            <w:tcW w:type="dxa" w:w="1984"/>
+            <w:vAlign w:val="center"/>
+            <w:tcMar>
+              <w:top w:w="80" w:type="dxa"/>
+              <w:left w:w="80" w:type="dxa"/>
+              <w:bottom w:w="80" w:type="dxa"/>
+              <w:right w:w="80" w:type="dxa"/>
+            </w:tcMar>
+          </w:tcPr>
+          <w:p>
+            <w:pPr>
+              <w:spacing w:before="40" w:after="40" w:line="252" w:lineRule="auto"/>
+              <w:ind w:firstLine="0"/>
+            </w:pPr>
+            <w:r>
+              <w:rPr>
+                <w:rFonts w:ascii="Times New Roman" w:hAnsi="Times New Roman"/>
+                <w:b w:val="0"/>
+                <w:sz w:val="20"/>
+              </w:rPr>
+              <w:t>openDescription(), openVideo(), addToWorkout()</w:t>
+            </w:r>
+          </w:p>
+        </w:tc>
+        <w:tc>
+          <w:tcPr>
+            <w:tcW w:type="dxa" w:w="2665"/>
+            <w:vAlign w:val="center"/>
+            <w:tcMar>
+              <w:top w:w="80" w:type="dxa"/>
+              <w:left w:w="80" w:type="dxa"/>
+              <w:bottom w:w="80" w:type="dxa"/>
+              <w:right w:w="80" w:type="dxa"/>
+            </w:tcMar>
+          </w:tcPr>
+          <w:p>
+            <w:pPr>
+              <w:spacing w:before="40" w:after="40" w:line="252" w:lineRule="auto"/>
+              <w:ind w:firstLine="0"/>
+            </w:pPr>
+            <w:r>
+              <w:rPr>
+                <w:rFonts w:ascii="Times New Roman" w:hAnsi="Times New Roman"/>
+                <w:b w:val="0"/>
+                <w:sz w:val="20"/>
+              </w:rPr>
+              <w:t>Используется в Workout через WorkoutExercise; управляется администратором контента.</w:t>
             </w:r>
           </w:p>
         </w:tc>
       </w:tr>
       <w:tr>
         <w:trPr>
-          <w:jc w:val="center"/>
+          <w:cantSplit/>
         </w:trPr>
         <w:tc>
           <w:tcPr>
-            <w:tcW w:w="2422" w:type="dxa"/>
-          </w:tcPr>
-          <w:p>
-            <w:pPr>
-              <w:rPr>
-                <w:rFonts w:cs="Times New Roman"/>
-                <w:sz w:val="28"/>
-                <w:szCs w:val="28"/>
-              </w:rPr>
-            </w:pPr>
-            <w:proofErr w:type="spellStart"/>
-            <w:r>
-              <w:rPr>
-                <w:rFonts w:cs="Times New Roman"/>
-                <w:sz w:val="28"/>
-                <w:szCs w:val="28"/>
-              </w:rPr>
-              <w:t>ProgressRecord</w:t>
-            </w:r>
-            <w:proofErr w:type="spellEnd"/>
-          </w:p>
-        </w:tc>
-        <w:tc>
-          <w:tcPr>
-            <w:tcW w:w="2422" w:type="dxa"/>
-          </w:tcPr>
-          <w:p>
-            <w:pPr>
-              <w:rPr>
-                <w:rFonts w:cs="Times New Roman"/>
-                <w:sz w:val="28"/>
-                <w:szCs w:val="28"/>
-              </w:rPr>
-            </w:pPr>
-            <w:r>
-              <w:rPr>
-                <w:rFonts w:cs="Times New Roman"/>
-                <w:sz w:val="28"/>
-                <w:szCs w:val="28"/>
-              </w:rPr>
-              <w:t>date, weight, measurements, photoUrl, strengthResult</w:t>
-            </w:r>
-          </w:p>
-        </w:tc>
-        <w:tc>
-          <w:tcPr>
-            <w:tcW w:w="2422" w:type="dxa"/>
-          </w:tcPr>
-          <w:p>
-            <w:pPr>
-              <w:rPr>
-                <w:rFonts w:cs="Times New Roman"/>
-                <w:sz w:val="28"/>
-                <w:szCs w:val="28"/>
-              </w:rPr>
-            </w:pPr>
-            <w:proofErr w:type="gramStart"/>
-            <w:r>
-              <w:rPr>
-                <w:rFonts w:cs="Times New Roman"/>
-                <w:sz w:val="28"/>
-                <w:szCs w:val="28"/>
-              </w:rPr>
-              <w:t>saveRecord(</w:t>
-            </w:r>
-            <w:proofErr w:type="gramEnd"/>
-            <w:r>
-              <w:rPr>
-                <w:rFonts w:cs="Times New Roman"/>
-                <w:sz w:val="28"/>
-                <w:szCs w:val="28"/>
-              </w:rPr>
-              <w:t xml:space="preserve">), </w:t>
-            </w:r>
-            <w:proofErr w:type="gramStart"/>
-            <w:r>
-              <w:rPr>
-                <w:rFonts w:cs="Times New Roman"/>
-                <w:sz w:val="28"/>
-                <w:szCs w:val="28"/>
-              </w:rPr>
-              <w:t>buildChart(</w:t>
-            </w:r>
-            <w:proofErr w:type="gramEnd"/>
-            <w:r>
-              <w:rPr>
-                <w:rFonts w:cs="Times New Roman"/>
-                <w:sz w:val="28"/>
-                <w:szCs w:val="28"/>
-              </w:rPr>
-              <w:t xml:space="preserve">), </w:t>
-            </w:r>
-            <w:proofErr w:type="gramStart"/>
-            <w:r>
-              <w:rPr>
-                <w:rFonts w:cs="Times New Roman"/>
-                <w:sz w:val="28"/>
-                <w:szCs w:val="28"/>
-              </w:rPr>
-              <w:t>comparePeriod(</w:t>
-            </w:r>
-            <w:proofErr w:type="gramEnd"/>
-            <w:r>
-              <w:rPr>
-                <w:rFonts w:cs="Times New Roman"/>
-                <w:sz w:val="28"/>
-                <w:szCs w:val="28"/>
-              </w:rPr>
-              <w:t>)</w:t>
-            </w:r>
-          </w:p>
-        </w:tc>
-        <w:tc>
-          <w:tcPr>
-            <w:tcW w:w="2422" w:type="dxa"/>
-          </w:tcPr>
-          <w:p>
-            <w:pPr>
-              <w:rPr>
-                <w:rFonts w:cs="Times New Roman"/>
-                <w:sz w:val="28"/>
-                <w:szCs w:val="28"/>
-              </w:rPr>
-            </w:pPr>
-            <w:r>
-              <w:rPr>
-                <w:rFonts w:cs="Times New Roman"/>
-                <w:sz w:val="28"/>
-                <w:szCs w:val="28"/>
-              </w:rPr>
-              <w:t>Связан с User, Workout и NutritionEntry.</w:t>
+            <w:tcW w:type="dxa" w:w="1587"/>
+            <w:vAlign w:val="center"/>
+            <w:tcMar>
+              <w:top w:w="80" w:type="dxa"/>
+              <w:left w:w="80" w:type="dxa"/>
+              <w:bottom w:w="80" w:type="dxa"/>
+              <w:right w:w="80" w:type="dxa"/>
+            </w:tcMar>
+          </w:tcPr>
+          <w:p>
+            <w:pPr>
+              <w:spacing w:before="40" w:after="40" w:line="252" w:lineRule="auto"/>
+              <w:ind w:firstLine="0"/>
+            </w:pPr>
+            <w:r>
+              <w:rPr>
+                <w:rFonts w:ascii="Times New Roman" w:hAnsi="Times New Roman"/>
+                <w:b w:val="0"/>
+                <w:sz w:val="20"/>
+              </w:rPr>
+              <w:t>NutritionEntry</w:t>
+            </w:r>
+          </w:p>
+        </w:tc>
+        <w:tc>
+          <w:tcPr>
+            <w:tcW w:type="dxa" w:w="2835"/>
+            <w:vAlign w:val="center"/>
+            <w:tcMar>
+              <w:top w:w="80" w:type="dxa"/>
+              <w:left w:w="80" w:type="dxa"/>
+              <w:bottom w:w="80" w:type="dxa"/>
+              <w:right w:w="80" w:type="dxa"/>
+            </w:tcMar>
+          </w:tcPr>
+          <w:p>
+            <w:pPr>
+              <w:spacing w:before="40" w:after="40" w:line="252" w:lineRule="auto"/>
+              <w:ind w:firstLine="0"/>
+            </w:pPr>
+            <w:r>
+              <w:rPr>
+                <w:rFonts w:ascii="Times New Roman" w:hAnsi="Times New Roman"/>
+                <w:b w:val="0"/>
+                <w:sz w:val="20"/>
+              </w:rPr>
+              <w:t>id, userId, date, mealName, calories, protein, carbs, fat</w:t>
+            </w:r>
+          </w:p>
+        </w:tc>
+        <w:tc>
+          <w:tcPr>
+            <w:tcW w:type="dxa" w:w="1984"/>
+            <w:vAlign w:val="center"/>
+            <w:tcMar>
+              <w:top w:w="80" w:type="dxa"/>
+              <w:left w:w="80" w:type="dxa"/>
+              <w:bottom w:w="80" w:type="dxa"/>
+              <w:right w:w="80" w:type="dxa"/>
+            </w:tcMar>
+          </w:tcPr>
+          <w:p>
+            <w:pPr>
+              <w:spacing w:before="40" w:after="40" w:line="252" w:lineRule="auto"/>
+              <w:ind w:firstLine="0"/>
+            </w:pPr>
+            <w:r>
+              <w:rPr>
+                <w:rFonts w:ascii="Times New Roman" w:hAnsi="Times New Roman"/>
+                <w:b w:val="0"/>
+                <w:sz w:val="20"/>
+              </w:rPr>
+              <w:t>addMeal(), editMeal(), calculateDailyTotal()</w:t>
+            </w:r>
+          </w:p>
+        </w:tc>
+        <w:tc>
+          <w:tcPr>
+            <w:tcW w:type="dxa" w:w="2665"/>
+            <w:vAlign w:val="center"/>
+            <w:tcMar>
+              <w:top w:w="80" w:type="dxa"/>
+              <w:left w:w="80" w:type="dxa"/>
+              <w:bottom w:w="80" w:type="dxa"/>
+              <w:right w:w="80" w:type="dxa"/>
+            </w:tcMar>
+          </w:tcPr>
+          <w:p>
+            <w:pPr>
+              <w:spacing w:before="40" w:after="40" w:line="252" w:lineRule="auto"/>
+              <w:ind w:firstLine="0"/>
+            </w:pPr>
+            <w:r>
+              <w:rPr>
+                <w:rFonts w:ascii="Times New Roman" w:hAnsi="Times New Roman"/>
+                <w:b w:val="0"/>
+                <w:sz w:val="20"/>
+              </w:rPr>
+              <w:t>Принадлежит User; используется для дневной сводки и аналитики.</w:t>
             </w:r>
           </w:p>
         </w:tc>
       </w:tr>
       <w:tr>
         <w:trPr>
-          <w:jc w:val="center"/>
+          <w:cantSplit/>
         </w:trPr>
         <w:tc>
           <w:tcPr>
-            <w:tcW w:w="2422" w:type="dxa"/>
-          </w:tcPr>
-          <w:p>
-            <w:pPr>
-              <w:rPr>
-                <w:rFonts w:cs="Times New Roman"/>
-                <w:sz w:val="28"/>
-                <w:szCs w:val="28"/>
-              </w:rPr>
-            </w:pPr>
-            <w:r>
-              <w:rPr>
-                <w:rFonts w:cs="Times New Roman"/>
-                <w:sz w:val="28"/>
-                <w:szCs w:val="28"/>
-              </w:rPr>
-              <w:t>Notification</w:t>
-            </w:r>
-          </w:p>
-        </w:tc>
-        <w:tc>
-          <w:tcPr>
-            <w:tcW w:w="2422" w:type="dxa"/>
-          </w:tcPr>
-          <w:p>
-            <w:pPr>
-              <w:rPr>
-                <w:rFonts w:cs="Times New Roman"/>
-                <w:sz w:val="28"/>
-                <w:szCs w:val="28"/>
-              </w:rPr>
-            </w:pPr>
-            <w:r>
-              <w:rPr>
-                <w:rFonts w:cs="Times New Roman"/>
-                <w:sz w:val="28"/>
-                <w:szCs w:val="28"/>
-              </w:rPr>
-              <w:t>id, type, text, status, plannedAt</w:t>
-            </w:r>
-          </w:p>
-        </w:tc>
-        <w:tc>
-          <w:tcPr>
-            <w:tcW w:w="2422" w:type="dxa"/>
-          </w:tcPr>
-          <w:p>
-            <w:pPr>
-              <w:rPr>
-                <w:rFonts w:cs="Times New Roman"/>
-                <w:sz w:val="28"/>
-                <w:szCs w:val="28"/>
-              </w:rPr>
-            </w:pPr>
-            <w:proofErr w:type="gramStart"/>
-            <w:r>
-              <w:rPr>
-                <w:rFonts w:cs="Times New Roman"/>
-                <w:sz w:val="28"/>
-                <w:szCs w:val="28"/>
-              </w:rPr>
-              <w:t>send(</w:t>
-            </w:r>
-            <w:proofErr w:type="gramEnd"/>
-            <w:r>
-              <w:rPr>
-                <w:rFonts w:cs="Times New Roman"/>
-                <w:sz w:val="28"/>
-                <w:szCs w:val="28"/>
-              </w:rPr>
-              <w:t xml:space="preserve">), </w:t>
-            </w:r>
-            <w:proofErr w:type="gramStart"/>
-            <w:r>
-              <w:rPr>
-                <w:rFonts w:cs="Times New Roman"/>
-                <w:sz w:val="28"/>
-                <w:szCs w:val="28"/>
-              </w:rPr>
-              <w:t>markRead(</w:t>
-            </w:r>
-            <w:proofErr w:type="gramEnd"/>
-            <w:r>
-              <w:rPr>
-                <w:rFonts w:cs="Times New Roman"/>
-                <w:sz w:val="28"/>
-                <w:szCs w:val="28"/>
-              </w:rPr>
-              <w:t xml:space="preserve">), </w:t>
-            </w:r>
-            <w:proofErr w:type="gramStart"/>
-            <w:r>
-              <w:rPr>
-                <w:rFonts w:cs="Times New Roman"/>
-                <w:sz w:val="28"/>
-                <w:szCs w:val="28"/>
-              </w:rPr>
-              <w:t>cancel(</w:t>
-            </w:r>
-            <w:proofErr w:type="gramEnd"/>
-            <w:r>
-              <w:rPr>
-                <w:rFonts w:cs="Times New Roman"/>
-                <w:sz w:val="28"/>
-                <w:szCs w:val="28"/>
-              </w:rPr>
-              <w:t>)</w:t>
-            </w:r>
-          </w:p>
-        </w:tc>
-        <w:tc>
-          <w:tcPr>
-            <w:tcW w:w="2422" w:type="dxa"/>
-          </w:tcPr>
-          <w:p>
-            <w:pPr>
-              <w:rPr>
-                <w:rFonts w:cs="Times New Roman"/>
-                <w:sz w:val="28"/>
-                <w:szCs w:val="28"/>
-                <w:lang w:val="ru-RU"/>
-              </w:rPr>
-            </w:pPr>
-            <w:r>
-              <w:rPr>
-                <w:rFonts w:cs="Times New Roman"/>
-                <w:sz w:val="28"/>
-                <w:szCs w:val="28"/>
-                <w:lang w:val="ru-RU"/>
-              </w:rPr>
-              <w:t xml:space="preserve">Формируется по </w:t>
-            </w:r>
-            <w:proofErr w:type="spellStart"/>
-            <w:r>
-              <w:rPr>
-                <w:rFonts w:cs="Times New Roman"/>
-                <w:sz w:val="28"/>
-                <w:szCs w:val="28"/>
-              </w:rPr>
-              <w:t>WorkoutPlan</w:t>
-            </w:r>
-            <w:proofErr w:type="spellEnd"/>
-            <w:r>
-              <w:rPr>
-                <w:rFonts w:cs="Times New Roman"/>
-                <w:sz w:val="28"/>
-                <w:szCs w:val="28"/>
-                <w:lang w:val="ru-RU"/>
-              </w:rPr>
-              <w:t xml:space="preserve"> и </w:t>
-            </w:r>
-            <w:proofErr w:type="spellStart"/>
-            <w:r>
-              <w:rPr>
-                <w:rFonts w:cs="Times New Roman"/>
-                <w:sz w:val="28"/>
-                <w:szCs w:val="28"/>
+            <w:tcW w:type="dxa" w:w="1587"/>
+            <w:vAlign w:val="center"/>
+            <w:tcMar>
+              <w:top w:w="80" w:type="dxa"/>
+              <w:left w:w="80" w:type="dxa"/>
+              <w:bottom w:w="80" w:type="dxa"/>
+              <w:right w:w="80" w:type="dxa"/>
+            </w:tcMar>
+          </w:tcPr>
+          <w:p>
+            <w:pPr>
+              <w:spacing w:before="40" w:after="40" w:line="252" w:lineRule="auto"/>
+              <w:ind w:firstLine="0"/>
+            </w:pPr>
+            <w:r>
+              <w:rPr>
+                <w:rFonts w:ascii="Times New Roman" w:hAnsi="Times New Roman"/>
+                <w:b w:val="0"/>
+                <w:sz w:val="20"/>
               </w:rPr>
               <w:t>ProgressRecord</w:t>
             </w:r>
-            <w:proofErr w:type="spellEnd"/>
-            <w:r>
-              <w:rPr>
-                <w:rFonts w:cs="Times New Roman"/>
-                <w:sz w:val="28"/>
-                <w:szCs w:val="28"/>
-                <w:lang w:val="ru-RU"/>
-              </w:rPr>
-              <w:t>.</w:t>
+          </w:p>
+        </w:tc>
+        <w:tc>
+          <w:tcPr>
+            <w:tcW w:type="dxa" w:w="2835"/>
+            <w:vAlign w:val="center"/>
+            <w:tcMar>
+              <w:top w:w="80" w:type="dxa"/>
+              <w:left w:w="80" w:type="dxa"/>
+              <w:bottom w:w="80" w:type="dxa"/>
+              <w:right w:w="80" w:type="dxa"/>
+            </w:tcMar>
+          </w:tcPr>
+          <w:p>
+            <w:pPr>
+              <w:spacing w:before="40" w:after="40" w:line="252" w:lineRule="auto"/>
+              <w:ind w:firstLine="0"/>
+            </w:pPr>
+            <w:r>
+              <w:rPr>
+                <w:rFonts w:ascii="Times New Roman" w:hAnsi="Times New Roman"/>
+                <w:b w:val="0"/>
+                <w:sz w:val="20"/>
+              </w:rPr>
+              <w:t>id, userId, date, weight, measurements, photoUrl, strengthResult, operationId, syncStatus</w:t>
+            </w:r>
+          </w:p>
+        </w:tc>
+        <w:tc>
+          <w:tcPr>
+            <w:tcW w:type="dxa" w:w="1984"/>
+            <w:vAlign w:val="center"/>
+            <w:tcMar>
+              <w:top w:w="80" w:type="dxa"/>
+              <w:left w:w="80" w:type="dxa"/>
+              <w:bottom w:w="80" w:type="dxa"/>
+              <w:right w:w="80" w:type="dxa"/>
+            </w:tcMar>
+          </w:tcPr>
+          <w:p>
+            <w:pPr>
+              <w:spacing w:before="40" w:after="40" w:line="252" w:lineRule="auto"/>
+              <w:ind w:firstLine="0"/>
+            </w:pPr>
+            <w:r>
+              <w:rPr>
+                <w:rFonts w:ascii="Times New Roman" w:hAnsi="Times New Roman"/>
+                <w:b w:val="0"/>
+                <w:sz w:val="20"/>
+              </w:rPr>
+              <w:t>saveRecord(), buildChart(), comparePeriod()</w:t>
+            </w:r>
+          </w:p>
+        </w:tc>
+        <w:tc>
+          <w:tcPr>
+            <w:tcW w:type="dxa" w:w="2665"/>
+            <w:vAlign w:val="center"/>
+            <w:tcMar>
+              <w:top w:w="80" w:type="dxa"/>
+              <w:left w:w="80" w:type="dxa"/>
+              <w:bottom w:w="80" w:type="dxa"/>
+              <w:right w:w="80" w:type="dxa"/>
+            </w:tcMar>
+          </w:tcPr>
+          <w:p>
+            <w:pPr>
+              <w:spacing w:before="40" w:after="40" w:line="252" w:lineRule="auto"/>
+              <w:ind w:firstLine="0"/>
+            </w:pPr>
+            <w:r>
+              <w:rPr>
+                <w:rFonts w:ascii="Times New Roman" w:hAnsi="Times New Roman"/>
+                <w:b w:val="0"/>
+                <w:sz w:val="20"/>
+              </w:rPr>
+              <w:t>Принадлежит User; operationId защищает от повторной записи при синхронизации.</w:t>
             </w:r>
           </w:p>
         </w:tc>
       </w:tr>
       <w:tr>
         <w:trPr>
-          <w:jc w:val="center"/>
+          <w:cantSplit/>
         </w:trPr>
         <w:tc>
           <w:tcPr>
-            <w:tcW w:w="2422" w:type="dxa"/>
-          </w:tcPr>
-          <w:p>
-            <w:pPr>
-              <w:rPr>
-                <w:rFonts w:cs="Times New Roman"/>
-                <w:sz w:val="28"/>
-                <w:szCs w:val="28"/>
-              </w:rPr>
-            </w:pPr>
-            <w:r>
-              <w:rPr>
-                <w:rFonts w:cs="Times New Roman"/>
-                <w:sz w:val="28"/>
-                <w:szCs w:val="28"/>
+            <w:tcW w:type="dxa" w:w="1587"/>
+            <w:vAlign w:val="center"/>
+            <w:tcMar>
+              <w:top w:w="80" w:type="dxa"/>
+              <w:left w:w="80" w:type="dxa"/>
+              <w:bottom w:w="80" w:type="dxa"/>
+              <w:right w:w="80" w:type="dxa"/>
+            </w:tcMar>
+          </w:tcPr>
+          <w:p>
+            <w:pPr>
+              <w:spacing w:before="40" w:after="40" w:line="252" w:lineRule="auto"/>
+              <w:ind w:firstLine="0"/>
+            </w:pPr>
+            <w:r>
+              <w:rPr>
+                <w:rFonts w:ascii="Times New Roman" w:hAnsi="Times New Roman"/>
+                <w:b w:val="0"/>
+                <w:sz w:val="20"/>
+              </w:rPr>
+              <w:t>Notification</w:t>
+            </w:r>
+          </w:p>
+        </w:tc>
+        <w:tc>
+          <w:tcPr>
+            <w:tcW w:type="dxa" w:w="2835"/>
+            <w:vAlign w:val="center"/>
+            <w:tcMar>
+              <w:top w:w="80" w:type="dxa"/>
+              <w:left w:w="80" w:type="dxa"/>
+              <w:bottom w:w="80" w:type="dxa"/>
+              <w:right w:w="80" w:type="dxa"/>
+            </w:tcMar>
+          </w:tcPr>
+          <w:p>
+            <w:pPr>
+              <w:spacing w:before="40" w:after="40" w:line="252" w:lineRule="auto"/>
+              <w:ind w:firstLine="0"/>
+            </w:pPr>
+            <w:r>
+              <w:rPr>
+                <w:rFonts w:ascii="Times New Roman" w:hAnsi="Times New Roman"/>
+                <w:b w:val="0"/>
+                <w:sz w:val="20"/>
+              </w:rPr>
+              <w:t>id, userId, workoutId, type, text, status, plannedAt, eventKey</w:t>
+            </w:r>
+          </w:p>
+        </w:tc>
+        <w:tc>
+          <w:tcPr>
+            <w:tcW w:type="dxa" w:w="1984"/>
+            <w:vAlign w:val="center"/>
+            <w:tcMar>
+              <w:top w:w="80" w:type="dxa"/>
+              <w:left w:w="80" w:type="dxa"/>
+              <w:bottom w:w="80" w:type="dxa"/>
+              <w:right w:w="80" w:type="dxa"/>
+            </w:tcMar>
+          </w:tcPr>
+          <w:p>
+            <w:pPr>
+              <w:spacing w:before="40" w:after="40" w:line="252" w:lineRule="auto"/>
+              <w:ind w:firstLine="0"/>
+            </w:pPr>
+            <w:r>
+              <w:rPr>
+                <w:rFonts w:ascii="Times New Roman" w:hAnsi="Times New Roman"/>
+                <w:b w:val="0"/>
+                <w:sz w:val="20"/>
+              </w:rPr>
+              <w:t>schedule(), send(), markRead(), cancel()</w:t>
+            </w:r>
+          </w:p>
+        </w:tc>
+        <w:tc>
+          <w:tcPr>
+            <w:tcW w:type="dxa" w:w="2665"/>
+            <w:vAlign w:val="center"/>
+            <w:tcMar>
+              <w:top w:w="80" w:type="dxa"/>
+              <w:left w:w="80" w:type="dxa"/>
+              <w:bottom w:w="80" w:type="dxa"/>
+              <w:right w:w="80" w:type="dxa"/>
+            </w:tcMar>
+          </w:tcPr>
+          <w:p>
+            <w:pPr>
+              <w:spacing w:before="40" w:after="40" w:line="252" w:lineRule="auto"/>
+              <w:ind w:firstLine="0"/>
+            </w:pPr>
+            <w:r>
+              <w:rPr>
+                <w:rFonts w:ascii="Times New Roman" w:hAnsi="Times New Roman"/>
+                <w:b w:val="0"/>
+                <w:sz w:val="20"/>
+              </w:rPr>
+              <w:t>Связано с User; для напоминания о тренировке также с Workout. eventKey исключает повтор одного события.</w:t>
+            </w:r>
+          </w:p>
+        </w:tc>
+      </w:tr>
+      <w:tr>
+        <w:trPr>
+          <w:cantSplit/>
+        </w:trPr>
+        <w:tc>
+          <w:tcPr>
+            <w:tcW w:type="dxa" w:w="1587"/>
+            <w:vAlign w:val="center"/>
+            <w:tcMar>
+              <w:top w:w="80" w:type="dxa"/>
+              <w:left w:w="80" w:type="dxa"/>
+              <w:bottom w:w="80" w:type="dxa"/>
+              <w:right w:w="80" w:type="dxa"/>
+            </w:tcMar>
+          </w:tcPr>
+          <w:p>
+            <w:pPr>
+              <w:spacing w:before="40" w:after="40" w:line="252" w:lineRule="auto"/>
+              <w:ind w:firstLine="0"/>
+            </w:pPr>
+            <w:r>
+              <w:rPr>
+                <w:rFonts w:ascii="Times New Roman" w:hAnsi="Times New Roman"/>
+                <w:b w:val="0"/>
+                <w:sz w:val="20"/>
               </w:rPr>
               <w:t>Coach</w:t>
             </w:r>
@@ -2151,132 +1766,79 @@
         </w:tc>
         <w:tc>
           <w:tcPr>
-            <w:tcW w:w="2422" w:type="dxa"/>
-          </w:tcPr>
-          <w:p>
-            <w:pPr>
-              <w:rPr>
-                <w:rFonts w:cs="Times New Roman"/>
-                <w:sz w:val="28"/>
-                <w:szCs w:val="28"/>
-              </w:rPr>
-            </w:pPr>
-            <w:r>
-              <w:rPr>
-                <w:rFonts w:cs="Times New Roman"/>
-                <w:sz w:val="28"/>
-                <w:szCs w:val="28"/>
-              </w:rPr>
-              <w:t>coachId, specialization, status</w:t>
-            </w:r>
-          </w:p>
-        </w:tc>
-        <w:tc>
-          <w:tcPr>
-            <w:tcW w:w="2422" w:type="dxa"/>
-          </w:tcPr>
-          <w:p>
-            <w:pPr>
-              <w:rPr>
-                <w:rFonts w:cs="Times New Roman"/>
-                <w:sz w:val="28"/>
-                <w:szCs w:val="28"/>
-              </w:rPr>
-            </w:pPr>
-            <w:proofErr w:type="gramStart"/>
-            <w:r>
-              <w:rPr>
-                <w:rFonts w:cs="Times New Roman"/>
-                <w:sz w:val="28"/>
-                <w:szCs w:val="28"/>
-              </w:rPr>
-              <w:t>reviewPlan(</w:t>
-            </w:r>
-            <w:proofErr w:type="gramEnd"/>
-            <w:r>
-              <w:rPr>
-                <w:rFonts w:cs="Times New Roman"/>
-                <w:sz w:val="28"/>
-                <w:szCs w:val="28"/>
-              </w:rPr>
-              <w:t xml:space="preserve">), </w:t>
-            </w:r>
-            <w:proofErr w:type="gramStart"/>
-            <w:r>
-              <w:rPr>
-                <w:rFonts w:cs="Times New Roman"/>
-                <w:sz w:val="28"/>
-                <w:szCs w:val="28"/>
-              </w:rPr>
-              <w:t>commentProgress(</w:t>
-            </w:r>
-            <w:proofErr w:type="gramEnd"/>
-            <w:r>
-              <w:rPr>
-                <w:rFonts w:cs="Times New Roman"/>
-                <w:sz w:val="28"/>
-                <w:szCs w:val="28"/>
-              </w:rPr>
-              <w:t xml:space="preserve">), </w:t>
-            </w:r>
-            <w:proofErr w:type="gramStart"/>
-            <w:r>
-              <w:rPr>
-                <w:rFonts w:cs="Times New Roman"/>
-                <w:sz w:val="28"/>
-                <w:szCs w:val="28"/>
-              </w:rPr>
-              <w:t>adjustRecommendation(</w:t>
-            </w:r>
-            <w:proofErr w:type="gramEnd"/>
-            <w:r>
-              <w:rPr>
-                <w:rFonts w:cs="Times New Roman"/>
-                <w:sz w:val="28"/>
-                <w:szCs w:val="28"/>
-              </w:rPr>
-              <w:t>)</w:t>
-            </w:r>
-          </w:p>
-        </w:tc>
-        <w:tc>
-          <w:tcPr>
-            <w:tcW w:w="2422" w:type="dxa"/>
-          </w:tcPr>
-          <w:p>
-            <w:pPr>
-              <w:rPr>
-                <w:rFonts w:cs="Times New Roman"/>
-                <w:sz w:val="28"/>
-                <w:szCs w:val="28"/>
-                <w:lang w:val="ru-RU"/>
-              </w:rPr>
-            </w:pPr>
-            <w:r>
-              <w:rPr>
-                <w:rFonts w:cs="Times New Roman"/>
-                <w:sz w:val="28"/>
-                <w:szCs w:val="28"/>
-                <w:lang w:val="ru-RU"/>
-              </w:rPr>
-              <w:t xml:space="preserve">Сопровождает </w:t>
-            </w:r>
-            <w:r>
-              <w:rPr>
-                <w:rFonts w:cs="Times New Roman"/>
-                <w:sz w:val="28"/>
-                <w:szCs w:val="28"/>
-              </w:rPr>
-              <w:t>User</w:t>
-            </w:r>
-            <w:r>
-              <w:rPr>
-                <w:rFonts w:cs="Times New Roman"/>
-                <w:sz w:val="28"/>
-                <w:szCs w:val="28"/>
-                <w:lang w:val="ru-RU"/>
-              </w:rPr>
-              <w:t xml:space="preserve"> и комментирует прогресс.</w:t>
+            <w:tcW w:type="dxa" w:w="2835"/>
+            <w:vAlign w:val="center"/>
+            <w:tcMar>
+              <w:top w:w="80" w:type="dxa"/>
+              <w:left w:w="80" w:type="dxa"/>
+              <w:bottom w:w="80" w:type="dxa"/>
+              <w:right w:w="80" w:type="dxa"/>
+            </w:tcMar>
+          </w:tcPr>
+          <w:p>
+            <w:pPr>
+              <w:spacing w:before="40" w:after="40" w:line="252" w:lineRule="auto"/>
+              <w:ind w:firstLine="0"/>
+            </w:pPr>
+            <w:r>
+              <w:rPr>
+                <w:rFonts w:ascii="Times New Roman" w:hAnsi="Times New Roman"/>
+                <w:b w:val="0"/>
+                <w:sz w:val="20"/>
+              </w:rPr>
+              <w:t>coachId, userId, specialization, status</w:t>
+            </w:r>
+          </w:p>
+        </w:tc>
+        <w:tc>
+          <w:tcPr>
+            <w:tcW w:type="dxa" w:w="1984"/>
+            <w:vAlign w:val="center"/>
+            <w:tcMar>
+              <w:top w:w="80" w:type="dxa"/>
+              <w:left w:w="80" w:type="dxa"/>
+              <w:bottom w:w="80" w:type="dxa"/>
+              <w:right w:w="80" w:type="dxa"/>
+            </w:tcMar>
+          </w:tcPr>
+          <w:p>
+            <w:pPr>
+              <w:spacing w:before="40" w:after="40" w:line="252" w:lineRule="auto"/>
+              <w:ind w:firstLine="0"/>
+            </w:pPr>
+            <w:r>
+              <w:rPr>
+                <w:rFonts w:ascii="Times New Roman" w:hAnsi="Times New Roman"/>
+                <w:b w:val="0"/>
+                <w:sz w:val="20"/>
+              </w:rPr>
+              <w:t>reviewPlan(), commentPlan(), adjustAdvice()</w:t>
+            </w:r>
+          </w:p>
+        </w:tc>
+        <w:tc>
+          <w:tcPr>
+            <w:tcW w:type="dxa" w:w="2665"/>
+            <w:vAlign w:val="center"/>
+            <w:tcMar>
+              <w:top w:w="80" w:type="dxa"/>
+              <w:left w:w="80" w:type="dxa"/>
+              <w:bottom w:w="80" w:type="dxa"/>
+              <w:right w:w="80" w:type="dxa"/>
+            </w:tcMar>
+          </w:tcPr>
+          <w:p>
+            <w:pPr>
+              <w:spacing w:before="40" w:after="40" w:line="252" w:lineRule="auto"/>
+              <w:ind w:firstLine="0"/>
+            </w:pPr>
+            <w:r>
+              <w:rPr>
+                <w:rFonts w:ascii="Times New Roman" w:hAnsi="Times New Roman"/>
+                <w:b w:val="0"/>
+                <w:sz w:val="20"/>
+              </w:rPr>
+              <w:t>Является профилем User с ролью «тренер»; сопровождает назначенных пользователей и их планы.</w:t>
             </w:r>
           </w:p>
         </w:tc>
@@ -2294,259 +1856,8 @@
     </w:p>
     <w:p>
       <w:pPr>
-        <w:spacing w:after="120"/>
-        <w:ind w:firstLine="709"/>
-        <w:rPr>
-          <w:rFonts w:cs="Times New Roman"/>
-          <w:sz w:val="28"/>
-          <w:szCs w:val="28"/>
-          <w:lang w:val="ru-RU"/>
-        </w:rPr>
-      </w:pPr>
-      <w:r>
-        <w:rPr>
-          <w:rFonts w:cs="Times New Roman"/>
-          <w:sz w:val="28"/>
-          <w:szCs w:val="28"/>
-          <w:lang w:val="ru-RU"/>
-        </w:rPr>
-        <w:t xml:space="preserve">Основные связи между классами: </w:t>
-      </w:r>
-      <w:r>
-        <w:rPr>
-          <w:rFonts w:cs="Times New Roman"/>
-          <w:sz w:val="28"/>
-          <w:szCs w:val="28"/>
-        </w:rPr>
-        <w:t>User</w:t>
-      </w:r>
-      <w:r>
-        <w:rPr>
-          <w:rFonts w:cs="Times New Roman"/>
-          <w:sz w:val="28"/>
-          <w:szCs w:val="28"/>
-          <w:lang w:val="ru-RU"/>
-        </w:rPr>
-        <w:t xml:space="preserve"> имеет один </w:t>
-      </w:r>
-      <w:proofErr w:type="spellStart"/>
-      <w:r>
-        <w:rPr>
-          <w:rFonts w:cs="Times New Roman"/>
-          <w:sz w:val="28"/>
-          <w:szCs w:val="28"/>
-        </w:rPr>
-        <w:t>FitnessProfile</w:t>
-      </w:r>
-      <w:proofErr w:type="spellEnd"/>
-      <w:r>
-        <w:rPr>
-          <w:rFonts w:cs="Times New Roman"/>
-          <w:sz w:val="28"/>
-          <w:szCs w:val="28"/>
-          <w:lang w:val="ru-RU"/>
-        </w:rPr>
-        <w:t xml:space="preserve">; </w:t>
-      </w:r>
-      <w:r>
-        <w:rPr>
-          <w:rFonts w:cs="Times New Roman"/>
-          <w:sz w:val="28"/>
-          <w:szCs w:val="28"/>
-        </w:rPr>
-        <w:t>User</w:t>
-      </w:r>
-      <w:r>
-        <w:rPr>
-          <w:rFonts w:cs="Times New Roman"/>
-          <w:sz w:val="28"/>
-          <w:szCs w:val="28"/>
-          <w:lang w:val="ru-RU"/>
-        </w:rPr>
-        <w:t xml:space="preserve"> получает </w:t>
-      </w:r>
-      <w:proofErr w:type="spellStart"/>
-      <w:r>
-        <w:rPr>
-          <w:rFonts w:cs="Times New Roman"/>
-          <w:sz w:val="28"/>
-          <w:szCs w:val="28"/>
-        </w:rPr>
-        <w:t>WorkoutPlan</w:t>
-      </w:r>
-      <w:proofErr w:type="spellEnd"/>
-      <w:r>
-        <w:rPr>
-          <w:rFonts w:cs="Times New Roman"/>
-          <w:sz w:val="28"/>
-          <w:szCs w:val="28"/>
-          <w:lang w:val="ru-RU"/>
-        </w:rPr>
-        <w:t xml:space="preserve">; </w:t>
-      </w:r>
-      <w:proofErr w:type="spellStart"/>
-      <w:r>
-        <w:rPr>
-          <w:rFonts w:cs="Times New Roman"/>
-          <w:sz w:val="28"/>
-          <w:szCs w:val="28"/>
-        </w:rPr>
-        <w:t>WorkoutPlan</w:t>
-      </w:r>
-      <w:proofErr w:type="spellEnd"/>
-      <w:r>
-        <w:rPr>
-          <w:rFonts w:cs="Times New Roman"/>
-          <w:sz w:val="28"/>
-          <w:szCs w:val="28"/>
-          <w:lang w:val="ru-RU"/>
-        </w:rPr>
-        <w:t xml:space="preserve"> содержит несколько </w:t>
-      </w:r>
-      <w:r>
-        <w:rPr>
-          <w:rFonts w:cs="Times New Roman"/>
-          <w:sz w:val="28"/>
-          <w:szCs w:val="28"/>
-        </w:rPr>
-        <w:t>Workout</w:t>
-      </w:r>
-      <w:r>
-        <w:rPr>
-          <w:rFonts w:cs="Times New Roman"/>
-          <w:sz w:val="28"/>
-          <w:szCs w:val="28"/>
-          <w:lang w:val="ru-RU"/>
-        </w:rPr>
-        <w:t xml:space="preserve">; </w:t>
-      </w:r>
-      <w:r>
-        <w:rPr>
-          <w:rFonts w:cs="Times New Roman"/>
-          <w:sz w:val="28"/>
-          <w:szCs w:val="28"/>
-        </w:rPr>
-        <w:t>Workout</w:t>
-      </w:r>
-      <w:r>
-        <w:rPr>
-          <w:rFonts w:cs="Times New Roman"/>
-          <w:sz w:val="28"/>
-          <w:szCs w:val="28"/>
-          <w:lang w:val="ru-RU"/>
-        </w:rPr>
-        <w:t xml:space="preserve"> состоит из </w:t>
-      </w:r>
-      <w:r>
-        <w:rPr>
-          <w:rFonts w:cs="Times New Roman"/>
-          <w:sz w:val="28"/>
-          <w:szCs w:val="28"/>
-        </w:rPr>
-        <w:t>Exercise</w:t>
-      </w:r>
-      <w:r>
-        <w:rPr>
-          <w:rFonts w:cs="Times New Roman"/>
-          <w:sz w:val="28"/>
-          <w:szCs w:val="28"/>
-          <w:lang w:val="ru-RU"/>
-        </w:rPr>
-        <w:t xml:space="preserve">; </w:t>
-      </w:r>
-      <w:r>
-        <w:rPr>
-          <w:rFonts w:cs="Times New Roman"/>
-          <w:sz w:val="28"/>
-          <w:szCs w:val="28"/>
-        </w:rPr>
-        <w:t>User</w:t>
-      </w:r>
-      <w:r>
-        <w:rPr>
-          <w:rFonts w:cs="Times New Roman"/>
-          <w:sz w:val="28"/>
-          <w:szCs w:val="28"/>
-          <w:lang w:val="ru-RU"/>
-        </w:rPr>
-        <w:t xml:space="preserve"> ведет </w:t>
-      </w:r>
-      <w:proofErr w:type="spellStart"/>
-      <w:r>
-        <w:rPr>
-          <w:rFonts w:cs="Times New Roman"/>
-          <w:sz w:val="28"/>
-          <w:szCs w:val="28"/>
-        </w:rPr>
-        <w:t>NutritionEntry</w:t>
-      </w:r>
-      <w:proofErr w:type="spellEnd"/>
-      <w:r>
-        <w:rPr>
-          <w:rFonts w:cs="Times New Roman"/>
-          <w:sz w:val="28"/>
-          <w:szCs w:val="28"/>
-          <w:lang w:val="ru-RU"/>
-        </w:rPr>
-        <w:t xml:space="preserve">; </w:t>
-      </w:r>
-      <w:proofErr w:type="spellStart"/>
-      <w:r>
-        <w:rPr>
-          <w:rFonts w:cs="Times New Roman"/>
-          <w:sz w:val="28"/>
-          <w:szCs w:val="28"/>
-        </w:rPr>
-        <w:t>ProgressRecord</w:t>
-      </w:r>
-      <w:proofErr w:type="spellEnd"/>
-      <w:r>
-        <w:rPr>
-          <w:rFonts w:cs="Times New Roman"/>
-          <w:sz w:val="28"/>
-          <w:szCs w:val="28"/>
-          <w:lang w:val="ru-RU"/>
-        </w:rPr>
-        <w:t xml:space="preserve"> отражает изменения пользователя; </w:t>
-      </w:r>
-      <w:r>
-        <w:rPr>
-          <w:rFonts w:cs="Times New Roman"/>
-          <w:sz w:val="28"/>
-          <w:szCs w:val="28"/>
-        </w:rPr>
-        <w:t>Notification</w:t>
-      </w:r>
-      <w:r>
-        <w:rPr>
-          <w:rFonts w:cs="Times New Roman"/>
-          <w:sz w:val="28"/>
-          <w:szCs w:val="28"/>
-          <w:lang w:val="ru-RU"/>
-        </w:rPr>
-        <w:t xml:space="preserve"> создается на основе плана и активности; </w:t>
-      </w:r>
-      <w:r>
-        <w:rPr>
-          <w:rFonts w:cs="Times New Roman"/>
-          <w:sz w:val="28"/>
-          <w:szCs w:val="28"/>
-        </w:rPr>
-        <w:t>Coach</w:t>
-      </w:r>
-      <w:r>
-        <w:rPr>
-          <w:rFonts w:cs="Times New Roman"/>
-          <w:sz w:val="28"/>
-          <w:szCs w:val="28"/>
-          <w:lang w:val="ru-RU"/>
-        </w:rPr>
-        <w:t xml:space="preserve"> может сопровождать пользователя и корректировать рекомендации.</w:t>
-      </w:r>
-    </w:p>
-    <w:p>
-      <w:pPr>
         <w:pStyle w:val="21"/>
+        <w:pageBreakBefore/>
         <w:rPr>
           <w:rFonts w:ascii="Times New Roman" w:hAnsi="Times New Roman" w:cs="Times New Roman"/>
           <w:szCs w:val="28"/>
@@ -2595,28 +1906,13 @@
           <w:szCs w:val="28"/>
           <w:lang w:val="ru-RU"/>
         </w:rPr>
-        <w:t xml:space="preserve">В качестве основного сценария выбрано выполнение тренировки и фиксация результата. Этот сценарий связан с центральной функцией </w:t>
-      </w:r>
-      <w:r>
-        <w:rPr>
-          <w:rFonts w:cs="Times New Roman"/>
-          <w:sz w:val="28"/>
-          <w:szCs w:val="28"/>
-        </w:rPr>
-        <w:t>M</w:t>
-      </w:r>
-      <w:r>
-        <w:rPr>
-          <w:rFonts w:cs="Times New Roman"/>
-          <w:sz w:val="28"/>
-          <w:szCs w:val="28"/>
-          <w:lang w:val="ru-RU"/>
-        </w:rPr>
-        <w:t>13: пользователь открывает план, выполняет упражнения, сохраняет результат, а система обновляет прогресс и создает напоминания.</w:t>
+        <w:t>Диаграмма соответствует сценарию 2: выполнению тренировки из уже активного плана. Вертикальные пунктирные линии обозначают участников во времени, горизонтальные стрелки — сообщения и ответы. Цикл loop показывает отметку подходов, блок alt — сохранение при доступной сети и локальную очередь при ее отсутствии.</w:t>
       </w:r>
     </w:p>
     <w:p>
       <w:pPr>
+        <w:keepNext/>
+        <w:ind w:firstLine="0"/>
         <w:jc w:val="center"/>
         <w:rPr>
           <w:rFonts w:cs="Times New Roman"/>
@@ -2625,30 +1921,22 @@
         </w:rPr>
       </w:pPr>
       <w:r>
-        <w:rPr>
-          <w:rFonts w:cs="Times New Roman"/>
-          <w:noProof/>
-          <w:sz w:val="28"/>
-          <w:szCs w:val="28"/>
-        </w:rPr>
-        <w:lastRenderedPageBreak/>
         <w:drawing>
-          <wp:inline distT="0" distB="0" distL="0" distR="0" wp14:anchorId="45CD4DA0" wp14:editId="6F01056C">
-            <wp:extent cx="4072763" cy="9102082"/>
-            <wp:effectExtent l="0" t="0" r="4445" b="4445"/>
-            <wp:docPr id="2" name="Picture 2"/>
+          <wp:inline xmlns:a="http://schemas.openxmlformats.org/drawingml/2006/main" xmlns:pic="http://schemas.openxmlformats.org/drawingml/2006/picture">
+            <wp:extent cx="5760000" cy="4922182"/>
+            <wp:docPr id="4" name="Picture 4"/>
             <wp:cNvGraphicFramePr>
-              <a:graphicFrameLocks xmlns:a="http://schemas.openxmlformats.org/drawingml/2006/main" noChangeAspect="1"/>
+              <a:graphicFrameLocks noChangeAspect="1"/>
             </wp:cNvGraphicFramePr>
-            <a:graphic xmlns:a="http://schemas.openxmlformats.org/drawingml/2006/main">
+            <a:graphic>
               <a:graphicData uri="http://schemas.openxmlformats.org/drawingml/2006/picture">
-                <pic:pic xmlns:pic="http://schemas.openxmlformats.org/drawingml/2006/picture">
+                <pic:pic>
                   <pic:nvPicPr>
-                    <pic:cNvPr id="0" name="m13_sequence.png"/>
+                    <pic:cNvPr id="0" name="m13-sequence.png"/>
                     <pic:cNvPicPr/>
                   </pic:nvPicPr>
                   <pic:blipFill>
-                    <a:blip r:embed="rId7"/>
+                    <a:blip r:embed="rId11"/>
                     <a:stretch>
                       <a:fillRect/>
                     </a:stretch>
@@ -2656,11 +1944,9 @@
                   <pic:spPr>
                     <a:xfrm>
                       <a:off x="0" y="0"/>
-                      <a:ext cx="4229067" cy="9451402"/>
+                      <a:ext cx="5760000" cy="4922182"/>
                     </a:xfrm>
-                    <a:prstGeom prst="rect">
-                      <a:avLst/>
-                    </a:prstGeom>
+                    <a:prstGeom prst="rect"/>
                   </pic:spPr>
                 </pic:pic>
               </a:graphicData>
@@ -2671,8 +1957,9 @@
     </w:p>
     <w:p>
       <w:pPr>
+        <w:keepNext w:val="0"/>
         <w:spacing w:after="120"/>
-        <w:ind w:firstLine="709"/>
+        <w:ind w:firstLine="0"/>
         <w:jc w:val="center"/>
         <w:rPr>
           <w:rFonts w:cs="Times New Roman"/>
@@ -2711,114 +1998,133 @@
     </w:p>
     <w:tbl>
       <w:tblPr>
-        <w:tblStyle w:val="aff0"/>
-        <w:tblW w:w="0" w:type="auto"/>
+        <w:tblW w:type="auto" w:w="0"/>
         <w:jc w:val="center"/>
-        <w:tblLook w:val="04A0" w:firstRow="1" w:lastRow="0" w:firstColumn="1" w:lastColumn="0" w:noHBand="0" w:noVBand="1"/>
+        <w:tblLayout w:type="fixed"/>
+        <w:tblLook w:firstColumn="1" w:firstRow="1" w:lastColumn="0" w:lastRow="0" w:noHBand="0" w:noVBand="1" w:val="04A0"/>
+        <w:tblBorders>
+          <w:top w:val="single" w:sz="6" w:color="808080"/>
+          <w:left w:val="single" w:sz="6" w:color="808080"/>
+          <w:bottom w:val="single" w:sz="6" w:color="808080"/>
+          <w:right w:val="single" w:sz="6" w:color="808080"/>
+          <w:insideH w:val="single" w:sz="6" w:color="808080"/>
+          <w:insideV w:val="single" w:sz="6" w:color="808080"/>
+        </w:tblBorders>
       </w:tblPr>
       <w:tblGrid>
-        <w:gridCol w:w="3224"/>
-        <w:gridCol w:w="3227"/>
-        <w:gridCol w:w="3228"/>
+        <w:gridCol w:w="737"/>
+        <w:gridCol w:w="2835"/>
+        <w:gridCol w:w="5499"/>
       </w:tblGrid>
       <w:tr>
         <w:trPr>
-          <w:jc w:val="center"/>
+          <w:cantSplit/>
+          <w:tblHeader/>
         </w:trPr>
         <w:tc>
           <w:tcPr>
-            <w:tcW w:w="3230" w:type="dxa"/>
-            <w:shd w:val="clear" w:color="auto" w:fill="D9EAF7"/>
-          </w:tcPr>
-          <w:p>
-            <w:pPr>
-              <w:rPr>
-                <w:rFonts w:cs="Times New Roman"/>
-                <w:sz w:val="28"/>
-                <w:szCs w:val="28"/>
-              </w:rPr>
-            </w:pPr>
-            <w:r>
-              <w:rPr>
-                <w:rFonts w:cs="Times New Roman"/>
+            <w:tcW w:type="dxa" w:w="737"/>
+            <w:vAlign w:val="center"/>
+            <w:tcMar>
+              <w:top w:w="80" w:type="dxa"/>
+              <w:left w:w="80" w:type="dxa"/>
+              <w:bottom w:w="80" w:type="dxa"/>
+              <w:right w:w="80" w:type="dxa"/>
+            </w:tcMar>
+          </w:tcPr>
+          <w:p>
+            <w:pPr>
+              <w:spacing w:before="40" w:after="40" w:line="252" w:lineRule="auto"/>
+              <w:ind w:firstLine="0"/>
+            </w:pPr>
+            <w:r>
+              <w:rPr>
+                <w:rFonts w:ascii="Times New Roman" w:hAnsi="Times New Roman"/>
                 <w:b/>
-                <w:sz w:val="28"/>
-                <w:szCs w:val="28"/>
-              </w:rPr>
-              <w:t>№</w:t>
-            </w:r>
-          </w:p>
-        </w:tc>
-        <w:tc>
-          <w:tcPr>
-            <w:tcW w:w="3230" w:type="dxa"/>
-            <w:shd w:val="clear" w:color="auto" w:fill="D9EAF7"/>
-          </w:tcPr>
-          <w:p>
-            <w:pPr>
-              <w:rPr>
-                <w:rFonts w:cs="Times New Roman"/>
-                <w:sz w:val="28"/>
-                <w:szCs w:val="28"/>
-              </w:rPr>
-            </w:pPr>
-            <w:r>
-              <w:rPr>
-                <w:rFonts w:cs="Times New Roman"/>
+                <w:sz w:val="22"/>
+              </w:rPr>
+              <w:t>Шаг</w:t>
+            </w:r>
+          </w:p>
+        </w:tc>
+        <w:tc>
+          <w:tcPr>
+            <w:tcW w:type="dxa" w:w="2835"/>
+            <w:vAlign w:val="center"/>
+            <w:tcMar>
+              <w:top w:w="80" w:type="dxa"/>
+              <w:left w:w="80" w:type="dxa"/>
+              <w:bottom w:w="80" w:type="dxa"/>
+              <w:right w:w="80" w:type="dxa"/>
+            </w:tcMar>
+          </w:tcPr>
+          <w:p>
+            <w:pPr>
+              <w:spacing w:before="40" w:after="40" w:line="252" w:lineRule="auto"/>
+              <w:ind w:firstLine="0"/>
+            </w:pPr>
+            <w:r>
+              <w:rPr>
+                <w:rFonts w:ascii="Times New Roman" w:hAnsi="Times New Roman"/>
                 <w:b/>
-                <w:sz w:val="28"/>
-                <w:szCs w:val="28"/>
-              </w:rPr>
-              <w:t>Участник</w:t>
-            </w:r>
-          </w:p>
-        </w:tc>
-        <w:tc>
-          <w:tcPr>
-            <w:tcW w:w="3230" w:type="dxa"/>
-            <w:shd w:val="clear" w:color="auto" w:fill="D9EAF7"/>
-          </w:tcPr>
-          <w:p>
-            <w:pPr>
-              <w:rPr>
-                <w:rFonts w:cs="Times New Roman"/>
-                <w:sz w:val="28"/>
-                <w:szCs w:val="28"/>
-              </w:rPr>
-            </w:pPr>
-            <w:r>
-              <w:rPr>
-                <w:rFonts w:cs="Times New Roman"/>
+                <w:sz w:val="22"/>
+              </w:rPr>
+              <w:t>Участники</w:t>
+            </w:r>
+          </w:p>
+        </w:tc>
+        <w:tc>
+          <w:tcPr>
+            <w:tcW w:type="dxa" w:w="5499"/>
+            <w:vAlign w:val="center"/>
+            <w:tcMar>
+              <w:top w:w="80" w:type="dxa"/>
+              <w:left w:w="80" w:type="dxa"/>
+              <w:bottom w:w="80" w:type="dxa"/>
+              <w:right w:w="80" w:type="dxa"/>
+            </w:tcMar>
+          </w:tcPr>
+          <w:p>
+            <w:pPr>
+              <w:spacing w:before="40" w:after="40" w:line="252" w:lineRule="auto"/>
+              <w:ind w:firstLine="0"/>
+            </w:pPr>
+            <w:r>
+              <w:rPr>
+                <w:rFonts w:ascii="Times New Roman" w:hAnsi="Times New Roman"/>
                 <w:b/>
-                <w:sz w:val="28"/>
-                <w:szCs w:val="28"/>
-              </w:rPr>
-              <w:t>Действие</w:t>
+                <w:sz w:val="22"/>
+              </w:rPr>
+              <w:t>Взаимодействие</w:t>
             </w:r>
           </w:p>
         </w:tc>
       </w:tr>
       <w:tr>
         <w:trPr>
-          <w:jc w:val="center"/>
+          <w:cantSplit/>
         </w:trPr>
         <w:tc>
           <w:tcPr>
-            <w:tcW w:w="3230" w:type="dxa"/>
-          </w:tcPr>
-          <w:p>
-            <w:pPr>
-              <w:rPr>
-                <w:rFonts w:cs="Times New Roman"/>
-                <w:sz w:val="28"/>
-                <w:szCs w:val="28"/>
-              </w:rPr>
-            </w:pPr>
-            <w:r>
-              <w:rPr>
-                <w:rFonts w:cs="Times New Roman"/>
-                <w:sz w:val="28"/>
-                <w:szCs w:val="28"/>
+            <w:tcW w:type="dxa" w:w="737"/>
+            <w:vAlign w:val="center"/>
+            <w:tcMar>
+              <w:top w:w="80" w:type="dxa"/>
+              <w:left w:w="80" w:type="dxa"/>
+              <w:bottom w:w="80" w:type="dxa"/>
+              <w:right w:w="80" w:type="dxa"/>
+            </w:tcMar>
+          </w:tcPr>
+          <w:p>
+            <w:pPr>
+              <w:spacing w:before="40" w:after="40" w:line="252" w:lineRule="auto"/>
+              <w:ind w:firstLine="0"/>
+            </w:pPr>
+            <w:r>
+              <w:rPr>
+                <w:rFonts w:ascii="Times New Roman" w:hAnsi="Times New Roman"/>
+                <w:b w:val="0"/>
+                <w:sz w:val="22"/>
               </w:rPr>
               <w:t>1</w:t>
             </w:r>
@@ -2826,72 +2132,82 @@
         </w:tc>
         <w:tc>
           <w:tcPr>
-            <w:tcW w:w="3230" w:type="dxa"/>
-          </w:tcPr>
-          <w:p>
-            <w:pPr>
-              <w:rPr>
-                <w:rFonts w:cs="Times New Roman"/>
-                <w:sz w:val="28"/>
-                <w:szCs w:val="28"/>
-              </w:rPr>
-            </w:pPr>
-            <w:r>
-              <w:rPr>
-                <w:rFonts w:cs="Times New Roman"/>
-                <w:sz w:val="28"/>
-                <w:szCs w:val="28"/>
-              </w:rPr>
-              <w:t>Пользователь</w:t>
-            </w:r>
-          </w:p>
-        </w:tc>
-        <w:tc>
-          <w:tcPr>
-            <w:tcW w:w="3230" w:type="dxa"/>
-          </w:tcPr>
-          <w:p>
-            <w:pPr>
-              <w:rPr>
-                <w:rFonts w:cs="Times New Roman"/>
-                <w:sz w:val="28"/>
-                <w:szCs w:val="28"/>
-                <w:lang w:val="ru-RU"/>
-              </w:rPr>
-            </w:pPr>
-            <w:r>
-              <w:rPr>
-                <w:rFonts w:cs="Times New Roman"/>
-                <w:sz w:val="28"/>
-                <w:szCs w:val="28"/>
-                <w:lang w:val="ru-RU"/>
-              </w:rPr>
-              <w:t>Открывает раздел «Тренировки» в личном кабинете.</w:t>
+            <w:tcW w:type="dxa" w:w="2835"/>
+            <w:vAlign w:val="center"/>
+            <w:tcMar>
+              <w:top w:w="80" w:type="dxa"/>
+              <w:left w:w="80" w:type="dxa"/>
+              <w:bottom w:w="80" w:type="dxa"/>
+              <w:right w:w="80" w:type="dxa"/>
+            </w:tcMar>
+          </w:tcPr>
+          <w:p>
+            <w:pPr>
+              <w:spacing w:before="40" w:after="40" w:line="252" w:lineRule="auto"/>
+              <w:ind w:firstLine="0"/>
+            </w:pPr>
+            <w:r>
+              <w:rPr>
+                <w:rFonts w:ascii="Times New Roman" w:hAnsi="Times New Roman"/>
+                <w:b w:val="0"/>
+                <w:sz w:val="22"/>
+              </w:rPr>
+              <w:t>Пользователь → Интерфейс M13</w:t>
+            </w:r>
+          </w:p>
+        </w:tc>
+        <w:tc>
+          <w:tcPr>
+            <w:tcW w:type="dxa" w:w="5499"/>
+            <w:vAlign w:val="center"/>
+            <w:tcMar>
+              <w:top w:w="80" w:type="dxa"/>
+              <w:left w:w="80" w:type="dxa"/>
+              <w:bottom w:w="80" w:type="dxa"/>
+              <w:right w:w="80" w:type="dxa"/>
+            </w:tcMar>
+          </w:tcPr>
+          <w:p>
+            <w:pPr>
+              <w:spacing w:before="40" w:after="40" w:line="252" w:lineRule="auto"/>
+              <w:ind w:firstLine="0"/>
+            </w:pPr>
+            <w:r>
+              <w:rPr>
+                <w:rFonts w:ascii="Times New Roman" w:hAnsi="Times New Roman"/>
+                <w:b w:val="0"/>
+                <w:sz w:val="22"/>
+              </w:rPr>
+              <w:t>Открывает тренировку из активного плана; подбор нового шаблона не выполняется.</w:t>
             </w:r>
           </w:p>
         </w:tc>
       </w:tr>
       <w:tr>
         <w:trPr>
-          <w:jc w:val="center"/>
+          <w:cantSplit/>
         </w:trPr>
         <w:tc>
           <w:tcPr>
-            <w:tcW w:w="3230" w:type="dxa"/>
-          </w:tcPr>
-          <w:p>
-            <w:pPr>
-              <w:rPr>
-                <w:rFonts w:cs="Times New Roman"/>
-                <w:sz w:val="28"/>
-                <w:szCs w:val="28"/>
-              </w:rPr>
-            </w:pPr>
-            <w:r>
-              <w:rPr>
-                <w:rFonts w:cs="Times New Roman"/>
-                <w:sz w:val="28"/>
-                <w:szCs w:val="28"/>
+            <w:tcW w:type="dxa" w:w="737"/>
+            <w:vAlign w:val="center"/>
+            <w:tcMar>
+              <w:top w:w="80" w:type="dxa"/>
+              <w:left w:w="80" w:type="dxa"/>
+              <w:bottom w:w="80" w:type="dxa"/>
+              <w:right w:w="80" w:type="dxa"/>
+            </w:tcMar>
+          </w:tcPr>
+          <w:p>
+            <w:pPr>
+              <w:spacing w:before="40" w:after="40" w:line="252" w:lineRule="auto"/>
+              <w:ind w:firstLine="0"/>
+            </w:pPr>
+            <w:r>
+              <w:rPr>
+                <w:rFonts w:ascii="Times New Roman" w:hAnsi="Times New Roman"/>
+                <w:b w:val="0"/>
+                <w:sz w:val="22"/>
               </w:rPr>
               <w:t>2</w:t>
             </w:r>
@@ -2899,72 +2215,82 @@
         </w:tc>
         <w:tc>
           <w:tcPr>
-            <w:tcW w:w="3230" w:type="dxa"/>
-          </w:tcPr>
-          <w:p>
-            <w:pPr>
-              <w:rPr>
-                <w:rFonts w:cs="Times New Roman"/>
-                <w:sz w:val="28"/>
-                <w:szCs w:val="28"/>
-              </w:rPr>
-            </w:pPr>
-            <w:r>
-              <w:rPr>
-                <w:rFonts w:cs="Times New Roman"/>
-                <w:sz w:val="28"/>
-                <w:szCs w:val="28"/>
-              </w:rPr>
-              <w:t>Интерфейс приложения</w:t>
-            </w:r>
-          </w:p>
-        </w:tc>
-        <w:tc>
-          <w:tcPr>
-            <w:tcW w:w="3230" w:type="dxa"/>
-          </w:tcPr>
-          <w:p>
-            <w:pPr>
-              <w:rPr>
-                <w:rFonts w:cs="Times New Roman"/>
-                <w:sz w:val="28"/>
-                <w:szCs w:val="28"/>
-                <w:lang w:val="ru-RU"/>
-              </w:rPr>
-            </w:pPr>
-            <w:r>
-              <w:rPr>
-                <w:rFonts w:cs="Times New Roman"/>
-                <w:sz w:val="28"/>
-                <w:szCs w:val="28"/>
-                <w:lang w:val="ru-RU"/>
-              </w:rPr>
-              <w:t>Запрашивает профиль, активный план и тренировку на текущий день.</w:t>
+            <w:tcW w:type="dxa" w:w="2835"/>
+            <w:vAlign w:val="center"/>
+            <w:tcMar>
+              <w:top w:w="80" w:type="dxa"/>
+              <w:left w:w="80" w:type="dxa"/>
+              <w:bottom w:w="80" w:type="dxa"/>
+              <w:right w:w="80" w:type="dxa"/>
+            </w:tcMar>
+          </w:tcPr>
+          <w:p>
+            <w:pPr>
+              <w:spacing w:before="40" w:after="40" w:line="252" w:lineRule="auto"/>
+              <w:ind w:firstLine="0"/>
+            </w:pPr>
+            <w:r>
+              <w:rPr>
+                <w:rFonts w:ascii="Times New Roman" w:hAnsi="Times New Roman"/>
+                <w:b w:val="0"/>
+                <w:sz w:val="22"/>
+              </w:rPr>
+              <w:t>Интерфейс → Тренировки и упражнения → Хранилище данных</w:t>
+            </w:r>
+          </w:p>
+        </w:tc>
+        <w:tc>
+          <w:tcPr>
+            <w:tcW w:type="dxa" w:w="5499"/>
+            <w:vAlign w:val="center"/>
+            <w:tcMar>
+              <w:top w:w="80" w:type="dxa"/>
+              <w:left w:w="80" w:type="dxa"/>
+              <w:bottom w:w="80" w:type="dxa"/>
+              <w:right w:w="80" w:type="dxa"/>
+            </w:tcMar>
+          </w:tcPr>
+          <w:p>
+            <w:pPr>
+              <w:spacing w:before="40" w:after="40" w:line="252" w:lineRule="auto"/>
+              <w:ind w:firstLine="0"/>
+            </w:pPr>
+            <w:r>
+              <w:rPr>
+                <w:rFonts w:ascii="Times New Roman" w:hAnsi="Times New Roman"/>
+                <w:b w:val="0"/>
+                <w:sz w:val="22"/>
+              </w:rPr>
+              <w:t>Запрашивается тренировка с параметрами WorkoutExercise и ранее сохраненными отметками.</w:t>
             </w:r>
           </w:p>
         </w:tc>
       </w:tr>
       <w:tr>
         <w:trPr>
-          <w:jc w:val="center"/>
+          <w:cantSplit/>
         </w:trPr>
         <w:tc>
           <w:tcPr>
-            <w:tcW w:w="3230" w:type="dxa"/>
-          </w:tcPr>
-          <w:p>
-            <w:pPr>
-              <w:rPr>
-                <w:rFonts w:cs="Times New Roman"/>
-                <w:sz w:val="28"/>
-                <w:szCs w:val="28"/>
-              </w:rPr>
-            </w:pPr>
-            <w:r>
-              <w:rPr>
-                <w:rFonts w:cs="Times New Roman"/>
-                <w:sz w:val="28"/>
-                <w:szCs w:val="28"/>
+            <w:tcW w:type="dxa" w:w="737"/>
+            <w:vAlign w:val="center"/>
+            <w:tcMar>
+              <w:top w:w="80" w:type="dxa"/>
+              <w:left w:w="80" w:type="dxa"/>
+              <w:bottom w:w="80" w:type="dxa"/>
+              <w:right w:w="80" w:type="dxa"/>
+            </w:tcMar>
+          </w:tcPr>
+          <w:p>
+            <w:pPr>
+              <w:spacing w:before="40" w:after="40" w:line="252" w:lineRule="auto"/>
+              <w:ind w:firstLine="0"/>
+            </w:pPr>
+            <w:r>
+              <w:rPr>
+                <w:rFonts w:ascii="Times New Roman" w:hAnsi="Times New Roman"/>
+                <w:b w:val="0"/>
+                <w:sz w:val="22"/>
               </w:rPr>
               <w:t>3</w:t>
             </w:r>
@@ -2972,72 +2298,82 @@
         </w:tc>
         <w:tc>
           <w:tcPr>
-            <w:tcW w:w="3230" w:type="dxa"/>
-          </w:tcPr>
-          <w:p>
-            <w:pPr>
-              <w:rPr>
-                <w:rFonts w:cs="Times New Roman"/>
-                <w:sz w:val="28"/>
-                <w:szCs w:val="28"/>
-              </w:rPr>
-            </w:pPr>
-            <w:r>
-              <w:rPr>
-                <w:rFonts w:cs="Times New Roman"/>
-                <w:sz w:val="28"/>
-                <w:szCs w:val="28"/>
-              </w:rPr>
-              <w:t>Модуль тренировок</w:t>
-            </w:r>
-          </w:p>
-        </w:tc>
-        <w:tc>
-          <w:tcPr>
-            <w:tcW w:w="3230" w:type="dxa"/>
-          </w:tcPr>
-          <w:p>
-            <w:pPr>
-              <w:rPr>
-                <w:rFonts w:cs="Times New Roman"/>
-                <w:sz w:val="28"/>
-                <w:szCs w:val="28"/>
-                <w:lang w:val="ru-RU"/>
-              </w:rPr>
-            </w:pPr>
-            <w:r>
-              <w:rPr>
-                <w:rFonts w:cs="Times New Roman"/>
-                <w:sz w:val="28"/>
-                <w:szCs w:val="28"/>
-                <w:lang w:val="ru-RU"/>
-              </w:rPr>
-              <w:t>Возвращает список упражнений, подходов, повторений и времени отдыха.</w:t>
+            <w:tcW w:type="dxa" w:w="2835"/>
+            <w:vAlign w:val="center"/>
+            <w:tcMar>
+              <w:top w:w="80" w:type="dxa"/>
+              <w:left w:w="80" w:type="dxa"/>
+              <w:bottom w:w="80" w:type="dxa"/>
+              <w:right w:w="80" w:type="dxa"/>
+            </w:tcMar>
+          </w:tcPr>
+          <w:p>
+            <w:pPr>
+              <w:spacing w:before="40" w:after="40" w:line="252" w:lineRule="auto"/>
+              <w:ind w:firstLine="0"/>
+            </w:pPr>
+            <w:r>
+              <w:rPr>
+                <w:rFonts w:ascii="Times New Roman" w:hAnsi="Times New Roman"/>
+                <w:b w:val="0"/>
+                <w:sz w:val="22"/>
+              </w:rPr>
+              <w:t>Пользователь → Интерфейс → Тренировки и упражнения</w:t>
+            </w:r>
+          </w:p>
+        </w:tc>
+        <w:tc>
+          <w:tcPr>
+            <w:tcW w:type="dxa" w:w="5499"/>
+            <w:vAlign w:val="center"/>
+            <w:tcMar>
+              <w:top w:w="80" w:type="dxa"/>
+              <w:left w:w="80" w:type="dxa"/>
+              <w:bottom w:w="80" w:type="dxa"/>
+              <w:right w:w="80" w:type="dxa"/>
+            </w:tcMar>
+          </w:tcPr>
+          <w:p>
+            <w:pPr>
+              <w:spacing w:before="40" w:after="40" w:line="252" w:lineRule="auto"/>
+              <w:ind w:firstLine="0"/>
+            </w:pPr>
+            <w:r>
+              <w:rPr>
+                <w:rFonts w:ascii="Times New Roman" w:hAnsi="Times New Roman"/>
+                <w:b w:val="0"/>
+                <w:sz w:val="22"/>
+              </w:rPr>
+              <w:t>В цикле отмечаются выполненные подходы; промежуточные отметки сохраняются.</w:t>
             </w:r>
           </w:p>
         </w:tc>
       </w:tr>
       <w:tr>
         <w:trPr>
-          <w:jc w:val="center"/>
+          <w:cantSplit/>
         </w:trPr>
         <w:tc>
           <w:tcPr>
-            <w:tcW w:w="3230" w:type="dxa"/>
-          </w:tcPr>
-          <w:p>
-            <w:pPr>
-              <w:rPr>
-                <w:rFonts w:cs="Times New Roman"/>
-                <w:sz w:val="28"/>
-                <w:szCs w:val="28"/>
-              </w:rPr>
-            </w:pPr>
-            <w:r>
-              <w:rPr>
-                <w:rFonts w:cs="Times New Roman"/>
-                <w:sz w:val="28"/>
-                <w:szCs w:val="28"/>
+            <w:tcW w:type="dxa" w:w="737"/>
+            <w:vAlign w:val="center"/>
+            <w:tcMar>
+              <w:top w:w="80" w:type="dxa"/>
+              <w:left w:w="80" w:type="dxa"/>
+              <w:bottom w:w="80" w:type="dxa"/>
+              <w:right w:w="80" w:type="dxa"/>
+            </w:tcMar>
+          </w:tcPr>
+          <w:p>
+            <w:pPr>
+              <w:spacing w:before="40" w:after="40" w:line="252" w:lineRule="auto"/>
+              <w:ind w:firstLine="0"/>
+            </w:pPr>
+            <w:r>
+              <w:rPr>
+                <w:rFonts w:ascii="Times New Roman" w:hAnsi="Times New Roman"/>
+                <w:b w:val="0"/>
+                <w:sz w:val="22"/>
               </w:rPr>
               <w:t>4</w:t>
             </w:r>
@@ -3045,556 +2381,302 @@
         </w:tc>
         <w:tc>
           <w:tcPr>
-            <w:tcW w:w="3230" w:type="dxa"/>
-          </w:tcPr>
-          <w:p>
-            <w:pPr>
-              <w:rPr>
-                <w:rFonts w:cs="Times New Roman"/>
-                <w:sz w:val="28"/>
-                <w:szCs w:val="28"/>
-              </w:rPr>
-            </w:pPr>
-            <w:r>
-              <w:rPr>
-                <w:rFonts w:cs="Times New Roman"/>
-                <w:sz w:val="28"/>
-                <w:szCs w:val="28"/>
-              </w:rPr>
-              <w:t>Пользователь</w:t>
-            </w:r>
-          </w:p>
-        </w:tc>
-        <w:tc>
-          <w:tcPr>
-            <w:tcW w:w="3230" w:type="dxa"/>
-          </w:tcPr>
-          <w:p>
-            <w:pPr>
-              <w:rPr>
-                <w:rFonts w:cs="Times New Roman"/>
-                <w:sz w:val="28"/>
-                <w:szCs w:val="28"/>
-                <w:lang w:val="ru-RU"/>
-              </w:rPr>
-            </w:pPr>
-            <w:r>
-              <w:rPr>
-                <w:rFonts w:cs="Times New Roman"/>
-                <w:sz w:val="28"/>
-                <w:szCs w:val="28"/>
-                <w:lang w:val="ru-RU"/>
-              </w:rPr>
-              <w:t>Открывает тренировку и начинает выполнение упражнений.</w:t>
+            <w:tcW w:type="dxa" w:w="2835"/>
+            <w:vAlign w:val="center"/>
+            <w:tcMar>
+              <w:top w:w="80" w:type="dxa"/>
+              <w:left w:w="80" w:type="dxa"/>
+              <w:bottom w:w="80" w:type="dxa"/>
+              <w:right w:w="80" w:type="dxa"/>
+            </w:tcMar>
+          </w:tcPr>
+          <w:p>
+            <w:pPr>
+              <w:spacing w:before="40" w:after="40" w:line="252" w:lineRule="auto"/>
+              <w:ind w:firstLine="0"/>
+            </w:pPr>
+            <w:r>
+              <w:rPr>
+                <w:rFonts w:ascii="Times New Roman" w:hAnsi="Times New Roman"/>
+                <w:b w:val="0"/>
+                <w:sz w:val="22"/>
+              </w:rPr>
+              <w:t>Пользователь → Интерфейс → Тренировки и упражнения</w:t>
+            </w:r>
+          </w:p>
+        </w:tc>
+        <w:tc>
+          <w:tcPr>
+            <w:tcW w:type="dxa" w:w="5499"/>
+            <w:vAlign w:val="center"/>
+            <w:tcMar>
+              <w:top w:w="80" w:type="dxa"/>
+              <w:left w:w="80" w:type="dxa"/>
+              <w:bottom w:w="80" w:type="dxa"/>
+              <w:right w:w="80" w:type="dxa"/>
+            </w:tcMar>
+          </w:tcPr>
+          <w:p>
+            <w:pPr>
+              <w:spacing w:before="40" w:after="40" w:line="252" w:lineRule="auto"/>
+              <w:ind w:firstLine="0"/>
+            </w:pPr>
+            <w:r>
+              <w:rPr>
+                <w:rFonts w:ascii="Times New Roman" w:hAnsi="Times New Roman"/>
+                <w:b w:val="0"/>
+                <w:sz w:val="22"/>
+              </w:rPr>
+              <w:t>Запрос завершения. Проверяются отметки; нулевой результат отклоняется, иначе определяется полный или частичный статус.</w:t>
             </w:r>
           </w:p>
         </w:tc>
       </w:tr>
       <w:tr>
         <w:trPr>
-          <w:jc w:val="center"/>
+          <w:cantSplit/>
         </w:trPr>
         <w:tc>
           <w:tcPr>
-            <w:tcW w:w="3230" w:type="dxa"/>
-          </w:tcPr>
-          <w:p>
-            <w:pPr>
-              <w:rPr>
-                <w:rFonts w:cs="Times New Roman"/>
-                <w:sz w:val="28"/>
-                <w:szCs w:val="28"/>
-              </w:rPr>
-            </w:pPr>
-            <w:r>
-              <w:rPr>
-                <w:rFonts w:cs="Times New Roman"/>
-                <w:sz w:val="28"/>
-                <w:szCs w:val="28"/>
-              </w:rPr>
-              <w:t>5</w:t>
-            </w:r>
-          </w:p>
-        </w:tc>
-        <w:tc>
-          <w:tcPr>
-            <w:tcW w:w="3230" w:type="dxa"/>
-          </w:tcPr>
-          <w:p>
-            <w:pPr>
-              <w:rPr>
-                <w:rFonts w:cs="Times New Roman"/>
-                <w:sz w:val="28"/>
-                <w:szCs w:val="28"/>
-              </w:rPr>
-            </w:pPr>
-            <w:r>
-              <w:rPr>
-                <w:rFonts w:cs="Times New Roman"/>
-                <w:sz w:val="28"/>
-                <w:szCs w:val="28"/>
-              </w:rPr>
-              <w:t>Модуль упражнений</w:t>
-            </w:r>
-          </w:p>
-        </w:tc>
-        <w:tc>
-          <w:tcPr>
-            <w:tcW w:w="3230" w:type="dxa"/>
-          </w:tcPr>
-          <w:p>
-            <w:pPr>
-              <w:rPr>
-                <w:rFonts w:cs="Times New Roman"/>
-                <w:sz w:val="28"/>
-                <w:szCs w:val="28"/>
-                <w:lang w:val="ru-RU"/>
-              </w:rPr>
-            </w:pPr>
-            <w:r>
-              <w:rPr>
-                <w:rFonts w:cs="Times New Roman"/>
-                <w:sz w:val="28"/>
-                <w:szCs w:val="28"/>
-                <w:lang w:val="ru-RU"/>
-              </w:rPr>
-              <w:t>Показывает описание техники и параметры упражнения.</w:t>
+            <w:tcW w:type="dxa" w:w="737"/>
+            <w:vAlign w:val="center"/>
+            <w:tcMar>
+              <w:top w:w="80" w:type="dxa"/>
+              <w:left w:w="80" w:type="dxa"/>
+              <w:bottom w:w="80" w:type="dxa"/>
+              <w:right w:w="80" w:type="dxa"/>
+            </w:tcMar>
+          </w:tcPr>
+          <w:p>
+            <w:pPr>
+              <w:spacing w:before="40" w:after="40" w:line="252" w:lineRule="auto"/>
+              <w:ind w:firstLine="0"/>
+            </w:pPr>
+            <w:r>
+              <w:rPr>
+                <w:rFonts w:ascii="Times New Roman" w:hAnsi="Times New Roman"/>
+                <w:b w:val="0"/>
+                <w:sz w:val="22"/>
+              </w:rPr>
+              <w:t>5а</w:t>
+            </w:r>
+          </w:p>
+        </w:tc>
+        <w:tc>
+          <w:tcPr>
+            <w:tcW w:type="dxa" w:w="2835"/>
+            <w:vAlign w:val="center"/>
+            <w:tcMar>
+              <w:top w:w="80" w:type="dxa"/>
+              <w:left w:w="80" w:type="dxa"/>
+              <w:bottom w:w="80" w:type="dxa"/>
+              <w:right w:w="80" w:type="dxa"/>
+            </w:tcMar>
+          </w:tcPr>
+          <w:p>
+            <w:pPr>
+              <w:spacing w:before="40" w:after="40" w:line="252" w:lineRule="auto"/>
+              <w:ind w:firstLine="0"/>
+            </w:pPr>
+            <w:r>
+              <w:rPr>
+                <w:rFonts w:ascii="Times New Roman" w:hAnsi="Times New Roman"/>
+                <w:b w:val="0"/>
+                <w:sz w:val="22"/>
+              </w:rPr>
+              <w:t>Тренировки и упражнения → Хранилище данных → Прогресс и аналитика</w:t>
+            </w:r>
+          </w:p>
+        </w:tc>
+        <w:tc>
+          <w:tcPr>
+            <w:tcW w:type="dxa" w:w="5499"/>
+            <w:vAlign w:val="center"/>
+            <w:tcMar>
+              <w:top w:w="80" w:type="dxa"/>
+              <w:left w:w="80" w:type="dxa"/>
+              <w:bottom w:w="80" w:type="dxa"/>
+              <w:right w:w="80" w:type="dxa"/>
+            </w:tcMar>
+          </w:tcPr>
+          <w:p>
+            <w:pPr>
+              <w:spacing w:before="40" w:after="40" w:line="252" w:lineRule="auto"/>
+              <w:ind w:firstLine="0"/>
+            </w:pPr>
+            <w:r>
+              <w:rPr>
+                <w:rFonts w:ascii="Times New Roman" w:hAnsi="Times New Roman"/>
+                <w:b w:val="0"/>
+                <w:sz w:val="22"/>
+              </w:rPr>
+              <w:t>При доступной сети сервер подтверждает сохранение по completionId; статистика пересчитывается без дубликата.</w:t>
             </w:r>
           </w:p>
         </w:tc>
       </w:tr>
       <w:tr>
         <w:trPr>
-          <w:jc w:val="center"/>
+          <w:cantSplit/>
         </w:trPr>
         <w:tc>
           <w:tcPr>
-            <w:tcW w:w="3230" w:type="dxa"/>
-          </w:tcPr>
-          <w:p>
-            <w:pPr>
-              <w:rPr>
-                <w:rFonts w:cs="Times New Roman"/>
-                <w:sz w:val="28"/>
-                <w:szCs w:val="28"/>
-              </w:rPr>
-            </w:pPr>
-            <w:r>
-              <w:rPr>
-                <w:rFonts w:cs="Times New Roman"/>
-                <w:sz w:val="28"/>
-                <w:szCs w:val="28"/>
-              </w:rPr>
-              <w:t>6</w:t>
-            </w:r>
-          </w:p>
-        </w:tc>
-        <w:tc>
-          <w:tcPr>
-            <w:tcW w:w="3230" w:type="dxa"/>
-          </w:tcPr>
-          <w:p>
-            <w:pPr>
-              <w:rPr>
-                <w:rFonts w:cs="Times New Roman"/>
-                <w:sz w:val="28"/>
-                <w:szCs w:val="28"/>
-              </w:rPr>
-            </w:pPr>
-            <w:r>
-              <w:rPr>
-                <w:rFonts w:cs="Times New Roman"/>
-                <w:sz w:val="28"/>
-                <w:szCs w:val="28"/>
-              </w:rPr>
-              <w:t>Пользователь</w:t>
-            </w:r>
-          </w:p>
-        </w:tc>
-        <w:tc>
-          <w:tcPr>
-            <w:tcW w:w="3230" w:type="dxa"/>
-          </w:tcPr>
-          <w:p>
-            <w:pPr>
-              <w:rPr>
-                <w:rFonts w:cs="Times New Roman"/>
-                <w:sz w:val="28"/>
-                <w:szCs w:val="28"/>
-                <w:lang w:val="ru-RU"/>
-              </w:rPr>
-            </w:pPr>
-            <w:r>
-              <w:rPr>
-                <w:rFonts w:cs="Times New Roman"/>
-                <w:sz w:val="28"/>
-                <w:szCs w:val="28"/>
-                <w:lang w:val="ru-RU"/>
-              </w:rPr>
-              <w:t>Отмечает выполненные подходы и вводит результат.</w:t>
+            <w:tcW w:type="dxa" w:w="737"/>
+            <w:vAlign w:val="center"/>
+            <w:tcMar>
+              <w:top w:w="80" w:type="dxa"/>
+              <w:left w:w="80" w:type="dxa"/>
+              <w:bottom w:w="80" w:type="dxa"/>
+              <w:right w:w="80" w:type="dxa"/>
+            </w:tcMar>
+          </w:tcPr>
+          <w:p>
+            <w:pPr>
+              <w:spacing w:before="40" w:after="40" w:line="252" w:lineRule="auto"/>
+              <w:ind w:firstLine="0"/>
+            </w:pPr>
+            <w:r>
+              <w:rPr>
+                <w:rFonts w:ascii="Times New Roman" w:hAnsi="Times New Roman"/>
+                <w:b w:val="0"/>
+                <w:sz w:val="22"/>
+              </w:rPr>
+              <w:t>5б</w:t>
+            </w:r>
+          </w:p>
+        </w:tc>
+        <w:tc>
+          <w:tcPr>
+            <w:tcW w:type="dxa" w:w="2835"/>
+            <w:vAlign w:val="center"/>
+            <w:tcMar>
+              <w:top w:w="80" w:type="dxa"/>
+              <w:left w:w="80" w:type="dxa"/>
+              <w:bottom w:w="80" w:type="dxa"/>
+              <w:right w:w="80" w:type="dxa"/>
+            </w:tcMar>
+          </w:tcPr>
+          <w:p>
+            <w:pPr>
+              <w:spacing w:before="40" w:after="40" w:line="252" w:lineRule="auto"/>
+              <w:ind w:firstLine="0"/>
+            </w:pPr>
+            <w:r>
+              <w:rPr>
+                <w:rFonts w:ascii="Times New Roman" w:hAnsi="Times New Roman"/>
+                <w:b w:val="0"/>
+                <w:sz w:val="22"/>
+              </w:rPr>
+              <w:t>Тренировки и упражнения → Хранилище данных</w:t>
+            </w:r>
+          </w:p>
+        </w:tc>
+        <w:tc>
+          <w:tcPr>
+            <w:tcW w:type="dxa" w:w="5499"/>
+            <w:vAlign w:val="center"/>
+            <w:tcMar>
+              <w:top w:w="80" w:type="dxa"/>
+              <w:left w:w="80" w:type="dxa"/>
+              <w:bottom w:w="80" w:type="dxa"/>
+              <w:right w:w="80" w:type="dxa"/>
+            </w:tcMar>
+          </w:tcPr>
+          <w:p>
+            <w:pPr>
+              <w:spacing w:before="40" w:after="40" w:line="252" w:lineRule="auto"/>
+              <w:ind w:firstLine="0"/>
+            </w:pPr>
+            <w:r>
+              <w:rPr>
+                <w:rFonts w:ascii="Times New Roman" w:hAnsi="Times New Roman"/>
+                <w:b w:val="0"/>
+                <w:sz w:val="22"/>
+              </w:rPr>
+              <w:t>При отсутствии сети результат сохраняется в локальной очереди. Интерфейс показывает «Ожидает синхронизации».</w:t>
             </w:r>
           </w:p>
         </w:tc>
       </w:tr>
       <w:tr>
         <w:trPr>
-          <w:jc w:val="center"/>
+          <w:cantSplit/>
         </w:trPr>
         <w:tc>
           <w:tcPr>
-            <w:tcW w:w="3230" w:type="dxa"/>
-          </w:tcPr>
-          <w:p>
-            <w:pPr>
-              <w:rPr>
-                <w:rFonts w:cs="Times New Roman"/>
-                <w:sz w:val="28"/>
-                <w:szCs w:val="28"/>
-              </w:rPr>
-            </w:pPr>
-            <w:r>
-              <w:rPr>
-                <w:rFonts w:cs="Times New Roman"/>
-                <w:sz w:val="28"/>
-                <w:szCs w:val="28"/>
-              </w:rPr>
-              <w:t>7</w:t>
-            </w:r>
-          </w:p>
-        </w:tc>
-        <w:tc>
-          <w:tcPr>
-            <w:tcW w:w="3230" w:type="dxa"/>
-          </w:tcPr>
-          <w:p>
-            <w:pPr>
-              <w:rPr>
-                <w:rFonts w:cs="Times New Roman"/>
-                <w:sz w:val="28"/>
-                <w:szCs w:val="28"/>
-              </w:rPr>
-            </w:pPr>
-            <w:r>
-              <w:rPr>
-                <w:rFonts w:cs="Times New Roman"/>
-                <w:sz w:val="28"/>
-                <w:szCs w:val="28"/>
-              </w:rPr>
-              <w:t>База данных</w:t>
-            </w:r>
-          </w:p>
-        </w:tc>
-        <w:tc>
-          <w:tcPr>
-            <w:tcW w:w="3230" w:type="dxa"/>
-          </w:tcPr>
-          <w:p>
-            <w:pPr>
-              <w:rPr>
-                <w:rFonts w:cs="Times New Roman"/>
-                <w:sz w:val="28"/>
-                <w:szCs w:val="28"/>
-                <w:lang w:val="ru-RU"/>
-              </w:rPr>
-            </w:pPr>
-            <w:r>
-              <w:rPr>
-                <w:rFonts w:cs="Times New Roman"/>
-                <w:sz w:val="28"/>
-                <w:szCs w:val="28"/>
-                <w:lang w:val="ru-RU"/>
-              </w:rPr>
-              <w:t>Сохраняет статус выполнения упражнения и промежуточный результат.</w:t>
-            </w:r>
-          </w:p>
-        </w:tc>
-      </w:tr>
-      <w:tr>
-        <w:trPr>
-          <w:jc w:val="center"/>
-        </w:trPr>
-        <w:tc>
-          <w:tcPr>
-            <w:tcW w:w="3230" w:type="dxa"/>
-          </w:tcPr>
-          <w:p>
-            <w:pPr>
-              <w:rPr>
-                <w:rFonts w:cs="Times New Roman"/>
-                <w:sz w:val="28"/>
-                <w:szCs w:val="28"/>
-              </w:rPr>
-            </w:pPr>
-            <w:r>
-              <w:rPr>
-                <w:rFonts w:cs="Times New Roman"/>
-                <w:sz w:val="28"/>
-                <w:szCs w:val="28"/>
-              </w:rPr>
-              <w:t>8</w:t>
-            </w:r>
-          </w:p>
-        </w:tc>
-        <w:tc>
-          <w:tcPr>
-            <w:tcW w:w="3230" w:type="dxa"/>
-          </w:tcPr>
-          <w:p>
-            <w:pPr>
-              <w:rPr>
-                <w:rFonts w:cs="Times New Roman"/>
-                <w:sz w:val="28"/>
-                <w:szCs w:val="28"/>
-              </w:rPr>
-            </w:pPr>
-            <w:r>
-              <w:rPr>
-                <w:rFonts w:cs="Times New Roman"/>
-                <w:sz w:val="28"/>
-                <w:szCs w:val="28"/>
-              </w:rPr>
-              <w:t>Пользователь</w:t>
-            </w:r>
-          </w:p>
-        </w:tc>
-        <w:tc>
-          <w:tcPr>
-            <w:tcW w:w="3230" w:type="dxa"/>
-          </w:tcPr>
-          <w:p>
-            <w:pPr>
-              <w:rPr>
-                <w:rFonts w:cs="Times New Roman"/>
-                <w:sz w:val="28"/>
-                <w:szCs w:val="28"/>
-              </w:rPr>
-            </w:pPr>
-            <w:r>
-              <w:rPr>
-                <w:rFonts w:cs="Times New Roman"/>
-                <w:sz w:val="28"/>
-                <w:szCs w:val="28"/>
-              </w:rPr>
-              <w:t>Нажимает кнопку «Завершить тренировку».</w:t>
-            </w:r>
-          </w:p>
-        </w:tc>
-      </w:tr>
-      <w:tr>
-        <w:trPr>
-          <w:jc w:val="center"/>
-        </w:trPr>
-        <w:tc>
-          <w:tcPr>
-            <w:tcW w:w="3230" w:type="dxa"/>
-          </w:tcPr>
-          <w:p>
-            <w:pPr>
-              <w:rPr>
-                <w:rFonts w:cs="Times New Roman"/>
-                <w:sz w:val="28"/>
-                <w:szCs w:val="28"/>
-              </w:rPr>
-            </w:pPr>
-            <w:r>
-              <w:rPr>
-                <w:rFonts w:cs="Times New Roman"/>
-                <w:sz w:val="28"/>
-                <w:szCs w:val="28"/>
-              </w:rPr>
-              <w:t>9</w:t>
-            </w:r>
-          </w:p>
-        </w:tc>
-        <w:tc>
-          <w:tcPr>
-            <w:tcW w:w="3230" w:type="dxa"/>
-          </w:tcPr>
-          <w:p>
-            <w:pPr>
-              <w:rPr>
-                <w:rFonts w:cs="Times New Roman"/>
-                <w:sz w:val="28"/>
-                <w:szCs w:val="28"/>
-              </w:rPr>
-            </w:pPr>
-            <w:r>
-              <w:rPr>
-                <w:rFonts w:cs="Times New Roman"/>
-                <w:sz w:val="28"/>
-                <w:szCs w:val="28"/>
-              </w:rPr>
-              <w:t>Модуль прогресса</w:t>
-            </w:r>
-          </w:p>
-        </w:tc>
-        <w:tc>
-          <w:tcPr>
-            <w:tcW w:w="3230" w:type="dxa"/>
-          </w:tcPr>
-          <w:p>
-            <w:pPr>
-              <w:rPr>
-                <w:rFonts w:cs="Times New Roman"/>
-                <w:sz w:val="28"/>
-                <w:szCs w:val="28"/>
-                <w:lang w:val="ru-RU"/>
-              </w:rPr>
-            </w:pPr>
-            <w:r>
-              <w:rPr>
-                <w:rFonts w:cs="Times New Roman"/>
-                <w:sz w:val="28"/>
-                <w:szCs w:val="28"/>
-                <w:lang w:val="ru-RU"/>
-              </w:rPr>
-              <w:t>Пересчитывает статистику, регулярность и выполнение плана.</w:t>
-            </w:r>
-          </w:p>
-        </w:tc>
-      </w:tr>
-      <w:tr>
-        <w:trPr>
-          <w:jc w:val="center"/>
-        </w:trPr>
-        <w:tc>
-          <w:tcPr>
-            <w:tcW w:w="3230" w:type="dxa"/>
-          </w:tcPr>
-          <w:p>
-            <w:pPr>
-              <w:rPr>
-                <w:rFonts w:cs="Times New Roman"/>
-                <w:sz w:val="28"/>
-                <w:szCs w:val="28"/>
-              </w:rPr>
-            </w:pPr>
-            <w:r>
-              <w:rPr>
-                <w:rFonts w:cs="Times New Roman"/>
-                <w:sz w:val="28"/>
-                <w:szCs w:val="28"/>
-              </w:rPr>
-              <w:t>10</w:t>
-            </w:r>
-          </w:p>
-        </w:tc>
-        <w:tc>
-          <w:tcPr>
-            <w:tcW w:w="3230" w:type="dxa"/>
-          </w:tcPr>
-          <w:p>
-            <w:pPr>
-              <w:rPr>
-                <w:rFonts w:cs="Times New Roman"/>
-                <w:sz w:val="28"/>
-                <w:szCs w:val="28"/>
-              </w:rPr>
-            </w:pPr>
-            <w:r>
-              <w:rPr>
-                <w:rFonts w:cs="Times New Roman"/>
-                <w:sz w:val="28"/>
-                <w:szCs w:val="28"/>
-              </w:rPr>
-              <w:t>Модуль уведомлений</w:t>
-            </w:r>
-          </w:p>
-        </w:tc>
-        <w:tc>
-          <w:tcPr>
-            <w:tcW w:w="3230" w:type="dxa"/>
-          </w:tcPr>
-          <w:p>
-            <w:pPr>
-              <w:rPr>
-                <w:rFonts w:cs="Times New Roman"/>
-                <w:sz w:val="28"/>
-                <w:szCs w:val="28"/>
-                <w:lang w:val="ru-RU"/>
-              </w:rPr>
-            </w:pPr>
-            <w:r>
-              <w:rPr>
-                <w:rFonts w:cs="Times New Roman"/>
-                <w:sz w:val="28"/>
-                <w:szCs w:val="28"/>
-                <w:lang w:val="ru-RU"/>
-              </w:rPr>
-              <w:t>Создает напоминание о следующей тренировке или внесении прогресса.</w:t>
-            </w:r>
-          </w:p>
-        </w:tc>
-      </w:tr>
-      <w:tr>
-        <w:trPr>
-          <w:jc w:val="center"/>
-        </w:trPr>
-        <w:tc>
-          <w:tcPr>
-            <w:tcW w:w="3230" w:type="dxa"/>
-          </w:tcPr>
-          <w:p>
-            <w:pPr>
-              <w:rPr>
-                <w:rFonts w:cs="Times New Roman"/>
-                <w:sz w:val="28"/>
-                <w:szCs w:val="28"/>
-              </w:rPr>
-            </w:pPr>
-            <w:r>
-              <w:rPr>
-                <w:rFonts w:cs="Times New Roman"/>
-                <w:sz w:val="28"/>
-                <w:szCs w:val="28"/>
-              </w:rPr>
-              <w:t>11</w:t>
-            </w:r>
-          </w:p>
-        </w:tc>
-        <w:tc>
-          <w:tcPr>
-            <w:tcW w:w="3230" w:type="dxa"/>
-          </w:tcPr>
-          <w:p>
-            <w:pPr>
-              <w:rPr>
-                <w:rFonts w:cs="Times New Roman"/>
-                <w:sz w:val="28"/>
-                <w:szCs w:val="28"/>
-              </w:rPr>
-            </w:pPr>
-            <w:r>
-              <w:rPr>
-                <w:rFonts w:cs="Times New Roman"/>
-                <w:sz w:val="28"/>
-                <w:szCs w:val="28"/>
-              </w:rPr>
-              <w:t>Интерфейс приложения</w:t>
-            </w:r>
-          </w:p>
-        </w:tc>
-        <w:tc>
-          <w:tcPr>
-            <w:tcW w:w="3230" w:type="dxa"/>
-          </w:tcPr>
-          <w:p>
-            <w:pPr>
-              <w:rPr>
-                <w:rFonts w:cs="Times New Roman"/>
-                <w:sz w:val="28"/>
-                <w:szCs w:val="28"/>
-                <w:lang w:val="ru-RU"/>
-              </w:rPr>
-            </w:pPr>
-            <w:r>
-              <w:rPr>
-                <w:rFonts w:cs="Times New Roman"/>
-                <w:sz w:val="28"/>
-                <w:szCs w:val="28"/>
-                <w:lang w:val="ru-RU"/>
-              </w:rPr>
-              <w:t>Показывает пользователю итог занятия и обновленный прогресс.</w:t>
+            <w:tcW w:type="dxa" w:w="737"/>
+            <w:vAlign w:val="center"/>
+            <w:tcMar>
+              <w:top w:w="80" w:type="dxa"/>
+              <w:left w:w="80" w:type="dxa"/>
+              <w:bottom w:w="80" w:type="dxa"/>
+              <w:right w:w="80" w:type="dxa"/>
+            </w:tcMar>
+          </w:tcPr>
+          <w:p>
+            <w:pPr>
+              <w:spacing w:before="40" w:after="40" w:line="252" w:lineRule="auto"/>
+              <w:ind w:firstLine="0"/>
+            </w:pPr>
+            <w:r>
+              <w:rPr>
+                <w:rFonts w:ascii="Times New Roman" w:hAnsi="Times New Roman"/>
+                <w:b w:val="0"/>
+                <w:sz w:val="22"/>
+              </w:rPr>
+              <w:t>6</w:t>
+            </w:r>
+          </w:p>
+        </w:tc>
+        <w:tc>
+          <w:tcPr>
+            <w:tcW w:type="dxa" w:w="2835"/>
+            <w:vAlign w:val="center"/>
+            <w:tcMar>
+              <w:top w:w="80" w:type="dxa"/>
+              <w:left w:w="80" w:type="dxa"/>
+              <w:bottom w:w="80" w:type="dxa"/>
+              <w:right w:w="80" w:type="dxa"/>
+            </w:tcMar>
+          </w:tcPr>
+          <w:p>
+            <w:pPr>
+              <w:spacing w:before="40" w:after="40" w:line="252" w:lineRule="auto"/>
+              <w:ind w:firstLine="0"/>
+            </w:pPr>
+            <w:r>
+              <w:rPr>
+                <w:rFonts w:ascii="Times New Roman" w:hAnsi="Times New Roman"/>
+                <w:b w:val="0"/>
+                <w:sz w:val="22"/>
+              </w:rPr>
+              <w:t>Тренировки и упражнения → Хранилище данных</w:t>
+            </w:r>
+          </w:p>
+        </w:tc>
+        <w:tc>
+          <w:tcPr>
+            <w:tcW w:type="dxa" w:w="5499"/>
+            <w:vAlign w:val="center"/>
+            <w:tcMar>
+              <w:top w:w="80" w:type="dxa"/>
+              <w:left w:w="80" w:type="dxa"/>
+              <w:bottom w:w="80" w:type="dxa"/>
+              <w:right w:w="80" w:type="dxa"/>
+            </w:tcMar>
+          </w:tcPr>
+          <w:p>
+            <w:pPr>
+              <w:spacing w:before="40" w:after="40" w:line="252" w:lineRule="auto"/>
+              <w:ind w:firstLine="0"/>
+            </w:pPr>
+            <w:r>
+              <w:rPr>
+                <w:rFonts w:ascii="Times New Roman" w:hAnsi="Times New Roman"/>
+                <w:b w:val="0"/>
+                <w:sz w:val="22"/>
+              </w:rPr>
+              <w:t>После восстановления сети очередь отправляется в течение 60 секунд с тем же completionId; после подтверждения обновляются статистика и статус синхронизации.</w:t>
             </w:r>
           </w:p>
         </w:tc>
@@ -3628,12 +2710,13 @@
           <w:szCs w:val="28"/>
           <w:lang w:val="ru-RU"/>
         </w:rPr>
-        <w:t>Альтернативный ход: если пользователь не выполнил все упражнения, система сохраняет тренировку со статусом «частично выполнена». Если отсутствует интернет-соединение, данные временно сохраняются локально и синхронизируются после восстановления связи.</w:t>
+        <w:t>Правила альтернатив: при нуле выполненных подходов завершение отклоняется; при части подходов сохраняется статус «частично выполнена» с возможностью продолжения. При потере сети результат сохраняется локально. После восстановления связи очередь отправляется в течение 60 секунд с тем же completionId или operationId; повторная отправка не создает второй результат. Напоминания обслуживаются отдельно по расписанию FR-16.</w:t>
       </w:r>
     </w:p>
     <w:p>
       <w:pPr>
         <w:pStyle w:val="21"/>
+        <w:pageBreakBefore/>
         <w:rPr>
           <w:rFonts w:ascii="Times New Roman" w:hAnsi="Times New Roman" w:cs="Times New Roman"/>
           <w:szCs w:val="28"/>
@@ -3647,1810 +2730,1712 @@
         <w:t>3. Тест-кейсы</w:t>
       </w:r>
     </w:p>
+    <w:p>
+      <w:pPr>
+        <w:spacing w:line="276" w:lineRule="auto" w:after="120"/>
+      </w:pPr>
+      <w:r>
+        <w:rPr>
+          <w:rFonts w:ascii="Times New Roman" w:hAnsi="Times New Roman"/>
+          <w:sz w:val="28"/>
+        </w:rPr>
+        <w:t>TC-01–TC-15 уточняют исходные проверки; TC-16–TC-22 добавлены после ревью. Это проектные тест-кейсы: программная реализация отсутствует, фактическое выполнение и успешное прохождение тестов не заявляются.</w:t>
+      </w:r>
+    </w:p>
     <w:tbl>
       <w:tblPr>
-        <w:tblStyle w:val="aff0"/>
-        <w:tblW w:w="0" w:type="auto"/>
+        <w:tblW w:type="auto" w:w="0"/>
         <w:jc w:val="center"/>
-        <w:tblLook w:val="04A0" w:firstRow="1" w:lastRow="0" w:firstColumn="1" w:lastColumn="0" w:noHBand="0" w:noVBand="1"/>
+        <w:tblLayout w:type="fixed"/>
+        <w:tblLook w:firstColumn="1" w:firstRow="1" w:lastColumn="0" w:lastRow="0" w:noHBand="0" w:noVBand="1" w:val="04A0"/>
+        <w:tblBorders>
+          <w:top w:val="single" w:sz="6" w:color="808080"/>
+          <w:left w:val="single" w:sz="6" w:color="808080"/>
+          <w:bottom w:val="single" w:sz="6" w:color="808080"/>
+          <w:right w:val="single" w:sz="6" w:color="808080"/>
+          <w:insideH w:val="single" w:sz="6" w:color="808080"/>
+          <w:insideV w:val="single" w:sz="6" w:color="808080"/>
+        </w:tblBorders>
       </w:tblPr>
       <w:tblGrid>
-        <w:gridCol w:w="479"/>
-        <w:gridCol w:w="19"/>
-        <w:gridCol w:w="2203"/>
-        <w:gridCol w:w="2150"/>
-        <w:gridCol w:w="2760"/>
-        <w:gridCol w:w="2068"/>
+        <w:gridCol w:w="737"/>
+        <w:gridCol w:w="1417"/>
+        <w:gridCol w:w="2324"/>
+        <w:gridCol w:w="2041"/>
+        <w:gridCol w:w="2551"/>
       </w:tblGrid>
       <w:tr>
         <w:trPr>
-          <w:jc w:val="center"/>
+          <w:cantSplit/>
+          <w:tblHeader/>
         </w:trPr>
         <w:tc>
           <w:tcPr>
-            <w:tcW w:w="702" w:type="dxa"/>
-            <w:shd w:val="clear" w:color="auto" w:fill="D9EAF7"/>
-          </w:tcPr>
-          <w:p>
-            <w:pPr>
-              <w:rPr>
-                <w:rFonts w:cs="Times New Roman"/>
-                <w:sz w:val="28"/>
-                <w:szCs w:val="28"/>
-              </w:rPr>
-            </w:pPr>
-            <w:r>
-              <w:rPr>
-                <w:rFonts w:cs="Times New Roman"/>
+            <w:tcW w:type="dxa" w:w="737"/>
+            <w:vAlign w:val="center"/>
+            <w:tcMar>
+              <w:top w:w="80" w:type="dxa"/>
+              <w:left w:w="80" w:type="dxa"/>
+              <w:bottom w:w="80" w:type="dxa"/>
+              <w:right w:w="80" w:type="dxa"/>
+            </w:tcMar>
+          </w:tcPr>
+          <w:p>
+            <w:pPr>
+              <w:spacing w:before="40" w:after="40" w:line="252" w:lineRule="auto"/>
+              <w:ind w:firstLine="0"/>
+            </w:pPr>
+            <w:r>
+              <w:rPr>
+                <w:rFonts w:ascii="Times New Roman" w:hAnsi="Times New Roman"/>
                 <w:b/>
-                <w:sz w:val="28"/>
-                <w:szCs w:val="28"/>
-              </w:rPr>
-              <w:t>№</w:t>
-            </w:r>
-          </w:p>
-        </w:tc>
-        <w:tc>
-          <w:tcPr>
-            <w:tcW w:w="1994" w:type="dxa"/>
-            <w:gridSpan w:val="2"/>
-            <w:shd w:val="clear" w:color="auto" w:fill="D9EAF7"/>
-          </w:tcPr>
-          <w:p>
-            <w:pPr>
-              <w:rPr>
-                <w:rFonts w:cs="Times New Roman"/>
-                <w:sz w:val="28"/>
-                <w:szCs w:val="28"/>
-              </w:rPr>
-            </w:pPr>
-            <w:proofErr w:type="spellStart"/>
-            <w:r>
-              <w:rPr>
-                <w:rFonts w:cs="Times New Roman"/>
+                <w:sz w:val="21"/>
+              </w:rPr>
+              <w:t>ID</w:t>
+            </w:r>
+          </w:p>
+        </w:tc>
+        <w:tc>
+          <w:tcPr>
+            <w:tcW w:type="dxa" w:w="1417"/>
+            <w:vAlign w:val="center"/>
+            <w:tcMar>
+              <w:top w:w="80" w:type="dxa"/>
+              <w:left w:w="80" w:type="dxa"/>
+              <w:bottom w:w="80" w:type="dxa"/>
+              <w:right w:w="80" w:type="dxa"/>
+            </w:tcMar>
+          </w:tcPr>
+          <w:p>
+            <w:pPr>
+              <w:spacing w:before="40" w:after="40" w:line="252" w:lineRule="auto"/>
+              <w:ind w:firstLine="0"/>
+            </w:pPr>
+            <w:r>
+              <w:rPr>
+                <w:rFonts w:ascii="Times New Roman" w:hAnsi="Times New Roman"/>
                 <w:b/>
-                <w:sz w:val="28"/>
-                <w:szCs w:val="28"/>
-              </w:rPr>
-              <w:t>Что</w:t>
-            </w:r>
-            <w:proofErr w:type="spellEnd"/>
-            <w:r>
-              <w:rPr>
-                <w:rFonts w:cs="Times New Roman"/>
+                <w:sz w:val="21"/>
+              </w:rPr>
+              <w:t>Проверка</w:t>
+            </w:r>
+          </w:p>
+        </w:tc>
+        <w:tc>
+          <w:tcPr>
+            <w:tcW w:type="dxa" w:w="2324"/>
+            <w:vAlign w:val="center"/>
+            <w:tcMar>
+              <w:top w:w="80" w:type="dxa"/>
+              <w:left w:w="80" w:type="dxa"/>
+              <w:bottom w:w="80" w:type="dxa"/>
+              <w:right w:w="80" w:type="dxa"/>
+            </w:tcMar>
+          </w:tcPr>
+          <w:p>
+            <w:pPr>
+              <w:spacing w:before="40" w:after="40" w:line="252" w:lineRule="auto"/>
+              <w:ind w:firstLine="0"/>
+            </w:pPr>
+            <w:r>
+              <w:rPr>
+                <w:rFonts w:ascii="Times New Roman" w:hAnsi="Times New Roman"/>
                 <w:b/>
-                <w:sz w:val="28"/>
-                <w:szCs w:val="28"/>
-              </w:rPr>
-              <w:t xml:space="preserve"> </w:t>
-            </w:r>
-            <w:proofErr w:type="spellStart"/>
-            <w:r>
-              <w:rPr>
-                <w:rFonts w:cs="Times New Roman"/>
+                <w:sz w:val="21"/>
+              </w:rPr>
+              <w:t>Условия и данные</w:t>
+            </w:r>
+          </w:p>
+        </w:tc>
+        <w:tc>
+          <w:tcPr>
+            <w:tcW w:type="dxa" w:w="2041"/>
+            <w:vAlign w:val="center"/>
+            <w:tcMar>
+              <w:top w:w="80" w:type="dxa"/>
+              <w:left w:w="80" w:type="dxa"/>
+              <w:bottom w:w="80" w:type="dxa"/>
+              <w:right w:w="80" w:type="dxa"/>
+            </w:tcMar>
+          </w:tcPr>
+          <w:p>
+            <w:pPr>
+              <w:spacing w:before="40" w:after="40" w:line="252" w:lineRule="auto"/>
+              <w:ind w:firstLine="0"/>
+            </w:pPr>
+            <w:r>
+              <w:rPr>
+                <w:rFonts w:ascii="Times New Roman" w:hAnsi="Times New Roman"/>
                 <w:b/>
-                <w:sz w:val="28"/>
-                <w:szCs w:val="28"/>
-              </w:rPr>
-              <w:t>проверяется</w:t>
-            </w:r>
-            <w:proofErr w:type="spellEnd"/>
-          </w:p>
-        </w:tc>
-        <w:tc>
-          <w:tcPr>
-            <w:tcW w:w="2152" w:type="dxa"/>
-            <w:shd w:val="clear" w:color="auto" w:fill="D9EAF7"/>
-          </w:tcPr>
-          <w:p>
-            <w:pPr>
-              <w:rPr>
-                <w:rFonts w:cs="Times New Roman"/>
-                <w:sz w:val="28"/>
-                <w:szCs w:val="28"/>
-              </w:rPr>
-            </w:pPr>
-            <w:proofErr w:type="spellStart"/>
-            <w:r>
-              <w:rPr>
-                <w:rFonts w:cs="Times New Roman"/>
+                <w:sz w:val="21"/>
+              </w:rPr>
+              <w:t>Действия</w:t>
+            </w:r>
+          </w:p>
+        </w:tc>
+        <w:tc>
+          <w:tcPr>
+            <w:tcW w:type="dxa" w:w="2551"/>
+            <w:vAlign w:val="center"/>
+            <w:tcMar>
+              <w:top w:w="80" w:type="dxa"/>
+              <w:left w:w="80" w:type="dxa"/>
+              <w:bottom w:w="80" w:type="dxa"/>
+              <w:right w:w="80" w:type="dxa"/>
+            </w:tcMar>
+          </w:tcPr>
+          <w:p>
+            <w:pPr>
+              <w:spacing w:before="40" w:after="40" w:line="252" w:lineRule="auto"/>
+              <w:ind w:firstLine="0"/>
+            </w:pPr>
+            <w:r>
+              <w:rPr>
+                <w:rFonts w:ascii="Times New Roman" w:hAnsi="Times New Roman"/>
                 <w:b/>
-                <w:sz w:val="28"/>
-                <w:szCs w:val="28"/>
-              </w:rPr>
-              <w:t>Входные</w:t>
-            </w:r>
-            <w:proofErr w:type="spellEnd"/>
-            <w:r>
-              <w:rPr>
-                <w:rFonts w:cs="Times New Roman"/>
-                <w:b/>
-                <w:sz w:val="28"/>
-                <w:szCs w:val="28"/>
-              </w:rPr>
-              <w:t xml:space="preserve"> </w:t>
-            </w:r>
-            <w:proofErr w:type="spellStart"/>
-            <w:r>
-              <w:rPr>
-                <w:rFonts w:cs="Times New Roman"/>
-                <w:b/>
-                <w:sz w:val="28"/>
-                <w:szCs w:val="28"/>
-              </w:rPr>
-              <w:t>данные</w:t>
-            </w:r>
-            <w:proofErr w:type="spellEnd"/>
-          </w:p>
-        </w:tc>
-        <w:tc>
-          <w:tcPr>
-            <w:tcW w:w="2762" w:type="dxa"/>
-            <w:shd w:val="clear" w:color="auto" w:fill="D9EAF7"/>
-          </w:tcPr>
-          <w:p>
-            <w:pPr>
-              <w:rPr>
-                <w:rFonts w:cs="Times New Roman"/>
-                <w:sz w:val="28"/>
-                <w:szCs w:val="28"/>
-              </w:rPr>
-            </w:pPr>
-            <w:proofErr w:type="spellStart"/>
-            <w:r>
-              <w:rPr>
-                <w:rFonts w:cs="Times New Roman"/>
-                <w:b/>
-                <w:sz w:val="28"/>
-                <w:szCs w:val="28"/>
-              </w:rPr>
-              <w:t>Действия</w:t>
-            </w:r>
-            <w:proofErr w:type="spellEnd"/>
-            <w:r>
-              <w:rPr>
-                <w:rFonts w:cs="Times New Roman"/>
-                <w:b/>
-                <w:sz w:val="28"/>
-                <w:szCs w:val="28"/>
-              </w:rPr>
-              <w:t xml:space="preserve"> </w:t>
-            </w:r>
-            <w:proofErr w:type="spellStart"/>
-            <w:r>
-              <w:rPr>
-                <w:rFonts w:cs="Times New Roman"/>
-                <w:b/>
-                <w:sz w:val="28"/>
-                <w:szCs w:val="28"/>
-              </w:rPr>
-              <w:t>пользователя</w:t>
-            </w:r>
-            <w:proofErr w:type="spellEnd"/>
-          </w:p>
-        </w:tc>
-        <w:tc>
-          <w:tcPr>
-            <w:tcW w:w="2069" w:type="dxa"/>
-            <w:shd w:val="clear" w:color="auto" w:fill="D9EAF7"/>
-          </w:tcPr>
-          <w:p>
-            <w:pPr>
-              <w:rPr>
-                <w:rFonts w:cs="Times New Roman"/>
-                <w:sz w:val="28"/>
-                <w:szCs w:val="28"/>
-              </w:rPr>
-            </w:pPr>
-            <w:proofErr w:type="spellStart"/>
-            <w:r>
-              <w:rPr>
-                <w:rFonts w:cs="Times New Roman"/>
-                <w:b/>
-                <w:sz w:val="28"/>
-                <w:szCs w:val="28"/>
-              </w:rPr>
-              <w:t>Ожидаемый</w:t>
-            </w:r>
-            <w:proofErr w:type="spellEnd"/>
-            <w:r>
-              <w:rPr>
-                <w:rFonts w:cs="Times New Roman"/>
-                <w:b/>
-                <w:sz w:val="28"/>
-                <w:szCs w:val="28"/>
-              </w:rPr>
-              <w:t xml:space="preserve"> </w:t>
-            </w:r>
-            <w:proofErr w:type="spellStart"/>
-            <w:r>
-              <w:rPr>
-                <w:rFonts w:cs="Times New Roman"/>
-                <w:b/>
-                <w:sz w:val="28"/>
-                <w:szCs w:val="28"/>
-              </w:rPr>
-              <w:t>результат</w:t>
-            </w:r>
-            <w:proofErr w:type="spellEnd"/>
+                <w:sz w:val="21"/>
+              </w:rPr>
+              <w:t>Ожидаемый результат</w:t>
+            </w:r>
           </w:p>
         </w:tc>
       </w:tr>
       <w:tr>
         <w:trPr>
-          <w:jc w:val="center"/>
+          <w:cantSplit/>
         </w:trPr>
         <w:tc>
           <w:tcPr>
-            <w:tcW w:w="1980" w:type="dxa"/>
-            <w:gridSpan w:val="2"/>
-          </w:tcPr>
-          <w:p>
-            <w:pPr>
-              <w:rPr>
-                <w:rFonts w:cs="Times New Roman"/>
-                <w:sz w:val="28"/>
-                <w:szCs w:val="28"/>
-              </w:rPr>
-            </w:pPr>
-            <w:r>
-              <w:rPr>
-                <w:rFonts w:cs="Times New Roman"/>
-                <w:sz w:val="28"/>
-                <w:szCs w:val="28"/>
-              </w:rPr>
-              <w:t>1</w:t>
-            </w:r>
-          </w:p>
-        </w:tc>
-        <w:tc>
-          <w:tcPr>
-            <w:tcW w:w="716" w:type="dxa"/>
-          </w:tcPr>
-          <w:p>
-            <w:pPr>
-              <w:rPr>
-                <w:rFonts w:cs="Times New Roman"/>
-                <w:sz w:val="28"/>
-                <w:szCs w:val="28"/>
-              </w:rPr>
-            </w:pPr>
-            <w:proofErr w:type="spellStart"/>
-            <w:r>
-              <w:rPr>
-                <w:rFonts w:cs="Times New Roman"/>
-                <w:sz w:val="28"/>
-                <w:szCs w:val="28"/>
+            <w:tcW w:type="dxa" w:w="737"/>
+            <w:vAlign w:val="center"/>
+            <w:tcMar>
+              <w:top w:w="80" w:type="dxa"/>
+              <w:left w:w="80" w:type="dxa"/>
+              <w:bottom w:w="80" w:type="dxa"/>
+              <w:right w:w="80" w:type="dxa"/>
+            </w:tcMar>
+          </w:tcPr>
+          <w:p>
+            <w:pPr>
+              <w:spacing w:before="40" w:after="40" w:line="252" w:lineRule="auto"/>
+              <w:ind w:firstLine="0"/>
+            </w:pPr>
+            <w:r>
+              <w:rPr>
+                <w:rFonts w:ascii="Times New Roman" w:hAnsi="Times New Roman"/>
+                <w:b w:val="0"/>
+                <w:sz w:val="21"/>
+              </w:rPr>
+              <w:t>TC-01</w:t>
+            </w:r>
+          </w:p>
+        </w:tc>
+        <w:tc>
+          <w:tcPr>
+            <w:tcW w:type="dxa" w:w="1417"/>
+            <w:vAlign w:val="center"/>
+            <w:tcMar>
+              <w:top w:w="80" w:type="dxa"/>
+              <w:left w:w="80" w:type="dxa"/>
+              <w:bottom w:w="80" w:type="dxa"/>
+              <w:right w:w="80" w:type="dxa"/>
+            </w:tcMar>
+          </w:tcPr>
+          <w:p>
+            <w:pPr>
+              <w:spacing w:before="40" w:after="40" w:line="252" w:lineRule="auto"/>
+              <w:ind w:firstLine="0"/>
+            </w:pPr>
+            <w:r>
+              <w:rPr>
+                <w:rFonts w:ascii="Times New Roman" w:hAnsi="Times New Roman"/>
+                <w:b w:val="0"/>
+                <w:sz w:val="21"/>
               </w:rPr>
               <w:t>Регистрация</w:t>
             </w:r>
-            <w:proofErr w:type="spellEnd"/>
-            <w:r>
-              <w:rPr>
-                <w:rFonts w:cs="Times New Roman"/>
-                <w:sz w:val="28"/>
-                <w:szCs w:val="28"/>
-              </w:rPr>
-              <w:t xml:space="preserve"> </w:t>
-            </w:r>
-            <w:proofErr w:type="spellStart"/>
-            <w:r>
-              <w:rPr>
-                <w:rFonts w:cs="Times New Roman"/>
-                <w:sz w:val="28"/>
-                <w:szCs w:val="28"/>
-              </w:rPr>
-              <w:t>пользователя</w:t>
-            </w:r>
-            <w:proofErr w:type="spellEnd"/>
-          </w:p>
-        </w:tc>
-        <w:tc>
-          <w:tcPr>
-            <w:tcW w:w="2152" w:type="dxa"/>
-          </w:tcPr>
-          <w:p>
-            <w:pPr>
-              <w:rPr>
-                <w:rFonts w:cs="Times New Roman"/>
-                <w:sz w:val="28"/>
-                <w:szCs w:val="28"/>
-              </w:rPr>
-            </w:pPr>
-            <w:r>
-              <w:rPr>
-                <w:rFonts w:cs="Times New Roman"/>
-                <w:sz w:val="28"/>
-                <w:szCs w:val="28"/>
-              </w:rPr>
-              <w:t xml:space="preserve">Email, </w:t>
-            </w:r>
-            <w:proofErr w:type="spellStart"/>
-            <w:r>
-              <w:rPr>
-                <w:rFonts w:cs="Times New Roman"/>
-                <w:sz w:val="28"/>
-                <w:szCs w:val="28"/>
-              </w:rPr>
-              <w:t>пароль</w:t>
-            </w:r>
-            <w:proofErr w:type="spellEnd"/>
-            <w:r>
-              <w:rPr>
-                <w:rFonts w:cs="Times New Roman"/>
-                <w:sz w:val="28"/>
-                <w:szCs w:val="28"/>
-              </w:rPr>
-              <w:t xml:space="preserve">, </w:t>
-            </w:r>
-            <w:proofErr w:type="spellStart"/>
-            <w:r>
-              <w:rPr>
-                <w:rFonts w:cs="Times New Roman"/>
-                <w:sz w:val="28"/>
-                <w:szCs w:val="28"/>
-              </w:rPr>
-              <w:t>имя</w:t>
-            </w:r>
-            <w:proofErr w:type="spellEnd"/>
-            <w:r>
-              <w:rPr>
-                <w:rFonts w:cs="Times New Roman"/>
-                <w:sz w:val="28"/>
-                <w:szCs w:val="28"/>
-              </w:rPr>
-              <w:t xml:space="preserve"> </w:t>
-            </w:r>
-            <w:proofErr w:type="spellStart"/>
-            <w:r>
-              <w:rPr>
-                <w:rFonts w:cs="Times New Roman"/>
-                <w:sz w:val="28"/>
-                <w:szCs w:val="28"/>
-              </w:rPr>
-              <w:t>пользователя</w:t>
-            </w:r>
-            <w:proofErr w:type="spellEnd"/>
-          </w:p>
-        </w:tc>
-        <w:tc>
-          <w:tcPr>
-            <w:tcW w:w="2762" w:type="dxa"/>
-          </w:tcPr>
-          <w:p>
-            <w:pPr>
-              <w:rPr>
-                <w:rFonts w:cs="Times New Roman"/>
-                <w:sz w:val="28"/>
-                <w:szCs w:val="28"/>
-                <w:lang w:val="ru-RU"/>
-              </w:rPr>
-            </w:pPr>
-            <w:r>
-              <w:rPr>
-                <w:rFonts w:cs="Times New Roman"/>
-                <w:sz w:val="28"/>
-                <w:szCs w:val="28"/>
-                <w:lang w:val="ru-RU"/>
-              </w:rPr>
-              <w:t>Открыть форму регистрации; заполнить поля; нажать «Зарегистрироваться».</w:t>
-            </w:r>
-          </w:p>
-        </w:tc>
-        <w:tc>
-          <w:tcPr>
-            <w:tcW w:w="2069" w:type="dxa"/>
-          </w:tcPr>
-          <w:p>
-            <w:pPr>
-              <w:rPr>
-                <w:rFonts w:cs="Times New Roman"/>
-                <w:sz w:val="28"/>
-                <w:szCs w:val="28"/>
-                <w:lang w:val="ru-RU"/>
-              </w:rPr>
-            </w:pPr>
-            <w:r>
-              <w:rPr>
-                <w:rFonts w:cs="Times New Roman"/>
-                <w:sz w:val="28"/>
-                <w:szCs w:val="28"/>
-                <w:lang w:val="ru-RU"/>
-              </w:rPr>
-              <w:t>Создается учетная запись, пользователь переходит в личный кабинет.</w:t>
+          </w:p>
+        </w:tc>
+        <w:tc>
+          <w:tcPr>
+            <w:tcW w:type="dxa" w:w="2324"/>
+            <w:vAlign w:val="center"/>
+            <w:tcMar>
+              <w:top w:w="80" w:type="dxa"/>
+              <w:left w:w="80" w:type="dxa"/>
+              <w:bottom w:w="80" w:type="dxa"/>
+              <w:right w:w="80" w:type="dxa"/>
+            </w:tcMar>
+          </w:tcPr>
+          <w:p>
+            <w:pPr>
+              <w:spacing w:before="40" w:after="40" w:line="252" w:lineRule="auto"/>
+              <w:ind w:firstLine="0"/>
+            </w:pPr>
+            <w:r>
+              <w:rPr>
+                <w:rFonts w:ascii="Times New Roman" w:hAnsi="Times New Roman"/>
+                <w:b w:val="0"/>
+                <w:sz w:val="21"/>
+              </w:rPr>
+              <w:t>Новый email; допустимый пароль; имя.</w:t>
+            </w:r>
+          </w:p>
+        </w:tc>
+        <w:tc>
+          <w:tcPr>
+            <w:tcW w:type="dxa" w:w="2041"/>
+            <w:vAlign w:val="center"/>
+            <w:tcMar>
+              <w:top w:w="80" w:type="dxa"/>
+              <w:left w:w="80" w:type="dxa"/>
+              <w:bottom w:w="80" w:type="dxa"/>
+              <w:right w:w="80" w:type="dxa"/>
+            </w:tcMar>
+          </w:tcPr>
+          <w:p>
+            <w:pPr>
+              <w:spacing w:before="40" w:after="40" w:line="252" w:lineRule="auto"/>
+              <w:ind w:firstLine="0"/>
+            </w:pPr>
+            <w:r>
+              <w:rPr>
+                <w:rFonts w:ascii="Times New Roman" w:hAnsi="Times New Roman"/>
+                <w:b w:val="0"/>
+                <w:sz w:val="21"/>
+              </w:rPr>
+              <w:t>Заполнить форму и подтвердить регистрацию.</w:t>
+            </w:r>
+          </w:p>
+        </w:tc>
+        <w:tc>
+          <w:tcPr>
+            <w:tcW w:type="dxa" w:w="2551"/>
+            <w:vAlign w:val="center"/>
+            <w:tcMar>
+              <w:top w:w="80" w:type="dxa"/>
+              <w:left w:w="80" w:type="dxa"/>
+              <w:bottom w:w="80" w:type="dxa"/>
+              <w:right w:w="80" w:type="dxa"/>
+            </w:tcMar>
+          </w:tcPr>
+          <w:p>
+            <w:pPr>
+              <w:spacing w:before="40" w:after="40" w:line="252" w:lineRule="auto"/>
+              <w:ind w:firstLine="0"/>
+            </w:pPr>
+            <w:r>
+              <w:rPr>
+                <w:rFonts w:ascii="Times New Roman" w:hAnsi="Times New Roman"/>
+                <w:b w:val="0"/>
+                <w:sz w:val="21"/>
+              </w:rPr>
+              <w:t>Создана одна учетная запись; открыт личный кабинет.</w:t>
             </w:r>
           </w:p>
         </w:tc>
       </w:tr>
       <w:tr>
         <w:trPr>
-          <w:jc w:val="center"/>
+          <w:cantSplit/>
         </w:trPr>
         <w:tc>
           <w:tcPr>
-            <w:tcW w:w="1980" w:type="dxa"/>
-            <w:gridSpan w:val="2"/>
-          </w:tcPr>
-          <w:p>
-            <w:pPr>
-              <w:rPr>
-                <w:rFonts w:cs="Times New Roman"/>
-                <w:sz w:val="28"/>
-                <w:szCs w:val="28"/>
-              </w:rPr>
-            </w:pPr>
-            <w:r>
-              <w:rPr>
-                <w:rFonts w:cs="Times New Roman"/>
-                <w:sz w:val="28"/>
-                <w:szCs w:val="28"/>
-              </w:rPr>
-              <w:t>2</w:t>
-            </w:r>
-          </w:p>
-        </w:tc>
-        <w:tc>
-          <w:tcPr>
-            <w:tcW w:w="716" w:type="dxa"/>
-          </w:tcPr>
-          <w:p>
-            <w:pPr>
-              <w:rPr>
-                <w:rFonts w:cs="Times New Roman"/>
-                <w:sz w:val="28"/>
-                <w:szCs w:val="28"/>
-              </w:rPr>
-            </w:pPr>
-            <w:proofErr w:type="spellStart"/>
-            <w:r>
-              <w:rPr>
-                <w:rFonts w:cs="Times New Roman"/>
-                <w:sz w:val="28"/>
-                <w:szCs w:val="28"/>
-              </w:rPr>
-              <w:t>Авторизация</w:t>
-            </w:r>
-            <w:proofErr w:type="spellEnd"/>
-            <w:r>
-              <w:rPr>
-                <w:rFonts w:cs="Times New Roman"/>
-                <w:sz w:val="28"/>
-                <w:szCs w:val="28"/>
-              </w:rPr>
-              <w:t xml:space="preserve"> </w:t>
-            </w:r>
-            <w:proofErr w:type="spellStart"/>
-            <w:r>
-              <w:rPr>
-                <w:rFonts w:cs="Times New Roman"/>
-                <w:sz w:val="28"/>
-                <w:szCs w:val="28"/>
-              </w:rPr>
-              <w:t>пользователя</w:t>
-            </w:r>
-            <w:proofErr w:type="spellEnd"/>
-          </w:p>
-        </w:tc>
-        <w:tc>
-          <w:tcPr>
-            <w:tcW w:w="2152" w:type="dxa"/>
-          </w:tcPr>
-          <w:p>
-            <w:pPr>
-              <w:rPr>
-                <w:rFonts w:cs="Times New Roman"/>
-                <w:sz w:val="28"/>
-                <w:szCs w:val="28"/>
-                <w:lang w:val="ru-RU"/>
-              </w:rPr>
-            </w:pPr>
-            <w:r>
-              <w:rPr>
-                <w:rFonts w:cs="Times New Roman"/>
-                <w:sz w:val="28"/>
-                <w:szCs w:val="28"/>
-                <w:lang w:val="ru-RU"/>
-              </w:rPr>
-              <w:t xml:space="preserve">Существующий </w:t>
-            </w:r>
-            <w:r>
-              <w:rPr>
-                <w:rFonts w:cs="Times New Roman"/>
-                <w:sz w:val="28"/>
-                <w:szCs w:val="28"/>
-              </w:rPr>
-              <w:t>email</w:t>
-            </w:r>
-            <w:r>
-              <w:rPr>
-                <w:rFonts w:cs="Times New Roman"/>
-                <w:sz w:val="28"/>
-                <w:szCs w:val="28"/>
-                <w:lang w:val="ru-RU"/>
-              </w:rPr>
-              <w:t xml:space="preserve"> и правильный пароль</w:t>
-            </w:r>
-          </w:p>
-        </w:tc>
-        <w:tc>
-          <w:tcPr>
-            <w:tcW w:w="2762" w:type="dxa"/>
-          </w:tcPr>
-          <w:p>
-            <w:pPr>
-              <w:rPr>
-                <w:rFonts w:cs="Times New Roman"/>
-                <w:sz w:val="28"/>
-                <w:szCs w:val="28"/>
-                <w:lang w:val="ru-RU"/>
-              </w:rPr>
-            </w:pPr>
-            <w:r>
-              <w:rPr>
-                <w:rFonts w:cs="Times New Roman"/>
-                <w:sz w:val="28"/>
-                <w:szCs w:val="28"/>
-                <w:lang w:val="ru-RU"/>
-              </w:rPr>
-              <w:t>Открыть форму входа; ввести данные; нажать «Войти».</w:t>
-            </w:r>
-          </w:p>
-        </w:tc>
-        <w:tc>
-          <w:tcPr>
-            <w:tcW w:w="2069" w:type="dxa"/>
-          </w:tcPr>
-          <w:p>
-            <w:pPr>
-              <w:rPr>
-                <w:rFonts w:cs="Times New Roman"/>
-                <w:sz w:val="28"/>
-                <w:szCs w:val="28"/>
-                <w:lang w:val="ru-RU"/>
-              </w:rPr>
-            </w:pPr>
-            <w:r>
-              <w:rPr>
-                <w:rFonts w:cs="Times New Roman"/>
-                <w:sz w:val="28"/>
-                <w:szCs w:val="28"/>
-                <w:lang w:val="ru-RU"/>
-              </w:rPr>
-              <w:t>Пользователь входит в систему, роль определяется автоматически.</w:t>
+            <w:tcW w:type="dxa" w:w="737"/>
+            <w:vAlign w:val="center"/>
+            <w:tcMar>
+              <w:top w:w="80" w:type="dxa"/>
+              <w:left w:w="80" w:type="dxa"/>
+              <w:bottom w:w="80" w:type="dxa"/>
+              <w:right w:w="80" w:type="dxa"/>
+            </w:tcMar>
+          </w:tcPr>
+          <w:p>
+            <w:pPr>
+              <w:spacing w:before="40" w:after="40" w:line="252" w:lineRule="auto"/>
+              <w:ind w:firstLine="0"/>
+            </w:pPr>
+            <w:r>
+              <w:rPr>
+                <w:rFonts w:ascii="Times New Roman" w:hAnsi="Times New Roman"/>
+                <w:b w:val="0"/>
+                <w:sz w:val="21"/>
+              </w:rPr>
+              <w:t>TC-02</w:t>
+            </w:r>
+          </w:p>
+        </w:tc>
+        <w:tc>
+          <w:tcPr>
+            <w:tcW w:type="dxa" w:w="1417"/>
+            <w:vAlign w:val="center"/>
+            <w:tcMar>
+              <w:top w:w="80" w:type="dxa"/>
+              <w:left w:w="80" w:type="dxa"/>
+              <w:bottom w:w="80" w:type="dxa"/>
+              <w:right w:w="80" w:type="dxa"/>
+            </w:tcMar>
+          </w:tcPr>
+          <w:p>
+            <w:pPr>
+              <w:spacing w:before="40" w:after="40" w:line="252" w:lineRule="auto"/>
+              <w:ind w:firstLine="0"/>
+            </w:pPr>
+            <w:r>
+              <w:rPr>
+                <w:rFonts w:ascii="Times New Roman" w:hAnsi="Times New Roman"/>
+                <w:b w:val="0"/>
+                <w:sz w:val="21"/>
+              </w:rPr>
+              <w:t>Вход</w:t>
+            </w:r>
+          </w:p>
+        </w:tc>
+        <w:tc>
+          <w:tcPr>
+            <w:tcW w:type="dxa" w:w="2324"/>
+            <w:vAlign w:val="center"/>
+            <w:tcMar>
+              <w:top w:w="80" w:type="dxa"/>
+              <w:left w:w="80" w:type="dxa"/>
+              <w:bottom w:w="80" w:type="dxa"/>
+              <w:right w:w="80" w:type="dxa"/>
+            </w:tcMar>
+          </w:tcPr>
+          <w:p>
+            <w:pPr>
+              <w:spacing w:before="40" w:after="40" w:line="252" w:lineRule="auto"/>
+              <w:ind w:firstLine="0"/>
+            </w:pPr>
+            <w:r>
+              <w:rPr>
+                <w:rFonts w:ascii="Times New Roman" w:hAnsi="Times New Roman"/>
+                <w:b w:val="0"/>
+                <w:sz w:val="21"/>
+              </w:rPr>
+              <w:t>Существующая активная учетная запись и правильный пароль.</w:t>
+            </w:r>
+          </w:p>
+        </w:tc>
+        <w:tc>
+          <w:tcPr>
+            <w:tcW w:type="dxa" w:w="2041"/>
+            <w:vAlign w:val="center"/>
+            <w:tcMar>
+              <w:top w:w="80" w:type="dxa"/>
+              <w:left w:w="80" w:type="dxa"/>
+              <w:bottom w:w="80" w:type="dxa"/>
+              <w:right w:w="80" w:type="dxa"/>
+            </w:tcMar>
+          </w:tcPr>
+          <w:p>
+            <w:pPr>
+              <w:spacing w:before="40" w:after="40" w:line="252" w:lineRule="auto"/>
+              <w:ind w:firstLine="0"/>
+            </w:pPr>
+            <w:r>
+              <w:rPr>
+                <w:rFonts w:ascii="Times New Roman" w:hAnsi="Times New Roman"/>
+                <w:b w:val="0"/>
+                <w:sz w:val="21"/>
+              </w:rPr>
+              <w:t>Ввести данные и нажать «Войти».</w:t>
+            </w:r>
+          </w:p>
+        </w:tc>
+        <w:tc>
+          <w:tcPr>
+            <w:tcW w:type="dxa" w:w="2551"/>
+            <w:vAlign w:val="center"/>
+            <w:tcMar>
+              <w:top w:w="80" w:type="dxa"/>
+              <w:left w:w="80" w:type="dxa"/>
+              <w:bottom w:w="80" w:type="dxa"/>
+              <w:right w:w="80" w:type="dxa"/>
+            </w:tcMar>
+          </w:tcPr>
+          <w:p>
+            <w:pPr>
+              <w:spacing w:before="40" w:after="40" w:line="252" w:lineRule="auto"/>
+              <w:ind w:firstLine="0"/>
+            </w:pPr>
+            <w:r>
+              <w:rPr>
+                <w:rFonts w:ascii="Times New Roman" w:hAnsi="Times New Roman"/>
+                <w:b w:val="0"/>
+                <w:sz w:val="21"/>
+              </w:rPr>
+              <w:t>Открыт личный кабинет; доступ соответствует роли.</w:t>
             </w:r>
           </w:p>
         </w:tc>
       </w:tr>
       <w:tr>
         <w:trPr>
-          <w:jc w:val="center"/>
+          <w:cantSplit/>
         </w:trPr>
         <w:tc>
           <w:tcPr>
-            <w:tcW w:w="1980" w:type="dxa"/>
-            <w:gridSpan w:val="2"/>
-          </w:tcPr>
-          <w:p>
-            <w:pPr>
-              <w:rPr>
-                <w:rFonts w:cs="Times New Roman"/>
-                <w:sz w:val="28"/>
-                <w:szCs w:val="28"/>
-              </w:rPr>
-            </w:pPr>
-            <w:r>
-              <w:rPr>
-                <w:rFonts w:cs="Times New Roman"/>
-                <w:sz w:val="28"/>
-                <w:szCs w:val="28"/>
-              </w:rPr>
-              <w:t>3</w:t>
-            </w:r>
-          </w:p>
-        </w:tc>
-        <w:tc>
-          <w:tcPr>
-            <w:tcW w:w="716" w:type="dxa"/>
-          </w:tcPr>
-          <w:p>
-            <w:pPr>
-              <w:rPr>
-                <w:rFonts w:cs="Times New Roman"/>
-                <w:sz w:val="28"/>
-                <w:szCs w:val="28"/>
-              </w:rPr>
-            </w:pPr>
-            <w:proofErr w:type="spellStart"/>
-            <w:r>
-              <w:rPr>
-                <w:rFonts w:cs="Times New Roman"/>
-                <w:sz w:val="28"/>
-                <w:szCs w:val="28"/>
-              </w:rPr>
-              <w:t>Заполнение</w:t>
-            </w:r>
-            <w:proofErr w:type="spellEnd"/>
-            <w:r>
-              <w:rPr>
-                <w:rFonts w:cs="Times New Roman"/>
-                <w:sz w:val="28"/>
-                <w:szCs w:val="28"/>
-              </w:rPr>
-              <w:t xml:space="preserve"> </w:t>
-            </w:r>
-            <w:proofErr w:type="spellStart"/>
-            <w:r>
-              <w:rPr>
-                <w:rFonts w:cs="Times New Roman"/>
-                <w:sz w:val="28"/>
-                <w:szCs w:val="28"/>
-              </w:rPr>
-              <w:t>фитнес-профиля</w:t>
-            </w:r>
-            <w:proofErr w:type="spellEnd"/>
-          </w:p>
-        </w:tc>
-        <w:tc>
-          <w:tcPr>
-            <w:tcW w:w="2152" w:type="dxa"/>
-          </w:tcPr>
-          <w:p>
-            <w:pPr>
-              <w:rPr>
-                <w:rFonts w:cs="Times New Roman"/>
-                <w:sz w:val="28"/>
-                <w:szCs w:val="28"/>
-                <w:lang w:val="ru-RU"/>
-              </w:rPr>
-            </w:pPr>
-            <w:r>
-              <w:rPr>
-                <w:rFonts w:cs="Times New Roman"/>
-                <w:sz w:val="28"/>
-                <w:szCs w:val="28"/>
-                <w:lang w:val="ru-RU"/>
-              </w:rPr>
-              <w:t>Рост, вес, возраст, цель, уровень подготовки</w:t>
-            </w:r>
-          </w:p>
-        </w:tc>
-        <w:tc>
-          <w:tcPr>
-            <w:tcW w:w="2762" w:type="dxa"/>
-          </w:tcPr>
-          <w:p>
-            <w:pPr>
-              <w:rPr>
-                <w:rFonts w:cs="Times New Roman"/>
-                <w:sz w:val="28"/>
-                <w:szCs w:val="28"/>
-                <w:lang w:val="ru-RU"/>
-              </w:rPr>
-            </w:pPr>
-            <w:r>
-              <w:rPr>
-                <w:rFonts w:cs="Times New Roman"/>
-                <w:sz w:val="28"/>
-                <w:szCs w:val="28"/>
-                <w:lang w:val="ru-RU"/>
-              </w:rPr>
-              <w:t>Открыть профиль; заполнить обязательные поля; сохранить изменения.</w:t>
-            </w:r>
-          </w:p>
-        </w:tc>
-        <w:tc>
-          <w:tcPr>
-            <w:tcW w:w="2069" w:type="dxa"/>
-          </w:tcPr>
-          <w:p>
-            <w:pPr>
-              <w:rPr>
-                <w:rFonts w:cs="Times New Roman"/>
-                <w:sz w:val="28"/>
-                <w:szCs w:val="28"/>
-                <w:lang w:val="ru-RU"/>
-              </w:rPr>
-            </w:pPr>
-            <w:r>
-              <w:rPr>
-                <w:rFonts w:cs="Times New Roman"/>
-                <w:sz w:val="28"/>
-                <w:szCs w:val="28"/>
-                <w:lang w:val="ru-RU"/>
-              </w:rPr>
-              <w:t>Данные сохраняются и используются для формирования плана.</w:t>
+            <w:tcW w:type="dxa" w:w="737"/>
+            <w:vAlign w:val="center"/>
+            <w:tcMar>
+              <w:top w:w="80" w:type="dxa"/>
+              <w:left w:w="80" w:type="dxa"/>
+              <w:bottom w:w="80" w:type="dxa"/>
+              <w:right w:w="80" w:type="dxa"/>
+            </w:tcMar>
+          </w:tcPr>
+          <w:p>
+            <w:pPr>
+              <w:spacing w:before="40" w:after="40" w:line="252" w:lineRule="auto"/>
+              <w:ind w:firstLine="0"/>
+            </w:pPr>
+            <w:r>
+              <w:rPr>
+                <w:rFonts w:ascii="Times New Roman" w:hAnsi="Times New Roman"/>
+                <w:b w:val="0"/>
+                <w:sz w:val="21"/>
+              </w:rPr>
+              <w:t>TC-03</w:t>
+            </w:r>
+          </w:p>
+        </w:tc>
+        <w:tc>
+          <w:tcPr>
+            <w:tcW w:type="dxa" w:w="1417"/>
+            <w:vAlign w:val="center"/>
+            <w:tcMar>
+              <w:top w:w="80" w:type="dxa"/>
+              <w:left w:w="80" w:type="dxa"/>
+              <w:bottom w:w="80" w:type="dxa"/>
+              <w:right w:w="80" w:type="dxa"/>
+            </w:tcMar>
+          </w:tcPr>
+          <w:p>
+            <w:pPr>
+              <w:spacing w:before="40" w:after="40" w:line="252" w:lineRule="auto"/>
+              <w:ind w:firstLine="0"/>
+            </w:pPr>
+            <w:r>
+              <w:rPr>
+                <w:rFonts w:ascii="Times New Roman" w:hAnsi="Times New Roman"/>
+                <w:b w:val="0"/>
+                <w:sz w:val="21"/>
+              </w:rPr>
+              <w:t>Фитнес-профиль</w:t>
+            </w:r>
+          </w:p>
+        </w:tc>
+        <w:tc>
+          <w:tcPr>
+            <w:tcW w:type="dxa" w:w="2324"/>
+            <w:vAlign w:val="center"/>
+            <w:tcMar>
+              <w:top w:w="80" w:type="dxa"/>
+              <w:left w:w="80" w:type="dxa"/>
+              <w:bottom w:w="80" w:type="dxa"/>
+              <w:right w:w="80" w:type="dxa"/>
+            </w:tcMar>
+          </w:tcPr>
+          <w:p>
+            <w:pPr>
+              <w:spacing w:before="40" w:after="40" w:line="252" w:lineRule="auto"/>
+              <w:ind w:firstLine="0"/>
+            </w:pPr>
+            <w:r>
+              <w:rPr>
+                <w:rFonts w:ascii="Times New Roman" w:hAnsi="Times New Roman"/>
+                <w:b w:val="0"/>
+                <w:sz w:val="21"/>
+              </w:rPr>
+              <w:t>Возраст 25; рост 175 см; вес 75 кг; цель «набор мышечной массы»; начальный уровень; 3 тренировки; Europe/Moscow.</w:t>
+            </w:r>
+          </w:p>
+        </w:tc>
+        <w:tc>
+          <w:tcPr>
+            <w:tcW w:type="dxa" w:w="2041"/>
+            <w:vAlign w:val="center"/>
+            <w:tcMar>
+              <w:top w:w="80" w:type="dxa"/>
+              <w:left w:w="80" w:type="dxa"/>
+              <w:bottom w:w="80" w:type="dxa"/>
+              <w:right w:w="80" w:type="dxa"/>
+            </w:tcMar>
+          </w:tcPr>
+          <w:p>
+            <w:pPr>
+              <w:spacing w:before="40" w:after="40" w:line="252" w:lineRule="auto"/>
+              <w:ind w:firstLine="0"/>
+            </w:pPr>
+            <w:r>
+              <w:rPr>
+                <w:rFonts w:ascii="Times New Roman" w:hAnsi="Times New Roman"/>
+                <w:b w:val="0"/>
+                <w:sz w:val="21"/>
+              </w:rPr>
+              <w:t>Заполнить и сохранить профиль; открыть повторно.</w:t>
+            </w:r>
+          </w:p>
+        </w:tc>
+        <w:tc>
+          <w:tcPr>
+            <w:tcW w:type="dxa" w:w="2551"/>
+            <w:vAlign w:val="center"/>
+            <w:tcMar>
+              <w:top w:w="80" w:type="dxa"/>
+              <w:left w:w="80" w:type="dxa"/>
+              <w:bottom w:w="80" w:type="dxa"/>
+              <w:right w:w="80" w:type="dxa"/>
+            </w:tcMar>
+          </w:tcPr>
+          <w:p>
+            <w:pPr>
+              <w:spacing w:before="40" w:after="40" w:line="252" w:lineRule="auto"/>
+              <w:ind w:firstLine="0"/>
+            </w:pPr>
+            <w:r>
+              <w:rPr>
+                <w:rFonts w:ascii="Times New Roman" w:hAnsi="Times New Roman"/>
+                <w:b w:val="0"/>
+                <w:sz w:val="21"/>
+              </w:rPr>
+              <w:t>Все значения сохранены, weeklyFrequency равен 3.</w:t>
             </w:r>
           </w:p>
         </w:tc>
       </w:tr>
       <w:tr>
         <w:trPr>
-          <w:jc w:val="center"/>
+          <w:cantSplit/>
         </w:trPr>
         <w:tc>
           <w:tcPr>
-            <w:tcW w:w="1980" w:type="dxa"/>
-            <w:gridSpan w:val="2"/>
-          </w:tcPr>
-          <w:p>
-            <w:pPr>
-              <w:rPr>
-                <w:rFonts w:cs="Times New Roman"/>
-                <w:sz w:val="28"/>
-                <w:szCs w:val="28"/>
-              </w:rPr>
-            </w:pPr>
-            <w:r>
-              <w:rPr>
-                <w:rFonts w:cs="Times New Roman"/>
-                <w:sz w:val="28"/>
-                <w:szCs w:val="28"/>
-              </w:rPr>
-              <w:t>4</w:t>
-            </w:r>
-          </w:p>
-        </w:tc>
-        <w:tc>
-          <w:tcPr>
-            <w:tcW w:w="716" w:type="dxa"/>
-          </w:tcPr>
-          <w:p>
-            <w:pPr>
-              <w:rPr>
-                <w:rFonts w:cs="Times New Roman"/>
-                <w:sz w:val="28"/>
-                <w:szCs w:val="28"/>
-                <w:lang w:val="ru-RU"/>
-              </w:rPr>
-            </w:pPr>
-            <w:r>
-              <w:rPr>
-                <w:rFonts w:cs="Times New Roman"/>
-                <w:sz w:val="28"/>
-                <w:szCs w:val="28"/>
-                <w:lang w:val="ru-RU"/>
-              </w:rPr>
-              <w:t>Ошибка при пустом обязательном поле</w:t>
-            </w:r>
-          </w:p>
-        </w:tc>
-        <w:tc>
-          <w:tcPr>
-            <w:tcW w:w="2152" w:type="dxa"/>
-          </w:tcPr>
-          <w:p>
-            <w:pPr>
-              <w:rPr>
-                <w:rFonts w:cs="Times New Roman"/>
-                <w:sz w:val="28"/>
-                <w:szCs w:val="28"/>
-              </w:rPr>
-            </w:pPr>
-            <w:proofErr w:type="spellStart"/>
-            <w:r>
-              <w:rPr>
-                <w:rFonts w:cs="Times New Roman"/>
-                <w:sz w:val="28"/>
-                <w:szCs w:val="28"/>
-              </w:rPr>
-              <w:t>Профиль</w:t>
-            </w:r>
-            <w:proofErr w:type="spellEnd"/>
-            <w:r>
-              <w:rPr>
-                <w:rFonts w:cs="Times New Roman"/>
-                <w:sz w:val="28"/>
-                <w:szCs w:val="28"/>
-              </w:rPr>
-              <w:t xml:space="preserve"> </w:t>
-            </w:r>
-            <w:proofErr w:type="spellStart"/>
-            <w:r>
-              <w:rPr>
-                <w:rFonts w:cs="Times New Roman"/>
-                <w:sz w:val="28"/>
-                <w:szCs w:val="28"/>
-              </w:rPr>
-              <w:t>без</w:t>
-            </w:r>
-            <w:proofErr w:type="spellEnd"/>
-            <w:r>
-              <w:rPr>
-                <w:rFonts w:cs="Times New Roman"/>
-                <w:sz w:val="28"/>
-                <w:szCs w:val="28"/>
-              </w:rPr>
-              <w:t xml:space="preserve"> </w:t>
-            </w:r>
-            <w:proofErr w:type="spellStart"/>
-            <w:r>
-              <w:rPr>
-                <w:rFonts w:cs="Times New Roman"/>
-                <w:sz w:val="28"/>
-                <w:szCs w:val="28"/>
-              </w:rPr>
-              <w:t>указания</w:t>
-            </w:r>
-            <w:proofErr w:type="spellEnd"/>
-            <w:r>
-              <w:rPr>
-                <w:rFonts w:cs="Times New Roman"/>
-                <w:sz w:val="28"/>
-                <w:szCs w:val="28"/>
-              </w:rPr>
-              <w:t xml:space="preserve"> </w:t>
-            </w:r>
-            <w:proofErr w:type="spellStart"/>
-            <w:r>
-              <w:rPr>
-                <w:rFonts w:cs="Times New Roman"/>
-                <w:sz w:val="28"/>
-                <w:szCs w:val="28"/>
-              </w:rPr>
-              <w:t>цели</w:t>
-            </w:r>
-            <w:proofErr w:type="spellEnd"/>
-          </w:p>
-        </w:tc>
-        <w:tc>
-          <w:tcPr>
-            <w:tcW w:w="2762" w:type="dxa"/>
-          </w:tcPr>
-          <w:p>
-            <w:pPr>
-              <w:rPr>
-                <w:rFonts w:cs="Times New Roman"/>
-                <w:sz w:val="28"/>
-                <w:szCs w:val="28"/>
-                <w:lang w:val="ru-RU"/>
-              </w:rPr>
-            </w:pPr>
-            <w:r>
-              <w:rPr>
-                <w:rFonts w:cs="Times New Roman"/>
-                <w:sz w:val="28"/>
-                <w:szCs w:val="28"/>
-                <w:lang w:val="ru-RU"/>
-              </w:rPr>
-              <w:t>Нажать «Сохранить» при незаполненной цели.</w:t>
-            </w:r>
-          </w:p>
-        </w:tc>
-        <w:tc>
-          <w:tcPr>
-            <w:tcW w:w="2069" w:type="dxa"/>
-          </w:tcPr>
-          <w:p>
-            <w:pPr>
-              <w:rPr>
-                <w:rFonts w:cs="Times New Roman"/>
-                <w:sz w:val="28"/>
-                <w:szCs w:val="28"/>
-                <w:lang w:val="ru-RU"/>
-              </w:rPr>
-            </w:pPr>
-            <w:r>
-              <w:rPr>
-                <w:rFonts w:cs="Times New Roman"/>
-                <w:sz w:val="28"/>
-                <w:szCs w:val="28"/>
-                <w:lang w:val="ru-RU"/>
-              </w:rPr>
-              <w:t>Система показывает сообщение о необходимости выбрать цель.</w:t>
+            <w:tcW w:type="dxa" w:w="737"/>
+            <w:vAlign w:val="center"/>
+            <w:tcMar>
+              <w:top w:w="80" w:type="dxa"/>
+              <w:left w:w="80" w:type="dxa"/>
+              <w:bottom w:w="80" w:type="dxa"/>
+              <w:right w:w="80" w:type="dxa"/>
+            </w:tcMar>
+          </w:tcPr>
+          <w:p>
+            <w:pPr>
+              <w:spacing w:before="40" w:after="40" w:line="252" w:lineRule="auto"/>
+              <w:ind w:firstLine="0"/>
+            </w:pPr>
+            <w:r>
+              <w:rPr>
+                <w:rFonts w:ascii="Times New Roman" w:hAnsi="Times New Roman"/>
+                <w:b w:val="0"/>
+                <w:sz w:val="21"/>
+              </w:rPr>
+              <w:t>TC-04</w:t>
+            </w:r>
+          </w:p>
+        </w:tc>
+        <w:tc>
+          <w:tcPr>
+            <w:tcW w:type="dxa" w:w="1417"/>
+            <w:vAlign w:val="center"/>
+            <w:tcMar>
+              <w:top w:w="80" w:type="dxa"/>
+              <w:left w:w="80" w:type="dxa"/>
+              <w:bottom w:w="80" w:type="dxa"/>
+              <w:right w:w="80" w:type="dxa"/>
+            </w:tcMar>
+          </w:tcPr>
+          <w:p>
+            <w:pPr>
+              <w:spacing w:before="40" w:after="40" w:line="252" w:lineRule="auto"/>
+              <w:ind w:firstLine="0"/>
+            </w:pPr>
+            <w:r>
+              <w:rPr>
+                <w:rFonts w:ascii="Times New Roman" w:hAnsi="Times New Roman"/>
+                <w:b w:val="0"/>
+                <w:sz w:val="21"/>
+              </w:rPr>
+              <w:t>Обязательное поле</w:t>
+            </w:r>
+          </w:p>
+        </w:tc>
+        <w:tc>
+          <w:tcPr>
+            <w:tcW w:type="dxa" w:w="2324"/>
+            <w:vAlign w:val="center"/>
+            <w:tcMar>
+              <w:top w:w="80" w:type="dxa"/>
+              <w:left w:w="80" w:type="dxa"/>
+              <w:bottom w:w="80" w:type="dxa"/>
+              <w:right w:w="80" w:type="dxa"/>
+            </w:tcMar>
+          </w:tcPr>
+          <w:p>
+            <w:pPr>
+              <w:spacing w:before="40" w:after="40" w:line="252" w:lineRule="auto"/>
+              <w:ind w:firstLine="0"/>
+            </w:pPr>
+            <w:r>
+              <w:rPr>
+                <w:rFonts w:ascii="Times New Roman" w:hAnsi="Times New Roman"/>
+                <w:b w:val="0"/>
+                <w:sz w:val="21"/>
+              </w:rPr>
+              <w:t>Профиль с пустой целью.</w:t>
+            </w:r>
+          </w:p>
+        </w:tc>
+        <w:tc>
+          <w:tcPr>
+            <w:tcW w:type="dxa" w:w="2041"/>
+            <w:vAlign w:val="center"/>
+            <w:tcMar>
+              <w:top w:w="80" w:type="dxa"/>
+              <w:left w:w="80" w:type="dxa"/>
+              <w:bottom w:w="80" w:type="dxa"/>
+              <w:right w:w="80" w:type="dxa"/>
+            </w:tcMar>
+          </w:tcPr>
+          <w:p>
+            <w:pPr>
+              <w:spacing w:before="40" w:after="40" w:line="252" w:lineRule="auto"/>
+              <w:ind w:firstLine="0"/>
+            </w:pPr>
+            <w:r>
+              <w:rPr>
+                <w:rFonts w:ascii="Times New Roman" w:hAnsi="Times New Roman"/>
+                <w:b w:val="0"/>
+                <w:sz w:val="21"/>
+              </w:rPr>
+              <w:t>Нажать «Сохранить».</w:t>
+            </w:r>
+          </w:p>
+        </w:tc>
+        <w:tc>
+          <w:tcPr>
+            <w:tcW w:type="dxa" w:w="2551"/>
+            <w:vAlign w:val="center"/>
+            <w:tcMar>
+              <w:top w:w="80" w:type="dxa"/>
+              <w:left w:w="80" w:type="dxa"/>
+              <w:bottom w:w="80" w:type="dxa"/>
+              <w:right w:w="80" w:type="dxa"/>
+            </w:tcMar>
+          </w:tcPr>
+          <w:p>
+            <w:pPr>
+              <w:spacing w:before="40" w:after="40" w:line="252" w:lineRule="auto"/>
+              <w:ind w:firstLine="0"/>
+            </w:pPr>
+            <w:r>
+              <w:rPr>
+                <w:rFonts w:ascii="Times New Roman" w:hAnsi="Times New Roman"/>
+                <w:b w:val="0"/>
+                <w:sz w:val="21"/>
+              </w:rPr>
+              <w:t>Показана ошибка у поля цели; профиль не сохранен.</w:t>
             </w:r>
           </w:p>
         </w:tc>
       </w:tr>
       <w:tr>
         <w:trPr>
-          <w:jc w:val="center"/>
+          <w:cantSplit/>
         </w:trPr>
         <w:tc>
           <w:tcPr>
-            <w:tcW w:w="1980" w:type="dxa"/>
-            <w:gridSpan w:val="2"/>
-          </w:tcPr>
-          <w:p>
-            <w:pPr>
-              <w:rPr>
-                <w:rFonts w:cs="Times New Roman"/>
-                <w:sz w:val="28"/>
-                <w:szCs w:val="28"/>
-              </w:rPr>
-            </w:pPr>
-            <w:r>
-              <w:rPr>
-                <w:rFonts w:cs="Times New Roman"/>
-                <w:sz w:val="28"/>
-                <w:szCs w:val="28"/>
-              </w:rPr>
-              <w:t>5</w:t>
-            </w:r>
-          </w:p>
-        </w:tc>
-        <w:tc>
-          <w:tcPr>
-            <w:tcW w:w="716" w:type="dxa"/>
-          </w:tcPr>
-          <w:p>
-            <w:pPr>
-              <w:rPr>
-                <w:rFonts w:cs="Times New Roman"/>
-                <w:sz w:val="28"/>
-                <w:szCs w:val="28"/>
-              </w:rPr>
-            </w:pPr>
-            <w:r>
-              <w:rPr>
-                <w:rFonts w:cs="Times New Roman"/>
-                <w:sz w:val="28"/>
-                <w:szCs w:val="28"/>
-              </w:rPr>
-              <w:t>Создание тренировочного плана</w:t>
-            </w:r>
-          </w:p>
-        </w:tc>
-        <w:tc>
-          <w:tcPr>
-            <w:tcW w:w="2152" w:type="dxa"/>
-          </w:tcPr>
-          <w:p>
-            <w:pPr>
-              <w:rPr>
-                <w:rFonts w:cs="Times New Roman"/>
-                <w:sz w:val="28"/>
-                <w:szCs w:val="28"/>
-                <w:lang w:val="ru-RU"/>
-              </w:rPr>
-            </w:pPr>
-            <w:r>
-              <w:rPr>
-                <w:rFonts w:cs="Times New Roman"/>
-                <w:sz w:val="28"/>
-                <w:szCs w:val="28"/>
-                <w:lang w:val="ru-RU"/>
-              </w:rPr>
-              <w:t>Заполненный профиль, цель и 3 тренировки в неделю</w:t>
-            </w:r>
-          </w:p>
-        </w:tc>
-        <w:tc>
-          <w:tcPr>
-            <w:tcW w:w="2762" w:type="dxa"/>
-          </w:tcPr>
-          <w:p>
-            <w:pPr>
-              <w:rPr>
-                <w:rFonts w:cs="Times New Roman"/>
-                <w:sz w:val="28"/>
-                <w:szCs w:val="28"/>
-                <w:lang w:val="ru-RU"/>
-              </w:rPr>
-            </w:pPr>
-            <w:r>
-              <w:rPr>
-                <w:rFonts w:cs="Times New Roman"/>
-                <w:sz w:val="28"/>
-                <w:szCs w:val="28"/>
-                <w:lang w:val="ru-RU"/>
-              </w:rPr>
-              <w:t>Открыть раздел планов; выбрать цель; подтвердить создание плана.</w:t>
-            </w:r>
-          </w:p>
-        </w:tc>
-        <w:tc>
-          <w:tcPr>
-            <w:tcW w:w="2069" w:type="dxa"/>
-          </w:tcPr>
-          <w:p>
-            <w:pPr>
-              <w:rPr>
-                <w:rFonts w:cs="Times New Roman"/>
-                <w:sz w:val="28"/>
-                <w:szCs w:val="28"/>
-                <w:lang w:val="ru-RU"/>
-              </w:rPr>
-            </w:pPr>
-            <w:r>
-              <w:rPr>
-                <w:rFonts w:cs="Times New Roman"/>
-                <w:sz w:val="28"/>
-                <w:szCs w:val="28"/>
-                <w:lang w:val="ru-RU"/>
-              </w:rPr>
-              <w:t>Система создает план и показывает тренировки на неделю.</w:t>
+            <w:tcW w:type="dxa" w:w="737"/>
+            <w:vAlign w:val="center"/>
+            <w:tcMar>
+              <w:top w:w="80" w:type="dxa"/>
+              <w:left w:w="80" w:type="dxa"/>
+              <w:bottom w:w="80" w:type="dxa"/>
+              <w:right w:w="80" w:type="dxa"/>
+            </w:tcMar>
+          </w:tcPr>
+          <w:p>
+            <w:pPr>
+              <w:spacing w:before="40" w:after="40" w:line="252" w:lineRule="auto"/>
+              <w:ind w:firstLine="0"/>
+            </w:pPr>
+            <w:r>
+              <w:rPr>
+                <w:rFonts w:ascii="Times New Roman" w:hAnsi="Times New Roman"/>
+                <w:b w:val="0"/>
+                <w:sz w:val="21"/>
+              </w:rPr>
+              <w:t>TC-05</w:t>
+            </w:r>
+          </w:p>
+        </w:tc>
+        <w:tc>
+          <w:tcPr>
+            <w:tcW w:type="dxa" w:w="1417"/>
+            <w:vAlign w:val="center"/>
+            <w:tcMar>
+              <w:top w:w="80" w:type="dxa"/>
+              <w:left w:w="80" w:type="dxa"/>
+              <w:bottom w:w="80" w:type="dxa"/>
+              <w:right w:w="80" w:type="dxa"/>
+            </w:tcMar>
+          </w:tcPr>
+          <w:p>
+            <w:pPr>
+              <w:spacing w:before="40" w:after="40" w:line="252" w:lineRule="auto"/>
+              <w:ind w:firstLine="0"/>
+            </w:pPr>
+            <w:r>
+              <w:rPr>
+                <w:rFonts w:ascii="Times New Roman" w:hAnsi="Times New Roman"/>
+                <w:b w:val="0"/>
+                <w:sz w:val="21"/>
+              </w:rPr>
+              <w:t>Создание плана</w:t>
+            </w:r>
+          </w:p>
+        </w:tc>
+        <w:tc>
+          <w:tcPr>
+            <w:tcW w:type="dxa" w:w="2324"/>
+            <w:vAlign w:val="center"/>
+            <w:tcMar>
+              <w:top w:w="80" w:type="dxa"/>
+              <w:left w:w="80" w:type="dxa"/>
+              <w:bottom w:w="80" w:type="dxa"/>
+              <w:right w:w="80" w:type="dxa"/>
+            </w:tcMar>
+          </w:tcPr>
+          <w:p>
+            <w:pPr>
+              <w:spacing w:before="40" w:after="40" w:line="252" w:lineRule="auto"/>
+              <w:ind w:firstLine="0"/>
+            </w:pPr>
+            <w:r>
+              <w:rPr>
+                <w:rFonts w:ascii="Times New Roman" w:hAnsi="Times New Roman"/>
+                <w:b w:val="0"/>
+                <w:sz w:val="21"/>
+              </w:rPr>
+              <w:t>Профиль TC-03; подходящий шаблон на 3 занятия; начало 19.10.2026; дни пн/ср/пт.</w:t>
+            </w:r>
+          </w:p>
+        </w:tc>
+        <w:tc>
+          <w:tcPr>
+            <w:tcW w:type="dxa" w:w="2041"/>
+            <w:vAlign w:val="center"/>
+            <w:tcMar>
+              <w:top w:w="80" w:type="dxa"/>
+              <w:left w:w="80" w:type="dxa"/>
+              <w:bottom w:w="80" w:type="dxa"/>
+              <w:right w:w="80" w:type="dxa"/>
+            </w:tcMar>
+          </w:tcPr>
+          <w:p>
+            <w:pPr>
+              <w:spacing w:before="40" w:after="40" w:line="252" w:lineRule="auto"/>
+              <w:ind w:firstLine="0"/>
+            </w:pPr>
+            <w:r>
+              <w:rPr>
+                <w:rFonts w:ascii="Times New Roman" w:hAnsi="Times New Roman"/>
+                <w:b w:val="0"/>
+                <w:sz w:val="21"/>
+              </w:rPr>
+              <w:t>Выбрать шаблон и дни; подтвердить.</w:t>
+            </w:r>
+          </w:p>
+        </w:tc>
+        <w:tc>
+          <w:tcPr>
+            <w:tcW w:type="dxa" w:w="2551"/>
+            <w:vAlign w:val="center"/>
+            <w:tcMar>
+              <w:top w:w="80" w:type="dxa"/>
+              <w:left w:w="80" w:type="dxa"/>
+              <w:bottom w:w="80" w:type="dxa"/>
+              <w:right w:w="80" w:type="dxa"/>
+            </w:tcMar>
+          </w:tcPr>
+          <w:p>
+            <w:pPr>
+              <w:spacing w:before="40" w:after="40" w:line="252" w:lineRule="auto"/>
+              <w:ind w:firstLine="0"/>
+            </w:pPr>
+            <w:r>
+              <w:rPr>
+                <w:rFonts w:ascii="Times New Roman" w:hAnsi="Times New Roman"/>
+                <w:b w:val="0"/>
+                <w:sz w:val="21"/>
+              </w:rPr>
+              <w:t>Сохранен один план на 19–25 октября: тренировки 19, 21 и 23 октября; цель и уровень совпадают с профилем.</w:t>
             </w:r>
           </w:p>
         </w:tc>
       </w:tr>
       <w:tr>
         <w:trPr>
-          <w:jc w:val="center"/>
+          <w:cantSplit/>
         </w:trPr>
         <w:tc>
           <w:tcPr>
-            <w:tcW w:w="1980" w:type="dxa"/>
-            <w:gridSpan w:val="2"/>
-          </w:tcPr>
-          <w:p>
-            <w:pPr>
-              <w:rPr>
-                <w:rFonts w:cs="Times New Roman"/>
-                <w:sz w:val="28"/>
-                <w:szCs w:val="28"/>
-              </w:rPr>
-            </w:pPr>
-            <w:r>
-              <w:rPr>
-                <w:rFonts w:cs="Times New Roman"/>
-                <w:sz w:val="28"/>
-                <w:szCs w:val="28"/>
-              </w:rPr>
-              <w:t>6</w:t>
-            </w:r>
-          </w:p>
-        </w:tc>
-        <w:tc>
-          <w:tcPr>
-            <w:tcW w:w="716" w:type="dxa"/>
-          </w:tcPr>
-          <w:p>
-            <w:pPr>
-              <w:rPr>
-                <w:rFonts w:cs="Times New Roman"/>
-                <w:sz w:val="28"/>
-                <w:szCs w:val="28"/>
-              </w:rPr>
-            </w:pPr>
-            <w:r>
-              <w:rPr>
-                <w:rFonts w:cs="Times New Roman"/>
-                <w:sz w:val="28"/>
-                <w:szCs w:val="28"/>
-              </w:rPr>
-              <w:t>Открытие тренировки</w:t>
-            </w:r>
-          </w:p>
-        </w:tc>
-        <w:tc>
-          <w:tcPr>
-            <w:tcW w:w="2152" w:type="dxa"/>
-          </w:tcPr>
-          <w:p>
-            <w:pPr>
-              <w:rPr>
-                <w:rFonts w:cs="Times New Roman"/>
-                <w:sz w:val="28"/>
-                <w:szCs w:val="28"/>
-              </w:rPr>
-            </w:pPr>
-            <w:r>
-              <w:rPr>
-                <w:rFonts w:cs="Times New Roman"/>
-                <w:sz w:val="28"/>
-                <w:szCs w:val="28"/>
-              </w:rPr>
-              <w:t>Активный план пользователя</w:t>
-            </w:r>
-          </w:p>
-        </w:tc>
-        <w:tc>
-          <w:tcPr>
-            <w:tcW w:w="2762" w:type="dxa"/>
-          </w:tcPr>
-          <w:p>
-            <w:pPr>
-              <w:rPr>
-                <w:rFonts w:cs="Times New Roman"/>
-                <w:sz w:val="28"/>
-                <w:szCs w:val="28"/>
-                <w:lang w:val="ru-RU"/>
-              </w:rPr>
-            </w:pPr>
-            <w:r>
-              <w:rPr>
-                <w:rFonts w:cs="Times New Roman"/>
-                <w:sz w:val="28"/>
-                <w:szCs w:val="28"/>
-                <w:lang w:val="ru-RU"/>
-              </w:rPr>
-              <w:t xml:space="preserve">Открыть раздел «Тренировки»; </w:t>
-            </w:r>
-            <w:r>
-              <w:rPr>
-                <w:rFonts w:cs="Times New Roman"/>
-                <w:sz w:val="28"/>
-                <w:szCs w:val="28"/>
-                <w:lang w:val="ru-RU"/>
-              </w:rPr>
-              <w:lastRenderedPageBreak/>
-              <w:t>выбрать текущую тренировку.</w:t>
-            </w:r>
-          </w:p>
-        </w:tc>
-        <w:tc>
-          <w:tcPr>
-            <w:tcW w:w="2069" w:type="dxa"/>
-          </w:tcPr>
-          <w:p>
-            <w:pPr>
-              <w:rPr>
-                <w:rFonts w:cs="Times New Roman"/>
-                <w:sz w:val="28"/>
-                <w:szCs w:val="28"/>
-                <w:lang w:val="ru-RU"/>
-              </w:rPr>
-            </w:pPr>
-            <w:r>
-              <w:rPr>
-                <w:rFonts w:cs="Times New Roman"/>
-                <w:sz w:val="28"/>
-                <w:szCs w:val="28"/>
-                <w:lang w:val="ru-RU"/>
-              </w:rPr>
-              <w:lastRenderedPageBreak/>
-              <w:t xml:space="preserve">Отображаются упражнения, подходы, </w:t>
-            </w:r>
-            <w:r>
-              <w:rPr>
-                <w:rFonts w:cs="Times New Roman"/>
-                <w:sz w:val="28"/>
-                <w:szCs w:val="28"/>
-                <w:lang w:val="ru-RU"/>
-              </w:rPr>
-              <w:lastRenderedPageBreak/>
-              <w:t>повторения и описание техники.</w:t>
+            <w:tcW w:type="dxa" w:w="737"/>
+            <w:vAlign w:val="center"/>
+            <w:tcMar>
+              <w:top w:w="80" w:type="dxa"/>
+              <w:left w:w="80" w:type="dxa"/>
+              <w:bottom w:w="80" w:type="dxa"/>
+              <w:right w:w="80" w:type="dxa"/>
+            </w:tcMar>
+          </w:tcPr>
+          <w:p>
+            <w:pPr>
+              <w:spacing w:before="40" w:after="40" w:line="252" w:lineRule="auto"/>
+              <w:ind w:firstLine="0"/>
+            </w:pPr>
+            <w:r>
+              <w:rPr>
+                <w:rFonts w:ascii="Times New Roman" w:hAnsi="Times New Roman"/>
+                <w:b w:val="0"/>
+                <w:sz w:val="21"/>
+              </w:rPr>
+              <w:t>TC-06</w:t>
+            </w:r>
+          </w:p>
+        </w:tc>
+        <w:tc>
+          <w:tcPr>
+            <w:tcW w:type="dxa" w:w="1417"/>
+            <w:vAlign w:val="center"/>
+            <w:tcMar>
+              <w:top w:w="80" w:type="dxa"/>
+              <w:left w:w="80" w:type="dxa"/>
+              <w:bottom w:w="80" w:type="dxa"/>
+              <w:right w:w="80" w:type="dxa"/>
+            </w:tcMar>
+          </w:tcPr>
+          <w:p>
+            <w:pPr>
+              <w:spacing w:before="40" w:after="40" w:line="252" w:lineRule="auto"/>
+              <w:ind w:firstLine="0"/>
+            </w:pPr>
+            <w:r>
+              <w:rPr>
+                <w:rFonts w:ascii="Times New Roman" w:hAnsi="Times New Roman"/>
+                <w:b w:val="0"/>
+                <w:sz w:val="21"/>
+              </w:rPr>
+              <w:t>Карточка тренировки</w:t>
+            </w:r>
+          </w:p>
+        </w:tc>
+        <w:tc>
+          <w:tcPr>
+            <w:tcW w:type="dxa" w:w="2324"/>
+            <w:vAlign w:val="center"/>
+            <w:tcMar>
+              <w:top w:w="80" w:type="dxa"/>
+              <w:left w:w="80" w:type="dxa"/>
+              <w:bottom w:w="80" w:type="dxa"/>
+              <w:right w:w="80" w:type="dxa"/>
+            </w:tcMar>
+          </w:tcPr>
+          <w:p>
+            <w:pPr>
+              <w:spacing w:before="40" w:after="40" w:line="252" w:lineRule="auto"/>
+              <w:ind w:firstLine="0"/>
+            </w:pPr>
+            <w:r>
+              <w:rPr>
+                <w:rFonts w:ascii="Times New Roman" w:hAnsi="Times New Roman"/>
+                <w:b w:val="0"/>
+                <w:sz w:val="21"/>
+              </w:rPr>
+              <w:t>Активный план; упражнение: 3 подхода по 10 повторений, отдых 60 секунд.</w:t>
+            </w:r>
+          </w:p>
+        </w:tc>
+        <w:tc>
+          <w:tcPr>
+            <w:tcW w:type="dxa" w:w="2041"/>
+            <w:vAlign w:val="center"/>
+            <w:tcMar>
+              <w:top w:w="80" w:type="dxa"/>
+              <w:left w:w="80" w:type="dxa"/>
+              <w:bottom w:w="80" w:type="dxa"/>
+              <w:right w:w="80" w:type="dxa"/>
+            </w:tcMar>
+          </w:tcPr>
+          <w:p>
+            <w:pPr>
+              <w:spacing w:before="40" w:after="40" w:line="252" w:lineRule="auto"/>
+              <w:ind w:firstLine="0"/>
+            </w:pPr>
+            <w:r>
+              <w:rPr>
+                <w:rFonts w:ascii="Times New Roman" w:hAnsi="Times New Roman"/>
+                <w:b w:val="0"/>
+                <w:sz w:val="21"/>
+              </w:rPr>
+              <w:t>Открыть тренировку.</w:t>
+            </w:r>
+          </w:p>
+        </w:tc>
+        <w:tc>
+          <w:tcPr>
+            <w:tcW w:type="dxa" w:w="2551"/>
+            <w:vAlign w:val="center"/>
+            <w:tcMar>
+              <w:top w:w="80" w:type="dxa"/>
+              <w:left w:w="80" w:type="dxa"/>
+              <w:bottom w:w="80" w:type="dxa"/>
+              <w:right w:w="80" w:type="dxa"/>
+            </w:tcMar>
+          </w:tcPr>
+          <w:p>
+            <w:pPr>
+              <w:spacing w:before="40" w:after="40" w:line="252" w:lineRule="auto"/>
+              <w:ind w:firstLine="0"/>
+            </w:pPr>
+            <w:r>
+              <w:rPr>
+                <w:rFonts w:ascii="Times New Roman" w:hAnsi="Times New Roman"/>
+                <w:b w:val="0"/>
+                <w:sz w:val="21"/>
+              </w:rPr>
+              <w:t>Видны упражнение, 3 подхода, 10 повторений, 60 секунд отдыха и описание техники.</w:t>
             </w:r>
           </w:p>
         </w:tc>
       </w:tr>
       <w:tr>
         <w:trPr>
-          <w:jc w:val="center"/>
+          <w:cantSplit/>
         </w:trPr>
         <w:tc>
           <w:tcPr>
-            <w:tcW w:w="1980" w:type="dxa"/>
-            <w:gridSpan w:val="2"/>
-          </w:tcPr>
-          <w:p>
-            <w:pPr>
-              <w:rPr>
-                <w:rFonts w:cs="Times New Roman"/>
-                <w:sz w:val="28"/>
-                <w:szCs w:val="28"/>
-              </w:rPr>
-            </w:pPr>
-            <w:r>
-              <w:rPr>
-                <w:rFonts w:cs="Times New Roman"/>
-                <w:sz w:val="28"/>
-                <w:szCs w:val="28"/>
-              </w:rPr>
-              <w:lastRenderedPageBreak/>
-              <w:t>7</w:t>
-            </w:r>
-          </w:p>
-        </w:tc>
-        <w:tc>
-          <w:tcPr>
-            <w:tcW w:w="716" w:type="dxa"/>
-          </w:tcPr>
-          <w:p>
-            <w:pPr>
-              <w:rPr>
-                <w:rFonts w:cs="Times New Roman"/>
-                <w:sz w:val="28"/>
-                <w:szCs w:val="28"/>
-              </w:rPr>
-            </w:pPr>
-            <w:r>
-              <w:rPr>
-                <w:rFonts w:cs="Times New Roman"/>
-                <w:sz w:val="28"/>
-                <w:szCs w:val="28"/>
-              </w:rPr>
-              <w:t>Завершение тренировки</w:t>
-            </w:r>
-          </w:p>
-        </w:tc>
-        <w:tc>
-          <w:tcPr>
-            <w:tcW w:w="2152" w:type="dxa"/>
-          </w:tcPr>
-          <w:p>
-            <w:pPr>
-              <w:rPr>
-                <w:rFonts w:cs="Times New Roman"/>
-                <w:sz w:val="28"/>
-                <w:szCs w:val="28"/>
-              </w:rPr>
-            </w:pPr>
-            <w:r>
-              <w:rPr>
-                <w:rFonts w:cs="Times New Roman"/>
-                <w:sz w:val="28"/>
-                <w:szCs w:val="28"/>
-              </w:rPr>
-              <w:t>Выполнены все упражнения тренировки</w:t>
-            </w:r>
-          </w:p>
-        </w:tc>
-        <w:tc>
-          <w:tcPr>
-            <w:tcW w:w="2762" w:type="dxa"/>
-          </w:tcPr>
-          <w:p>
-            <w:pPr>
-              <w:rPr>
-                <w:rFonts w:cs="Times New Roman"/>
-                <w:sz w:val="28"/>
-                <w:szCs w:val="28"/>
-                <w:lang w:val="ru-RU"/>
-              </w:rPr>
-            </w:pPr>
-            <w:r>
-              <w:rPr>
-                <w:rFonts w:cs="Times New Roman"/>
-                <w:sz w:val="28"/>
-                <w:szCs w:val="28"/>
-                <w:lang w:val="ru-RU"/>
-              </w:rPr>
-              <w:t>Отметить подходы; нажать «Завершить тренировку».</w:t>
-            </w:r>
-          </w:p>
-        </w:tc>
-        <w:tc>
-          <w:tcPr>
-            <w:tcW w:w="2069" w:type="dxa"/>
-          </w:tcPr>
-          <w:p>
-            <w:pPr>
-              <w:rPr>
-                <w:rFonts w:cs="Times New Roman"/>
-                <w:sz w:val="28"/>
-                <w:szCs w:val="28"/>
-                <w:lang w:val="ru-RU"/>
-              </w:rPr>
-            </w:pPr>
-            <w:r>
-              <w:rPr>
-                <w:rFonts w:cs="Times New Roman"/>
-                <w:sz w:val="28"/>
-                <w:szCs w:val="28"/>
-                <w:lang w:val="ru-RU"/>
-              </w:rPr>
-              <w:t>Тренировка получает статус «выполнена», результат сохраняется в истории.</w:t>
+            <w:tcW w:type="dxa" w:w="737"/>
+            <w:vAlign w:val="center"/>
+            <w:tcMar>
+              <w:top w:w="80" w:type="dxa"/>
+              <w:left w:w="80" w:type="dxa"/>
+              <w:bottom w:w="80" w:type="dxa"/>
+              <w:right w:w="80" w:type="dxa"/>
+            </w:tcMar>
+          </w:tcPr>
+          <w:p>
+            <w:pPr>
+              <w:spacing w:before="40" w:after="40" w:line="252" w:lineRule="auto"/>
+              <w:ind w:firstLine="0"/>
+            </w:pPr>
+            <w:r>
+              <w:rPr>
+                <w:rFonts w:ascii="Times New Roman" w:hAnsi="Times New Roman"/>
+                <w:b w:val="0"/>
+                <w:sz w:val="21"/>
+              </w:rPr>
+              <w:t>TC-07</w:t>
+            </w:r>
+          </w:p>
+        </w:tc>
+        <w:tc>
+          <w:tcPr>
+            <w:tcW w:type="dxa" w:w="1417"/>
+            <w:vAlign w:val="center"/>
+            <w:tcMar>
+              <w:top w:w="80" w:type="dxa"/>
+              <w:left w:w="80" w:type="dxa"/>
+              <w:bottom w:w="80" w:type="dxa"/>
+              <w:right w:w="80" w:type="dxa"/>
+            </w:tcMar>
+          </w:tcPr>
+          <w:p>
+            <w:pPr>
+              <w:spacing w:before="40" w:after="40" w:line="252" w:lineRule="auto"/>
+              <w:ind w:firstLine="0"/>
+            </w:pPr>
+            <w:r>
+              <w:rPr>
+                <w:rFonts w:ascii="Times New Roman" w:hAnsi="Times New Roman"/>
+                <w:b w:val="0"/>
+                <w:sz w:val="21"/>
+              </w:rPr>
+              <w:t>Полное завершение</w:t>
+            </w:r>
+          </w:p>
+        </w:tc>
+        <w:tc>
+          <w:tcPr>
+            <w:tcW w:type="dxa" w:w="2324"/>
+            <w:vAlign w:val="center"/>
+            <w:tcMar>
+              <w:top w:w="80" w:type="dxa"/>
+              <w:left w:w="80" w:type="dxa"/>
+              <w:bottom w:w="80" w:type="dxa"/>
+              <w:right w:w="80" w:type="dxa"/>
+            </w:tcMar>
+          </w:tcPr>
+          <w:p>
+            <w:pPr>
+              <w:spacing w:before="40" w:after="40" w:line="252" w:lineRule="auto"/>
+              <w:ind w:firstLine="0"/>
+            </w:pPr>
+            <w:r>
+              <w:rPr>
+                <w:rFonts w:ascii="Times New Roman" w:hAnsi="Times New Roman"/>
+                <w:b w:val="0"/>
+                <w:sz w:val="21"/>
+              </w:rPr>
+              <w:t>Два упражнения по 3 подхода; отмечены все 6.</w:t>
+            </w:r>
+          </w:p>
+        </w:tc>
+        <w:tc>
+          <w:tcPr>
+            <w:tcW w:type="dxa" w:w="2041"/>
+            <w:vAlign w:val="center"/>
+            <w:tcMar>
+              <w:top w:w="80" w:type="dxa"/>
+              <w:left w:w="80" w:type="dxa"/>
+              <w:bottom w:w="80" w:type="dxa"/>
+              <w:right w:w="80" w:type="dxa"/>
+            </w:tcMar>
+          </w:tcPr>
+          <w:p>
+            <w:pPr>
+              <w:spacing w:before="40" w:after="40" w:line="252" w:lineRule="auto"/>
+              <w:ind w:firstLine="0"/>
+            </w:pPr>
+            <w:r>
+              <w:rPr>
+                <w:rFonts w:ascii="Times New Roman" w:hAnsi="Times New Roman"/>
+                <w:b w:val="0"/>
+                <w:sz w:val="21"/>
+              </w:rPr>
+              <w:t>Нажать «Завершить тренировку»; открыть историю.</w:t>
+            </w:r>
+          </w:p>
+        </w:tc>
+        <w:tc>
+          <w:tcPr>
+            <w:tcW w:type="dxa" w:w="2551"/>
+            <w:vAlign w:val="center"/>
+            <w:tcMar>
+              <w:top w:w="80" w:type="dxa"/>
+              <w:left w:w="80" w:type="dxa"/>
+              <w:bottom w:w="80" w:type="dxa"/>
+              <w:right w:w="80" w:type="dxa"/>
+            </w:tcMar>
+          </w:tcPr>
+          <w:p>
+            <w:pPr>
+              <w:spacing w:before="40" w:after="40" w:line="252" w:lineRule="auto"/>
+              <w:ind w:firstLine="0"/>
+            </w:pPr>
+            <w:r>
+              <w:rPr>
+                <w:rFonts w:ascii="Times New Roman" w:hAnsi="Times New Roman"/>
+                <w:b w:val="0"/>
+                <w:sz w:val="21"/>
+              </w:rPr>
+              <w:t>Статус «выполнена»; в истории ровно один результат с 6 отметками.</w:t>
             </w:r>
           </w:p>
         </w:tc>
       </w:tr>
       <w:tr>
         <w:trPr>
-          <w:jc w:val="center"/>
+          <w:cantSplit/>
         </w:trPr>
         <w:tc>
           <w:tcPr>
-            <w:tcW w:w="1980" w:type="dxa"/>
-            <w:gridSpan w:val="2"/>
-          </w:tcPr>
-          <w:p>
-            <w:pPr>
-              <w:rPr>
-                <w:rFonts w:cs="Times New Roman"/>
-                <w:sz w:val="28"/>
-                <w:szCs w:val="28"/>
-              </w:rPr>
-            </w:pPr>
-            <w:r>
-              <w:rPr>
-                <w:rFonts w:cs="Times New Roman"/>
-                <w:sz w:val="28"/>
-                <w:szCs w:val="28"/>
-              </w:rPr>
-              <w:t>8</w:t>
-            </w:r>
-          </w:p>
-        </w:tc>
-        <w:tc>
-          <w:tcPr>
-            <w:tcW w:w="716" w:type="dxa"/>
-          </w:tcPr>
-          <w:p>
-            <w:pPr>
-              <w:rPr>
-                <w:rFonts w:cs="Times New Roman"/>
-                <w:sz w:val="28"/>
-                <w:szCs w:val="28"/>
-              </w:rPr>
-            </w:pPr>
-            <w:r>
-              <w:rPr>
-                <w:rFonts w:cs="Times New Roman"/>
-                <w:sz w:val="28"/>
-                <w:szCs w:val="28"/>
-              </w:rPr>
-              <w:t>Частичное выполнение тренировки</w:t>
-            </w:r>
-          </w:p>
-        </w:tc>
-        <w:tc>
-          <w:tcPr>
-            <w:tcW w:w="2152" w:type="dxa"/>
-          </w:tcPr>
-          <w:p>
-            <w:pPr>
-              <w:rPr>
-                <w:rFonts w:cs="Times New Roman"/>
-                <w:sz w:val="28"/>
-                <w:szCs w:val="28"/>
-              </w:rPr>
-            </w:pPr>
-            <w:r>
-              <w:rPr>
-                <w:rFonts w:cs="Times New Roman"/>
-                <w:sz w:val="28"/>
-                <w:szCs w:val="28"/>
-              </w:rPr>
-              <w:t>Выполнена часть упражнений</w:t>
-            </w:r>
-          </w:p>
-        </w:tc>
-        <w:tc>
-          <w:tcPr>
-            <w:tcW w:w="2762" w:type="dxa"/>
-          </w:tcPr>
-          <w:p>
-            <w:pPr>
-              <w:rPr>
-                <w:rFonts w:cs="Times New Roman"/>
-                <w:sz w:val="28"/>
-                <w:szCs w:val="28"/>
-                <w:lang w:val="ru-RU"/>
-              </w:rPr>
-            </w:pPr>
-            <w:r>
-              <w:rPr>
-                <w:rFonts w:cs="Times New Roman"/>
-                <w:sz w:val="28"/>
-                <w:szCs w:val="28"/>
-                <w:lang w:val="ru-RU"/>
-              </w:rPr>
-              <w:t>Отметить несколько подходов; завершить тренировку.</w:t>
-            </w:r>
-          </w:p>
-        </w:tc>
-        <w:tc>
-          <w:tcPr>
-            <w:tcW w:w="2069" w:type="dxa"/>
-          </w:tcPr>
-          <w:p>
-            <w:pPr>
-              <w:rPr>
-                <w:rFonts w:cs="Times New Roman"/>
-                <w:sz w:val="28"/>
-                <w:szCs w:val="28"/>
-                <w:lang w:val="ru-RU"/>
-              </w:rPr>
-            </w:pPr>
-            <w:r>
-              <w:rPr>
-                <w:rFonts w:cs="Times New Roman"/>
-                <w:sz w:val="28"/>
-                <w:szCs w:val="28"/>
-                <w:lang w:val="ru-RU"/>
-              </w:rPr>
-              <w:t>Система сохраняет статус «частично выполнена» и показывает неполные упражнения.</w:t>
+            <w:tcW w:type="dxa" w:w="737"/>
+            <w:vAlign w:val="center"/>
+            <w:tcMar>
+              <w:top w:w="80" w:type="dxa"/>
+              <w:left w:w="80" w:type="dxa"/>
+              <w:bottom w:w="80" w:type="dxa"/>
+              <w:right w:w="80" w:type="dxa"/>
+            </w:tcMar>
+          </w:tcPr>
+          <w:p>
+            <w:pPr>
+              <w:spacing w:before="40" w:after="40" w:line="252" w:lineRule="auto"/>
+              <w:ind w:firstLine="0"/>
+            </w:pPr>
+            <w:r>
+              <w:rPr>
+                <w:rFonts w:ascii="Times New Roman" w:hAnsi="Times New Roman"/>
+                <w:b w:val="0"/>
+                <w:sz w:val="21"/>
+              </w:rPr>
+              <w:t>TC-08</w:t>
+            </w:r>
+          </w:p>
+        </w:tc>
+        <w:tc>
+          <w:tcPr>
+            <w:tcW w:type="dxa" w:w="1417"/>
+            <w:vAlign w:val="center"/>
+            <w:tcMar>
+              <w:top w:w="80" w:type="dxa"/>
+              <w:left w:w="80" w:type="dxa"/>
+              <w:bottom w:w="80" w:type="dxa"/>
+              <w:right w:w="80" w:type="dxa"/>
+            </w:tcMar>
+          </w:tcPr>
+          <w:p>
+            <w:pPr>
+              <w:spacing w:before="40" w:after="40" w:line="252" w:lineRule="auto"/>
+              <w:ind w:firstLine="0"/>
+            </w:pPr>
+            <w:r>
+              <w:rPr>
+                <w:rFonts w:ascii="Times New Roman" w:hAnsi="Times New Roman"/>
+                <w:b w:val="0"/>
+                <w:sz w:val="21"/>
+              </w:rPr>
+              <w:t>Частичное выполнение</w:t>
+            </w:r>
+          </w:p>
+        </w:tc>
+        <w:tc>
+          <w:tcPr>
+            <w:tcW w:type="dxa" w:w="2324"/>
+            <w:vAlign w:val="center"/>
+            <w:tcMar>
+              <w:top w:w="80" w:type="dxa"/>
+              <w:left w:w="80" w:type="dxa"/>
+              <w:bottom w:w="80" w:type="dxa"/>
+              <w:right w:w="80" w:type="dxa"/>
+            </w:tcMar>
+          </w:tcPr>
+          <w:p>
+            <w:pPr>
+              <w:spacing w:before="40" w:after="40" w:line="252" w:lineRule="auto"/>
+              <w:ind w:firstLine="0"/>
+            </w:pPr>
+            <w:r>
+              <w:rPr>
+                <w:rFonts w:ascii="Times New Roman" w:hAnsi="Times New Roman"/>
+                <w:b w:val="0"/>
+                <w:sz w:val="21"/>
+              </w:rPr>
+              <w:t>Та же тренировка; отмечены 2 из 6 подходов.</w:t>
+            </w:r>
+          </w:p>
+        </w:tc>
+        <w:tc>
+          <w:tcPr>
+            <w:tcW w:type="dxa" w:w="2041"/>
+            <w:vAlign w:val="center"/>
+            <w:tcMar>
+              <w:top w:w="80" w:type="dxa"/>
+              <w:left w:w="80" w:type="dxa"/>
+              <w:bottom w:w="80" w:type="dxa"/>
+              <w:right w:w="80" w:type="dxa"/>
+            </w:tcMar>
+          </w:tcPr>
+          <w:p>
+            <w:pPr>
+              <w:spacing w:before="40" w:after="40" w:line="252" w:lineRule="auto"/>
+              <w:ind w:firstLine="0"/>
+            </w:pPr>
+            <w:r>
+              <w:rPr>
+                <w:rFonts w:ascii="Times New Roman" w:hAnsi="Times New Roman"/>
+                <w:b w:val="0"/>
+                <w:sz w:val="21"/>
+              </w:rPr>
+              <w:t>Завершить; открыть повторно; отметить оставшиеся 4; завершить.</w:t>
+            </w:r>
+          </w:p>
+        </w:tc>
+        <w:tc>
+          <w:tcPr>
+            <w:tcW w:type="dxa" w:w="2551"/>
+            <w:vAlign w:val="center"/>
+            <w:tcMar>
+              <w:top w:w="80" w:type="dxa"/>
+              <w:left w:w="80" w:type="dxa"/>
+              <w:bottom w:w="80" w:type="dxa"/>
+              <w:right w:w="80" w:type="dxa"/>
+            </w:tcMar>
+          </w:tcPr>
+          <w:p>
+            <w:pPr>
+              <w:spacing w:before="40" w:after="40" w:line="252" w:lineRule="auto"/>
+              <w:ind w:firstLine="0"/>
+            </w:pPr>
+            <w:r>
+              <w:rPr>
+                <w:rFonts w:ascii="Times New Roman" w:hAnsi="Times New Roman"/>
+                <w:b w:val="0"/>
+                <w:sz w:val="21"/>
+              </w:rPr>
+              <w:t>Сначала статус «частично выполнена», 2 отметки сохранены; затем «выполнена». В истории одна тренировка.</w:t>
             </w:r>
           </w:p>
         </w:tc>
       </w:tr>
       <w:tr>
         <w:trPr>
-          <w:jc w:val="center"/>
+          <w:cantSplit/>
         </w:trPr>
         <w:tc>
           <w:tcPr>
-            <w:tcW w:w="1980" w:type="dxa"/>
-            <w:gridSpan w:val="2"/>
-          </w:tcPr>
-          <w:p>
-            <w:pPr>
-              <w:rPr>
-                <w:rFonts w:cs="Times New Roman"/>
-                <w:sz w:val="28"/>
-                <w:szCs w:val="28"/>
-              </w:rPr>
-            </w:pPr>
-            <w:r>
-              <w:rPr>
-                <w:rFonts w:cs="Times New Roman"/>
-                <w:sz w:val="28"/>
-                <w:szCs w:val="28"/>
-              </w:rPr>
-              <w:t>9</w:t>
-            </w:r>
-          </w:p>
-        </w:tc>
-        <w:tc>
-          <w:tcPr>
-            <w:tcW w:w="716" w:type="dxa"/>
-          </w:tcPr>
-          <w:p>
-            <w:pPr>
-              <w:rPr>
-                <w:rFonts w:cs="Times New Roman"/>
-                <w:sz w:val="28"/>
-                <w:szCs w:val="28"/>
-              </w:rPr>
-            </w:pPr>
-            <w:r>
-              <w:rPr>
-                <w:rFonts w:cs="Times New Roman"/>
-                <w:sz w:val="28"/>
-                <w:szCs w:val="28"/>
-              </w:rPr>
-              <w:t>Добавление записи питания</w:t>
-            </w:r>
-          </w:p>
-        </w:tc>
-        <w:tc>
-          <w:tcPr>
-            <w:tcW w:w="2152" w:type="dxa"/>
-          </w:tcPr>
-          <w:p>
-            <w:pPr>
-              <w:rPr>
-                <w:rFonts w:cs="Times New Roman"/>
-                <w:sz w:val="28"/>
-                <w:szCs w:val="28"/>
-                <w:lang w:val="ru-RU"/>
-              </w:rPr>
-            </w:pPr>
-            <w:r>
-              <w:rPr>
-                <w:rFonts w:cs="Times New Roman"/>
-                <w:sz w:val="28"/>
-                <w:szCs w:val="28"/>
-                <w:lang w:val="ru-RU"/>
-              </w:rPr>
-              <w:t>Название приема пищи, калории, БЖУ</w:t>
-            </w:r>
-          </w:p>
-        </w:tc>
-        <w:tc>
-          <w:tcPr>
-            <w:tcW w:w="2762" w:type="dxa"/>
-          </w:tcPr>
-          <w:p>
-            <w:pPr>
-              <w:rPr>
-                <w:rFonts w:cs="Times New Roman"/>
-                <w:sz w:val="28"/>
-                <w:szCs w:val="28"/>
-                <w:lang w:val="ru-RU"/>
-              </w:rPr>
-            </w:pPr>
-            <w:r>
-              <w:rPr>
-                <w:rFonts w:cs="Times New Roman"/>
-                <w:sz w:val="28"/>
-                <w:szCs w:val="28"/>
-                <w:lang w:val="ru-RU"/>
-              </w:rPr>
-              <w:t>Открыть дневник питания; добавить прием пищи; сохранить.</w:t>
-            </w:r>
-          </w:p>
-        </w:tc>
-        <w:tc>
-          <w:tcPr>
-            <w:tcW w:w="2069" w:type="dxa"/>
-          </w:tcPr>
-          <w:p>
-            <w:pPr>
-              <w:rPr>
-                <w:rFonts w:cs="Times New Roman"/>
-                <w:sz w:val="28"/>
-                <w:szCs w:val="28"/>
-                <w:lang w:val="ru-RU"/>
-              </w:rPr>
-            </w:pPr>
-            <w:r>
-              <w:rPr>
-                <w:rFonts w:cs="Times New Roman"/>
-                <w:sz w:val="28"/>
-                <w:szCs w:val="28"/>
-                <w:lang w:val="ru-RU"/>
-              </w:rPr>
-              <w:t>Запись отображается в дневной сводке питания.</w:t>
+            <w:tcW w:type="dxa" w:w="737"/>
+            <w:vAlign w:val="center"/>
+            <w:tcMar>
+              <w:top w:w="80" w:type="dxa"/>
+              <w:left w:w="80" w:type="dxa"/>
+              <w:bottom w:w="80" w:type="dxa"/>
+              <w:right w:w="80" w:type="dxa"/>
+            </w:tcMar>
+          </w:tcPr>
+          <w:p>
+            <w:pPr>
+              <w:spacing w:before="40" w:after="40" w:line="252" w:lineRule="auto"/>
+              <w:ind w:firstLine="0"/>
+            </w:pPr>
+            <w:r>
+              <w:rPr>
+                <w:rFonts w:ascii="Times New Roman" w:hAnsi="Times New Roman"/>
+                <w:b w:val="0"/>
+                <w:sz w:val="21"/>
+              </w:rPr>
+              <w:t>TC-09</w:t>
+            </w:r>
+          </w:p>
+        </w:tc>
+        <w:tc>
+          <w:tcPr>
+            <w:tcW w:type="dxa" w:w="1417"/>
+            <w:vAlign w:val="center"/>
+            <w:tcMar>
+              <w:top w:w="80" w:type="dxa"/>
+              <w:left w:w="80" w:type="dxa"/>
+              <w:bottom w:w="80" w:type="dxa"/>
+              <w:right w:w="80" w:type="dxa"/>
+            </w:tcMar>
+          </w:tcPr>
+          <w:p>
+            <w:pPr>
+              <w:spacing w:before="40" w:after="40" w:line="252" w:lineRule="auto"/>
+              <w:ind w:firstLine="0"/>
+            </w:pPr>
+            <w:r>
+              <w:rPr>
+                <w:rFonts w:ascii="Times New Roman" w:hAnsi="Times New Roman"/>
+                <w:b w:val="0"/>
+                <w:sz w:val="21"/>
+              </w:rPr>
+              <w:t>Запись питания</w:t>
+            </w:r>
+          </w:p>
+        </w:tc>
+        <w:tc>
+          <w:tcPr>
+            <w:tcW w:type="dxa" w:w="2324"/>
+            <w:vAlign w:val="center"/>
+            <w:tcMar>
+              <w:top w:w="80" w:type="dxa"/>
+              <w:left w:w="80" w:type="dxa"/>
+              <w:bottom w:w="80" w:type="dxa"/>
+              <w:right w:w="80" w:type="dxa"/>
+            </w:tcMar>
+          </w:tcPr>
+          <w:p>
+            <w:pPr>
+              <w:spacing w:before="40" w:after="40" w:line="252" w:lineRule="auto"/>
+              <w:ind w:firstLine="0"/>
+            </w:pPr>
+            <w:r>
+              <w:rPr>
+                <w:rFonts w:ascii="Times New Roman" w:hAnsi="Times New Roman"/>
+                <w:b w:val="0"/>
+                <w:sz w:val="21"/>
+              </w:rPr>
+              <w:t>Завтрак: 400 ккал; белки 20 г; жиры 12 г; углеводы 53 г.</w:t>
+            </w:r>
+          </w:p>
+        </w:tc>
+        <w:tc>
+          <w:tcPr>
+            <w:tcW w:type="dxa" w:w="2041"/>
+            <w:vAlign w:val="center"/>
+            <w:tcMar>
+              <w:top w:w="80" w:type="dxa"/>
+              <w:left w:w="80" w:type="dxa"/>
+              <w:bottom w:w="80" w:type="dxa"/>
+              <w:right w:w="80" w:type="dxa"/>
+            </w:tcMar>
+          </w:tcPr>
+          <w:p>
+            <w:pPr>
+              <w:spacing w:before="40" w:after="40" w:line="252" w:lineRule="auto"/>
+              <w:ind w:firstLine="0"/>
+            </w:pPr>
+            <w:r>
+              <w:rPr>
+                <w:rFonts w:ascii="Times New Roman" w:hAnsi="Times New Roman"/>
+                <w:b w:val="0"/>
+                <w:sz w:val="21"/>
+              </w:rPr>
+              <w:t>Добавить запись; открыть дневную сводку.</w:t>
+            </w:r>
+          </w:p>
+        </w:tc>
+        <w:tc>
+          <w:tcPr>
+            <w:tcW w:type="dxa" w:w="2551"/>
+            <w:vAlign w:val="center"/>
+            <w:tcMar>
+              <w:top w:w="80" w:type="dxa"/>
+              <w:left w:w="80" w:type="dxa"/>
+              <w:bottom w:w="80" w:type="dxa"/>
+              <w:right w:w="80" w:type="dxa"/>
+            </w:tcMar>
+          </w:tcPr>
+          <w:p>
+            <w:pPr>
+              <w:spacing w:before="40" w:after="40" w:line="252" w:lineRule="auto"/>
+              <w:ind w:firstLine="0"/>
+            </w:pPr>
+            <w:r>
+              <w:rPr>
+                <w:rFonts w:ascii="Times New Roman" w:hAnsi="Times New Roman"/>
+                <w:b w:val="0"/>
+                <w:sz w:val="21"/>
+              </w:rPr>
+              <w:t>Запись видна за выбранную дату; показатели сводки включают введенные значения.</w:t>
             </w:r>
           </w:p>
         </w:tc>
       </w:tr>
       <w:tr>
         <w:trPr>
-          <w:jc w:val="center"/>
+          <w:cantSplit/>
         </w:trPr>
         <w:tc>
           <w:tcPr>
-            <w:tcW w:w="1980" w:type="dxa"/>
-            <w:gridSpan w:val="2"/>
-          </w:tcPr>
-          <w:p>
-            <w:pPr>
-              <w:rPr>
-                <w:rFonts w:cs="Times New Roman"/>
-                <w:sz w:val="28"/>
-                <w:szCs w:val="28"/>
-              </w:rPr>
-            </w:pPr>
-            <w:r>
-              <w:rPr>
-                <w:rFonts w:cs="Times New Roman"/>
-                <w:sz w:val="28"/>
-                <w:szCs w:val="28"/>
-              </w:rPr>
-              <w:t>10</w:t>
-            </w:r>
-          </w:p>
-        </w:tc>
-        <w:tc>
-          <w:tcPr>
-            <w:tcW w:w="716" w:type="dxa"/>
-          </w:tcPr>
-          <w:p>
-            <w:pPr>
-              <w:rPr>
-                <w:rFonts w:cs="Times New Roman"/>
-                <w:sz w:val="28"/>
-                <w:szCs w:val="28"/>
-              </w:rPr>
-            </w:pPr>
-            <w:r>
-              <w:rPr>
-                <w:rFonts w:cs="Times New Roman"/>
-                <w:sz w:val="28"/>
-                <w:szCs w:val="28"/>
-              </w:rPr>
-              <w:t>Добавление прогресса</w:t>
-            </w:r>
-          </w:p>
-        </w:tc>
-        <w:tc>
-          <w:tcPr>
-            <w:tcW w:w="2152" w:type="dxa"/>
-          </w:tcPr>
-          <w:p>
-            <w:pPr>
-              <w:rPr>
-                <w:rFonts w:cs="Times New Roman"/>
-                <w:sz w:val="28"/>
-                <w:szCs w:val="28"/>
-              </w:rPr>
-            </w:pPr>
-            <w:r>
-              <w:rPr>
-                <w:rFonts w:cs="Times New Roman"/>
-                <w:sz w:val="28"/>
-                <w:szCs w:val="28"/>
-              </w:rPr>
-              <w:t>Вес, замеры, фото прогресса</w:t>
-            </w:r>
-          </w:p>
-        </w:tc>
-        <w:tc>
-          <w:tcPr>
-            <w:tcW w:w="2762" w:type="dxa"/>
-          </w:tcPr>
-          <w:p>
-            <w:pPr>
-              <w:rPr>
-                <w:rFonts w:cs="Times New Roman"/>
-                <w:sz w:val="28"/>
-                <w:szCs w:val="28"/>
-                <w:lang w:val="ru-RU"/>
-              </w:rPr>
-            </w:pPr>
-            <w:r>
-              <w:rPr>
-                <w:rFonts w:cs="Times New Roman"/>
-                <w:sz w:val="28"/>
-                <w:szCs w:val="28"/>
-                <w:lang w:val="ru-RU"/>
-              </w:rPr>
-              <w:t>Открыть раздел прогресса; ввести показатели; сохранить.</w:t>
-            </w:r>
-          </w:p>
-        </w:tc>
-        <w:tc>
-          <w:tcPr>
-            <w:tcW w:w="2069" w:type="dxa"/>
-          </w:tcPr>
-          <w:p>
-            <w:pPr>
-              <w:rPr>
-                <w:rFonts w:cs="Times New Roman"/>
-                <w:sz w:val="28"/>
-                <w:szCs w:val="28"/>
-                <w:lang w:val="ru-RU"/>
-              </w:rPr>
-            </w:pPr>
-            <w:r>
-              <w:rPr>
-                <w:rFonts w:cs="Times New Roman"/>
-                <w:sz w:val="28"/>
-                <w:szCs w:val="28"/>
-                <w:lang w:val="ru-RU"/>
-              </w:rPr>
-              <w:t>Показатели сохраняются и появляются на графике.</w:t>
+            <w:tcW w:type="dxa" w:w="737"/>
+            <w:vAlign w:val="center"/>
+            <w:tcMar>
+              <w:top w:w="80" w:type="dxa"/>
+              <w:left w:w="80" w:type="dxa"/>
+              <w:bottom w:w="80" w:type="dxa"/>
+              <w:right w:w="80" w:type="dxa"/>
+            </w:tcMar>
+          </w:tcPr>
+          <w:p>
+            <w:pPr>
+              <w:spacing w:before="40" w:after="40" w:line="252" w:lineRule="auto"/>
+              <w:ind w:firstLine="0"/>
+            </w:pPr>
+            <w:r>
+              <w:rPr>
+                <w:rFonts w:ascii="Times New Roman" w:hAnsi="Times New Roman"/>
+                <w:b w:val="0"/>
+                <w:sz w:val="21"/>
+              </w:rPr>
+              <w:t>TC-10</w:t>
+            </w:r>
+          </w:p>
+        </w:tc>
+        <w:tc>
+          <w:tcPr>
+            <w:tcW w:type="dxa" w:w="1417"/>
+            <w:vAlign w:val="center"/>
+            <w:tcMar>
+              <w:top w:w="80" w:type="dxa"/>
+              <w:left w:w="80" w:type="dxa"/>
+              <w:bottom w:w="80" w:type="dxa"/>
+              <w:right w:w="80" w:type="dxa"/>
+            </w:tcMar>
+          </w:tcPr>
+          <w:p>
+            <w:pPr>
+              <w:spacing w:before="40" w:after="40" w:line="252" w:lineRule="auto"/>
+              <w:ind w:firstLine="0"/>
+            </w:pPr>
+            <w:r>
+              <w:rPr>
+                <w:rFonts w:ascii="Times New Roman" w:hAnsi="Times New Roman"/>
+                <w:b w:val="0"/>
+                <w:sz w:val="21"/>
+              </w:rPr>
+              <w:t>Показатели прогресса</w:t>
+            </w:r>
+          </w:p>
+        </w:tc>
+        <w:tc>
+          <w:tcPr>
+            <w:tcW w:type="dxa" w:w="2324"/>
+            <w:vAlign w:val="center"/>
+            <w:tcMar>
+              <w:top w:w="80" w:type="dxa"/>
+              <w:left w:w="80" w:type="dxa"/>
+              <w:bottom w:w="80" w:type="dxa"/>
+              <w:right w:w="80" w:type="dxa"/>
+            </w:tcMar>
+          </w:tcPr>
+          <w:p>
+            <w:pPr>
+              <w:spacing w:before="40" w:after="40" w:line="252" w:lineRule="auto"/>
+              <w:ind w:firstLine="0"/>
+            </w:pPr>
+            <w:r>
+              <w:rPr>
+                <w:rFonts w:ascii="Times New Roman" w:hAnsi="Times New Roman"/>
+                <w:b w:val="0"/>
+                <w:sz w:val="21"/>
+              </w:rPr>
+              <w:t>Вес 75 кг; замер талии 85 см; допустимый файл фото.</w:t>
+            </w:r>
+          </w:p>
+        </w:tc>
+        <w:tc>
+          <w:tcPr>
+            <w:tcW w:type="dxa" w:w="2041"/>
+            <w:vAlign w:val="center"/>
+            <w:tcMar>
+              <w:top w:w="80" w:type="dxa"/>
+              <w:left w:w="80" w:type="dxa"/>
+              <w:bottom w:w="80" w:type="dxa"/>
+              <w:right w:w="80" w:type="dxa"/>
+            </w:tcMar>
+          </w:tcPr>
+          <w:p>
+            <w:pPr>
+              <w:spacing w:before="40" w:after="40" w:line="252" w:lineRule="auto"/>
+              <w:ind w:firstLine="0"/>
+            </w:pPr>
+            <w:r>
+              <w:rPr>
+                <w:rFonts w:ascii="Times New Roman" w:hAnsi="Times New Roman"/>
+                <w:b w:val="0"/>
+                <w:sz w:val="21"/>
+              </w:rPr>
+              <w:t>Сохранить показатели и открыть прогресс.</w:t>
+            </w:r>
+          </w:p>
+        </w:tc>
+        <w:tc>
+          <w:tcPr>
+            <w:tcW w:type="dxa" w:w="2551"/>
+            <w:vAlign w:val="center"/>
+            <w:tcMar>
+              <w:top w:w="80" w:type="dxa"/>
+              <w:left w:w="80" w:type="dxa"/>
+              <w:bottom w:w="80" w:type="dxa"/>
+              <w:right w:w="80" w:type="dxa"/>
+            </w:tcMar>
+          </w:tcPr>
+          <w:p>
+            <w:pPr>
+              <w:spacing w:before="40" w:after="40" w:line="252" w:lineRule="auto"/>
+              <w:ind w:firstLine="0"/>
+            </w:pPr>
+            <w:r>
+              <w:rPr>
+                <w:rFonts w:ascii="Times New Roman" w:hAnsi="Times New Roman"/>
+                <w:b w:val="0"/>
+                <w:sz w:val="21"/>
+              </w:rPr>
+              <w:t>Значения и фото сохранены; вес и замер доступны для графика, фото — для просмотра.</w:t>
             </w:r>
           </w:p>
         </w:tc>
       </w:tr>
       <w:tr>
         <w:trPr>
-          <w:jc w:val="center"/>
+          <w:cantSplit/>
         </w:trPr>
         <w:tc>
           <w:tcPr>
-            <w:tcW w:w="1980" w:type="dxa"/>
-            <w:gridSpan w:val="2"/>
-          </w:tcPr>
-          <w:p>
-            <w:pPr>
-              <w:rPr>
-                <w:rFonts w:cs="Times New Roman"/>
-                <w:sz w:val="28"/>
-                <w:szCs w:val="28"/>
-              </w:rPr>
-            </w:pPr>
-            <w:r>
-              <w:rPr>
-                <w:rFonts w:cs="Times New Roman"/>
-                <w:sz w:val="28"/>
-                <w:szCs w:val="28"/>
-              </w:rPr>
-              <w:t>11</w:t>
-            </w:r>
-          </w:p>
-        </w:tc>
-        <w:tc>
-          <w:tcPr>
-            <w:tcW w:w="716" w:type="dxa"/>
-          </w:tcPr>
-          <w:p>
-            <w:pPr>
-              <w:rPr>
-                <w:rFonts w:cs="Times New Roman"/>
-                <w:sz w:val="28"/>
-                <w:szCs w:val="28"/>
-              </w:rPr>
-            </w:pPr>
-            <w:r>
-              <w:rPr>
-                <w:rFonts w:cs="Times New Roman"/>
-                <w:sz w:val="28"/>
-                <w:szCs w:val="28"/>
-              </w:rPr>
-              <w:t>Получение уведомления</w:t>
-            </w:r>
-          </w:p>
-        </w:tc>
-        <w:tc>
-          <w:tcPr>
-            <w:tcW w:w="2152" w:type="dxa"/>
-          </w:tcPr>
-          <w:p>
-            <w:pPr>
-              <w:rPr>
-                <w:rFonts w:cs="Times New Roman"/>
-                <w:sz w:val="28"/>
-                <w:szCs w:val="28"/>
-              </w:rPr>
-            </w:pPr>
-            <w:r>
-              <w:rPr>
-                <w:rFonts w:cs="Times New Roman"/>
-                <w:sz w:val="28"/>
-                <w:szCs w:val="28"/>
-              </w:rPr>
-              <w:t>Запланированная тренировка на сегодня</w:t>
-            </w:r>
-          </w:p>
-        </w:tc>
-        <w:tc>
-          <w:tcPr>
-            <w:tcW w:w="2762" w:type="dxa"/>
-          </w:tcPr>
-          <w:p>
-            <w:pPr>
-              <w:rPr>
-                <w:rFonts w:cs="Times New Roman"/>
-                <w:sz w:val="28"/>
-                <w:szCs w:val="28"/>
-                <w:lang w:val="ru-RU"/>
-              </w:rPr>
-            </w:pPr>
-            <w:r>
-              <w:rPr>
-                <w:rFonts w:cs="Times New Roman"/>
-                <w:sz w:val="28"/>
-                <w:szCs w:val="28"/>
-                <w:lang w:val="ru-RU"/>
-              </w:rPr>
-              <w:t>Дождаться времени напоминания или проверить список уведомлений.</w:t>
-            </w:r>
-          </w:p>
-        </w:tc>
-        <w:tc>
-          <w:tcPr>
-            <w:tcW w:w="2069" w:type="dxa"/>
-          </w:tcPr>
-          <w:p>
-            <w:pPr>
-              <w:rPr>
-                <w:rFonts w:cs="Times New Roman"/>
-                <w:sz w:val="28"/>
-                <w:szCs w:val="28"/>
-                <w:lang w:val="ru-RU"/>
-              </w:rPr>
-            </w:pPr>
-            <w:r>
-              <w:rPr>
-                <w:rFonts w:cs="Times New Roman"/>
-                <w:sz w:val="28"/>
-                <w:szCs w:val="28"/>
-                <w:lang w:val="ru-RU"/>
-              </w:rPr>
-              <w:t>Пользователь получает уведомление о тренировке.</w:t>
+            <w:tcW w:type="dxa" w:w="737"/>
+            <w:vAlign w:val="center"/>
+            <w:tcMar>
+              <w:top w:w="80" w:type="dxa"/>
+              <w:left w:w="80" w:type="dxa"/>
+              <w:bottom w:w="80" w:type="dxa"/>
+              <w:right w:w="80" w:type="dxa"/>
+            </w:tcMar>
+          </w:tcPr>
+          <w:p>
+            <w:pPr>
+              <w:spacing w:before="40" w:after="40" w:line="252" w:lineRule="auto"/>
+              <w:ind w:firstLine="0"/>
+            </w:pPr>
+            <w:r>
+              <w:rPr>
+                <w:rFonts w:ascii="Times New Roman" w:hAnsi="Times New Roman"/>
+                <w:b w:val="0"/>
+                <w:sz w:val="21"/>
+              </w:rPr>
+              <w:t>TC-11</w:t>
+            </w:r>
+          </w:p>
+        </w:tc>
+        <w:tc>
+          <w:tcPr>
+            <w:tcW w:type="dxa" w:w="1417"/>
+            <w:vAlign w:val="center"/>
+            <w:tcMar>
+              <w:top w:w="80" w:type="dxa"/>
+              <w:left w:w="80" w:type="dxa"/>
+              <w:bottom w:w="80" w:type="dxa"/>
+              <w:right w:w="80" w:type="dxa"/>
+            </w:tcMar>
+          </w:tcPr>
+          <w:p>
+            <w:pPr>
+              <w:spacing w:before="40" w:after="40" w:line="252" w:lineRule="auto"/>
+              <w:ind w:firstLine="0"/>
+            </w:pPr>
+            <w:r>
+              <w:rPr>
+                <w:rFonts w:ascii="Times New Roman" w:hAnsi="Times New Roman"/>
+                <w:b w:val="0"/>
+                <w:sz w:val="21"/>
+              </w:rPr>
+              <w:t>Время напоминаний</w:t>
+            </w:r>
+          </w:p>
+        </w:tc>
+        <w:tc>
+          <w:tcPr>
+            <w:tcW w:type="dxa" w:w="2324"/>
+            <w:vAlign w:val="center"/>
+            <w:tcMar>
+              <w:top w:w="80" w:type="dxa"/>
+              <w:left w:w="80" w:type="dxa"/>
+              <w:bottom w:w="80" w:type="dxa"/>
+              <w:right w:w="80" w:type="dxa"/>
+            </w:tcMar>
+          </w:tcPr>
+          <w:p>
+            <w:pPr>
+              <w:spacing w:before="40" w:after="40" w:line="252" w:lineRule="auto"/>
+              <w:ind w:firstLine="0"/>
+            </w:pPr>
+            <w:r>
+              <w:rPr>
+                <w:rFonts w:ascii="Times New Roman" w:hAnsi="Times New Roman"/>
+                <w:b w:val="0"/>
+                <w:sz w:val="21"/>
+              </w:rPr>
+              <w:t>Напоминания включены, разрешение выдано; Europe/Moscow; тренировка 19.10.2026 18:00.</w:t>
+            </w:r>
+          </w:p>
+        </w:tc>
+        <w:tc>
+          <w:tcPr>
+            <w:tcW w:type="dxa" w:w="2041"/>
+            <w:vAlign w:val="center"/>
+            <w:tcMar>
+              <w:top w:w="80" w:type="dxa"/>
+              <w:left w:w="80" w:type="dxa"/>
+              <w:bottom w:w="80" w:type="dxa"/>
+              <w:right w:w="80" w:type="dxa"/>
+            </w:tcMar>
+          </w:tcPr>
+          <w:p>
+            <w:pPr>
+              <w:spacing w:before="40" w:after="40" w:line="252" w:lineRule="auto"/>
+              <w:ind w:firstLine="0"/>
+            </w:pPr>
+            <w:r>
+              <w:rPr>
+                <w:rFonts w:ascii="Times New Roman" w:hAnsi="Times New Roman"/>
+                <w:b w:val="0"/>
+                <w:sz w:val="21"/>
+              </w:rPr>
+              <w:t>Проверить уведомление в 17:30. В отдельном прогоне до 17:30 перенести тренировку на 19:00. Отдельно проверить воскресенье 20:00.</w:t>
+            </w:r>
+          </w:p>
+        </w:tc>
+        <w:tc>
+          <w:tcPr>
+            <w:tcW w:type="dxa" w:w="2551"/>
+            <w:vAlign w:val="center"/>
+            <w:tcMar>
+              <w:top w:w="80" w:type="dxa"/>
+              <w:left w:w="80" w:type="dxa"/>
+              <w:bottom w:w="80" w:type="dxa"/>
+              <w:right w:w="80" w:type="dxa"/>
+            </w:tcMar>
+          </w:tcPr>
+          <w:p>
+            <w:pPr>
+              <w:spacing w:before="40" w:after="40" w:line="252" w:lineRule="auto"/>
+              <w:ind w:firstLine="0"/>
+            </w:pPr>
+            <w:r>
+              <w:rPr>
+                <w:rFonts w:ascii="Times New Roman" w:hAnsi="Times New Roman"/>
+                <w:b w:val="0"/>
+                <w:sz w:val="21"/>
+              </w:rPr>
+              <w:t>В первом прогоне одно напоминание в 17:30; во втором — только в 18:30. В воскресенье одно напоминание о прогрессе.</w:t>
             </w:r>
           </w:p>
         </w:tc>
       </w:tr>
       <w:tr>
         <w:trPr>
-          <w:jc w:val="center"/>
+          <w:cantSplit/>
         </w:trPr>
         <w:tc>
           <w:tcPr>
-            <w:tcW w:w="1980" w:type="dxa"/>
-            <w:gridSpan w:val="2"/>
-          </w:tcPr>
-          <w:p>
-            <w:pPr>
-              <w:rPr>
-                <w:rFonts w:cs="Times New Roman"/>
-                <w:sz w:val="28"/>
-                <w:szCs w:val="28"/>
-              </w:rPr>
-            </w:pPr>
-            <w:r>
-              <w:rPr>
-                <w:rFonts w:cs="Times New Roman"/>
-                <w:sz w:val="28"/>
-                <w:szCs w:val="28"/>
-              </w:rPr>
-              <w:t>12</w:t>
-            </w:r>
-          </w:p>
-        </w:tc>
-        <w:tc>
-          <w:tcPr>
-            <w:tcW w:w="716" w:type="dxa"/>
-          </w:tcPr>
-          <w:p>
-            <w:pPr>
-              <w:rPr>
-                <w:rFonts w:cs="Times New Roman"/>
-                <w:sz w:val="28"/>
-                <w:szCs w:val="28"/>
-              </w:rPr>
-            </w:pPr>
-            <w:r>
-              <w:rPr>
-                <w:rFonts w:cs="Times New Roman"/>
-                <w:sz w:val="28"/>
-                <w:szCs w:val="28"/>
+            <w:tcW w:type="dxa" w:w="737"/>
+            <w:vAlign w:val="center"/>
+            <w:tcMar>
+              <w:top w:w="80" w:type="dxa"/>
+              <w:left w:w="80" w:type="dxa"/>
+              <w:bottom w:w="80" w:type="dxa"/>
+              <w:right w:w="80" w:type="dxa"/>
+            </w:tcMar>
+          </w:tcPr>
+          <w:p>
+            <w:pPr>
+              <w:spacing w:before="40" w:after="40" w:line="252" w:lineRule="auto"/>
+              <w:ind w:firstLine="0"/>
+            </w:pPr>
+            <w:r>
+              <w:rPr>
+                <w:rFonts w:ascii="Times New Roman" w:hAnsi="Times New Roman"/>
+                <w:b w:val="0"/>
+                <w:sz w:val="21"/>
+              </w:rPr>
+              <w:t>TC-12</w:t>
+            </w:r>
+          </w:p>
+        </w:tc>
+        <w:tc>
+          <w:tcPr>
+            <w:tcW w:type="dxa" w:w="1417"/>
+            <w:vAlign w:val="center"/>
+            <w:tcMar>
+              <w:top w:w="80" w:type="dxa"/>
+              <w:left w:w="80" w:type="dxa"/>
+              <w:bottom w:w="80" w:type="dxa"/>
+              <w:right w:w="80" w:type="dxa"/>
+            </w:tcMar>
+          </w:tcPr>
+          <w:p>
+            <w:pPr>
+              <w:spacing w:before="40" w:after="40" w:line="252" w:lineRule="auto"/>
+              <w:ind w:firstLine="0"/>
+            </w:pPr>
+            <w:r>
+              <w:rPr>
+                <w:rFonts w:ascii="Times New Roman" w:hAnsi="Times New Roman"/>
+                <w:b w:val="0"/>
+                <w:sz w:val="21"/>
               </w:rPr>
               <w:t>Комментарий тренера</w:t>
             </w:r>
@@ -5458,242 +4443,269 @@
         </w:tc>
         <w:tc>
           <w:tcPr>
-            <w:tcW w:w="2152" w:type="dxa"/>
-          </w:tcPr>
-          <w:p>
-            <w:pPr>
-              <w:rPr>
-                <w:rFonts w:cs="Times New Roman"/>
-                <w:sz w:val="28"/>
-                <w:szCs w:val="28"/>
-              </w:rPr>
-            </w:pPr>
-            <w:r>
-              <w:rPr>
-                <w:rFonts w:cs="Times New Roman"/>
-                <w:sz w:val="28"/>
-                <w:szCs w:val="28"/>
-              </w:rPr>
-              <w:t>Пользователь закреплен за тренером</w:t>
-            </w:r>
-          </w:p>
-        </w:tc>
-        <w:tc>
-          <w:tcPr>
-            <w:tcW w:w="2762" w:type="dxa"/>
-          </w:tcPr>
-          <w:p>
-            <w:pPr>
-              <w:rPr>
-                <w:rFonts w:cs="Times New Roman"/>
-                <w:sz w:val="28"/>
-                <w:szCs w:val="28"/>
-                <w:lang w:val="ru-RU"/>
-              </w:rPr>
-            </w:pPr>
-            <w:r>
-              <w:rPr>
-                <w:rFonts w:cs="Times New Roman"/>
-                <w:sz w:val="28"/>
-                <w:szCs w:val="28"/>
-                <w:lang w:val="ru-RU"/>
-              </w:rPr>
-              <w:t>Тренер открывает прогресс пользователя и оставляет комментарий.</w:t>
-            </w:r>
-          </w:p>
-        </w:tc>
-        <w:tc>
-          <w:tcPr>
-            <w:tcW w:w="2069" w:type="dxa"/>
-          </w:tcPr>
-          <w:p>
-            <w:pPr>
-              <w:rPr>
-                <w:rFonts w:cs="Times New Roman"/>
-                <w:sz w:val="28"/>
-                <w:szCs w:val="28"/>
-                <w:lang w:val="ru-RU"/>
-              </w:rPr>
-            </w:pPr>
-            <w:r>
-              <w:rPr>
-                <w:rFonts w:cs="Times New Roman"/>
-                <w:sz w:val="28"/>
-                <w:szCs w:val="28"/>
-                <w:lang w:val="ru-RU"/>
-              </w:rPr>
-              <w:t>Комментарий сохраняется и отображается пользователю.</w:t>
+            <w:tcW w:type="dxa" w:w="2324"/>
+            <w:vAlign w:val="center"/>
+            <w:tcMar>
+              <w:top w:w="80" w:type="dxa"/>
+              <w:left w:w="80" w:type="dxa"/>
+              <w:bottom w:w="80" w:type="dxa"/>
+              <w:right w:w="80" w:type="dxa"/>
+            </w:tcMar>
+          </w:tcPr>
+          <w:p>
+            <w:pPr>
+              <w:spacing w:before="40" w:after="40" w:line="252" w:lineRule="auto"/>
+              <w:ind w:firstLine="0"/>
+            </w:pPr>
+            <w:r>
+              <w:rPr>
+                <w:rFonts w:ascii="Times New Roman" w:hAnsi="Times New Roman"/>
+                <w:b w:val="0"/>
+                <w:sz w:val="21"/>
+              </w:rPr>
+              <w:t>Тренеру назначен пользователь с активным планом.</w:t>
+            </w:r>
+          </w:p>
+        </w:tc>
+        <w:tc>
+          <w:tcPr>
+            <w:tcW w:type="dxa" w:w="2041"/>
+            <w:vAlign w:val="center"/>
+            <w:tcMar>
+              <w:top w:w="80" w:type="dxa"/>
+              <w:left w:w="80" w:type="dxa"/>
+              <w:bottom w:w="80" w:type="dxa"/>
+              <w:right w:w="80" w:type="dxa"/>
+            </w:tcMar>
+          </w:tcPr>
+          <w:p>
+            <w:pPr>
+              <w:spacing w:before="40" w:after="40" w:line="252" w:lineRule="auto"/>
+              <w:ind w:firstLine="0"/>
+            </w:pPr>
+            <w:r>
+              <w:rPr>
+                <w:rFonts w:ascii="Times New Roman" w:hAnsi="Times New Roman"/>
+                <w:b w:val="0"/>
+                <w:sz w:val="21"/>
+              </w:rPr>
+              <w:t>Открыть план пользователя; добавить комментарий; войти пользователем.</w:t>
+            </w:r>
+          </w:p>
+        </w:tc>
+        <w:tc>
+          <w:tcPr>
+            <w:tcW w:type="dxa" w:w="2551"/>
+            <w:vAlign w:val="center"/>
+            <w:tcMar>
+              <w:top w:w="80" w:type="dxa"/>
+              <w:left w:w="80" w:type="dxa"/>
+              <w:bottom w:w="80" w:type="dxa"/>
+              <w:right w:w="80" w:type="dxa"/>
+            </w:tcMar>
+          </w:tcPr>
+          <w:p>
+            <w:pPr>
+              <w:spacing w:before="40" w:after="40" w:line="252" w:lineRule="auto"/>
+              <w:ind w:firstLine="0"/>
+            </w:pPr>
+            <w:r>
+              <w:rPr>
+                <w:rFonts w:ascii="Times New Roman" w:hAnsi="Times New Roman"/>
+                <w:b w:val="0"/>
+                <w:sz w:val="21"/>
+              </w:rPr>
+              <w:t>Комментарий сохранен у выбранного плана и виден владельцу.</w:t>
             </w:r>
           </w:p>
         </w:tc>
       </w:tr>
       <w:tr>
         <w:trPr>
-          <w:jc w:val="center"/>
+          <w:cantSplit/>
         </w:trPr>
         <w:tc>
           <w:tcPr>
-            <w:tcW w:w="1980" w:type="dxa"/>
-            <w:gridSpan w:val="2"/>
-          </w:tcPr>
-          <w:p>
-            <w:pPr>
-              <w:rPr>
-                <w:rFonts w:cs="Times New Roman"/>
-                <w:sz w:val="28"/>
-                <w:szCs w:val="28"/>
-              </w:rPr>
-            </w:pPr>
-            <w:r>
-              <w:rPr>
-                <w:rFonts w:cs="Times New Roman"/>
-                <w:sz w:val="28"/>
-                <w:szCs w:val="28"/>
-              </w:rPr>
-              <w:t>13</w:t>
-            </w:r>
-          </w:p>
-        </w:tc>
-        <w:tc>
-          <w:tcPr>
-            <w:tcW w:w="716" w:type="dxa"/>
-          </w:tcPr>
-          <w:p>
-            <w:pPr>
-              <w:rPr>
-                <w:rFonts w:cs="Times New Roman"/>
-                <w:sz w:val="28"/>
-                <w:szCs w:val="28"/>
-              </w:rPr>
-            </w:pPr>
-            <w:r>
-              <w:rPr>
-                <w:rFonts w:cs="Times New Roman"/>
-                <w:sz w:val="28"/>
-                <w:szCs w:val="28"/>
-              </w:rPr>
-              <w:t>Редактирование упражнения администратором</w:t>
-            </w:r>
-          </w:p>
-        </w:tc>
-        <w:tc>
-          <w:tcPr>
-            <w:tcW w:w="2152" w:type="dxa"/>
-          </w:tcPr>
-          <w:p>
-            <w:pPr>
-              <w:rPr>
-                <w:rFonts w:cs="Times New Roman"/>
-                <w:sz w:val="28"/>
-                <w:szCs w:val="28"/>
-                <w:lang w:val="ru-RU"/>
-              </w:rPr>
-            </w:pPr>
-            <w:r>
-              <w:rPr>
-                <w:rFonts w:cs="Times New Roman"/>
-                <w:sz w:val="28"/>
-                <w:szCs w:val="28"/>
-                <w:lang w:val="ru-RU"/>
-              </w:rPr>
-              <w:t>Название упражнения и описание техники</w:t>
-            </w:r>
-          </w:p>
-        </w:tc>
-        <w:tc>
-          <w:tcPr>
-            <w:tcW w:w="2762" w:type="dxa"/>
-          </w:tcPr>
-          <w:p>
-            <w:pPr>
-              <w:rPr>
-                <w:rFonts w:cs="Times New Roman"/>
-                <w:sz w:val="28"/>
-                <w:szCs w:val="28"/>
-                <w:lang w:val="ru-RU"/>
-              </w:rPr>
-            </w:pPr>
-            <w:r>
-              <w:rPr>
-                <w:rFonts w:cs="Times New Roman"/>
-                <w:sz w:val="28"/>
-                <w:szCs w:val="28"/>
-                <w:lang w:val="ru-RU"/>
-              </w:rPr>
-              <w:t>Войти как администратор контента; открыть упражнение; изменить описание.</w:t>
-            </w:r>
-          </w:p>
-        </w:tc>
-        <w:tc>
-          <w:tcPr>
-            <w:tcW w:w="2069" w:type="dxa"/>
-          </w:tcPr>
-          <w:p>
-            <w:pPr>
-              <w:rPr>
-                <w:rFonts w:cs="Times New Roman"/>
-                <w:sz w:val="28"/>
-                <w:szCs w:val="28"/>
-                <w:lang w:val="ru-RU"/>
-              </w:rPr>
-            </w:pPr>
-            <w:r>
-              <w:rPr>
-                <w:rFonts w:cs="Times New Roman"/>
-                <w:sz w:val="28"/>
-                <w:szCs w:val="28"/>
-                <w:lang w:val="ru-RU"/>
-              </w:rPr>
-              <w:t>Обновленное описание отображается в карточке упражнения.</w:t>
+            <w:tcW w:type="dxa" w:w="737"/>
+            <w:vAlign w:val="center"/>
+            <w:tcMar>
+              <w:top w:w="80" w:type="dxa"/>
+              <w:left w:w="80" w:type="dxa"/>
+              <w:bottom w:w="80" w:type="dxa"/>
+              <w:right w:w="80" w:type="dxa"/>
+            </w:tcMar>
+          </w:tcPr>
+          <w:p>
+            <w:pPr>
+              <w:spacing w:before="40" w:after="40" w:line="252" w:lineRule="auto"/>
+              <w:ind w:firstLine="0"/>
+            </w:pPr>
+            <w:r>
+              <w:rPr>
+                <w:rFonts w:ascii="Times New Roman" w:hAnsi="Times New Roman"/>
+                <w:b w:val="0"/>
+                <w:sz w:val="21"/>
+              </w:rPr>
+              <w:t>TC-13</w:t>
+            </w:r>
+          </w:p>
+        </w:tc>
+        <w:tc>
+          <w:tcPr>
+            <w:tcW w:type="dxa" w:w="1417"/>
+            <w:vAlign w:val="center"/>
+            <w:tcMar>
+              <w:top w:w="80" w:type="dxa"/>
+              <w:left w:w="80" w:type="dxa"/>
+              <w:bottom w:w="80" w:type="dxa"/>
+              <w:right w:w="80" w:type="dxa"/>
+            </w:tcMar>
+          </w:tcPr>
+          <w:p>
+            <w:pPr>
+              <w:spacing w:before="40" w:after="40" w:line="252" w:lineRule="auto"/>
+              <w:ind w:firstLine="0"/>
+            </w:pPr>
+            <w:r>
+              <w:rPr>
+                <w:rFonts w:ascii="Times New Roman" w:hAnsi="Times New Roman"/>
+                <w:b w:val="0"/>
+                <w:sz w:val="21"/>
+              </w:rPr>
+              <w:t>Правка упражнения</w:t>
+            </w:r>
+          </w:p>
+        </w:tc>
+        <w:tc>
+          <w:tcPr>
+            <w:tcW w:type="dxa" w:w="2324"/>
+            <w:vAlign w:val="center"/>
+            <w:tcMar>
+              <w:top w:w="80" w:type="dxa"/>
+              <w:left w:w="80" w:type="dxa"/>
+              <w:bottom w:w="80" w:type="dxa"/>
+              <w:right w:w="80" w:type="dxa"/>
+            </w:tcMar>
+          </w:tcPr>
+          <w:p>
+            <w:pPr>
+              <w:spacing w:before="40" w:after="40" w:line="252" w:lineRule="auto"/>
+              <w:ind w:firstLine="0"/>
+            </w:pPr>
+            <w:r>
+              <w:rPr>
+                <w:rFonts w:ascii="Times New Roman" w:hAnsi="Times New Roman"/>
+                <w:b w:val="0"/>
+                <w:sz w:val="21"/>
+              </w:rPr>
+              <w:t>Роль «администратор контента»; существующее упражнение.</w:t>
+            </w:r>
+          </w:p>
+        </w:tc>
+        <w:tc>
+          <w:tcPr>
+            <w:tcW w:type="dxa" w:w="2041"/>
+            <w:vAlign w:val="center"/>
+            <w:tcMar>
+              <w:top w:w="80" w:type="dxa"/>
+              <w:left w:w="80" w:type="dxa"/>
+              <w:bottom w:w="80" w:type="dxa"/>
+              <w:right w:w="80" w:type="dxa"/>
+            </w:tcMar>
+          </w:tcPr>
+          <w:p>
+            <w:pPr>
+              <w:spacing w:before="40" w:after="40" w:line="252" w:lineRule="auto"/>
+              <w:ind w:firstLine="0"/>
+            </w:pPr>
+            <w:r>
+              <w:rPr>
+                <w:rFonts w:ascii="Times New Roman" w:hAnsi="Times New Roman"/>
+                <w:b w:val="0"/>
+                <w:sz w:val="21"/>
+              </w:rPr>
+              <w:t>Изменить описание техники; сохранить; открыть карточку.</w:t>
+            </w:r>
+          </w:p>
+        </w:tc>
+        <w:tc>
+          <w:tcPr>
+            <w:tcW w:type="dxa" w:w="2551"/>
+            <w:vAlign w:val="center"/>
+            <w:tcMar>
+              <w:top w:w="80" w:type="dxa"/>
+              <w:left w:w="80" w:type="dxa"/>
+              <w:bottom w:w="80" w:type="dxa"/>
+              <w:right w:w="80" w:type="dxa"/>
+            </w:tcMar>
+          </w:tcPr>
+          <w:p>
+            <w:pPr>
+              <w:spacing w:before="40" w:after="40" w:line="252" w:lineRule="auto"/>
+              <w:ind w:firstLine="0"/>
+            </w:pPr>
+            <w:r>
+              <w:rPr>
+                <w:rFonts w:ascii="Times New Roman" w:hAnsi="Times New Roman"/>
+                <w:b w:val="0"/>
+                <w:sz w:val="21"/>
+              </w:rPr>
+              <w:t>Карточка показывает обновленное описание.</w:t>
             </w:r>
           </w:p>
         </w:tc>
       </w:tr>
       <w:tr>
         <w:trPr>
-          <w:jc w:val="center"/>
+          <w:cantSplit/>
         </w:trPr>
         <w:tc>
           <w:tcPr>
-            <w:tcW w:w="1980" w:type="dxa"/>
-            <w:gridSpan w:val="2"/>
-          </w:tcPr>
-          <w:p>
-            <w:pPr>
-              <w:rPr>
-                <w:rFonts w:cs="Times New Roman"/>
-                <w:sz w:val="28"/>
-                <w:szCs w:val="28"/>
-              </w:rPr>
-            </w:pPr>
-            <w:r>
-              <w:rPr>
-                <w:rFonts w:cs="Times New Roman"/>
-                <w:sz w:val="28"/>
-                <w:szCs w:val="28"/>
-              </w:rPr>
-              <w:lastRenderedPageBreak/>
-              <w:t>14</w:t>
-            </w:r>
-          </w:p>
-        </w:tc>
-        <w:tc>
-          <w:tcPr>
-            <w:tcW w:w="716" w:type="dxa"/>
-          </w:tcPr>
-          <w:p>
-            <w:pPr>
-              <w:rPr>
-                <w:rFonts w:cs="Times New Roman"/>
-                <w:sz w:val="28"/>
-                <w:szCs w:val="28"/>
-              </w:rPr>
-            </w:pPr>
-            <w:r>
-              <w:rPr>
-                <w:rFonts w:cs="Times New Roman"/>
-                <w:sz w:val="28"/>
-                <w:szCs w:val="28"/>
+            <w:tcW w:type="dxa" w:w="737"/>
+            <w:vAlign w:val="center"/>
+            <w:tcMar>
+              <w:top w:w="80" w:type="dxa"/>
+              <w:left w:w="80" w:type="dxa"/>
+              <w:bottom w:w="80" w:type="dxa"/>
+              <w:right w:w="80" w:type="dxa"/>
+            </w:tcMar>
+          </w:tcPr>
+          <w:p>
+            <w:pPr>
+              <w:spacing w:before="40" w:after="40" w:line="252" w:lineRule="auto"/>
+              <w:ind w:firstLine="0"/>
+            </w:pPr>
+            <w:r>
+              <w:rPr>
+                <w:rFonts w:ascii="Times New Roman" w:hAnsi="Times New Roman"/>
+                <w:b w:val="0"/>
+                <w:sz w:val="21"/>
+              </w:rPr>
+              <w:t>TC-14</w:t>
+            </w:r>
+          </w:p>
+        </w:tc>
+        <w:tc>
+          <w:tcPr>
+            <w:tcW w:type="dxa" w:w="1417"/>
+            <w:vAlign w:val="center"/>
+            <w:tcMar>
+              <w:top w:w="80" w:type="dxa"/>
+              <w:left w:w="80" w:type="dxa"/>
+              <w:bottom w:w="80" w:type="dxa"/>
+              <w:right w:w="80" w:type="dxa"/>
+            </w:tcMar>
+          </w:tcPr>
+          <w:p>
+            <w:pPr>
+              <w:spacing w:before="40" w:after="40" w:line="252" w:lineRule="auto"/>
+              <w:ind w:firstLine="0"/>
+            </w:pPr>
+            <w:r>
+              <w:rPr>
+                <w:rFonts w:ascii="Times New Roman" w:hAnsi="Times New Roman"/>
+                <w:b w:val="0"/>
+                <w:sz w:val="21"/>
               </w:rPr>
               <w:t>Расчет прогресса</w:t>
             </w:r>
@@ -5701,239 +4713,1159 @@
         </w:tc>
         <w:tc>
           <w:tcPr>
-            <w:tcW w:w="2152" w:type="dxa"/>
-          </w:tcPr>
-          <w:p>
-            <w:pPr>
-              <w:rPr>
-                <w:rFonts w:cs="Times New Roman"/>
-                <w:sz w:val="28"/>
-                <w:szCs w:val="28"/>
-                <w:lang w:val="ru-RU"/>
-              </w:rPr>
-            </w:pPr>
-            <w:r>
-              <w:rPr>
-                <w:rFonts w:cs="Times New Roman"/>
-                <w:sz w:val="28"/>
-                <w:szCs w:val="28"/>
-                <w:lang w:val="ru-RU"/>
-              </w:rPr>
-              <w:t>Несколько завершенных тренировок и записи веса</w:t>
-            </w:r>
-          </w:p>
-        </w:tc>
-        <w:tc>
-          <w:tcPr>
-            <w:tcW w:w="2762" w:type="dxa"/>
-          </w:tcPr>
-          <w:p>
-            <w:pPr>
-              <w:rPr>
-                <w:rFonts w:cs="Times New Roman"/>
-                <w:sz w:val="28"/>
-                <w:szCs w:val="28"/>
-              </w:rPr>
-            </w:pPr>
-            <w:proofErr w:type="spellStart"/>
-            <w:r>
-              <w:rPr>
-                <w:rFonts w:cs="Times New Roman"/>
-                <w:sz w:val="28"/>
-                <w:szCs w:val="28"/>
-              </w:rPr>
-              <w:t>Открыть</w:t>
-            </w:r>
-            <w:proofErr w:type="spellEnd"/>
-            <w:r>
-              <w:rPr>
-                <w:rFonts w:cs="Times New Roman"/>
-                <w:sz w:val="28"/>
-                <w:szCs w:val="28"/>
-              </w:rPr>
-              <w:t xml:space="preserve"> </w:t>
-            </w:r>
-            <w:proofErr w:type="spellStart"/>
-            <w:r>
-              <w:rPr>
-                <w:rFonts w:cs="Times New Roman"/>
-                <w:sz w:val="28"/>
-                <w:szCs w:val="28"/>
-              </w:rPr>
-              <w:t>раздел</w:t>
-            </w:r>
-            <w:proofErr w:type="spellEnd"/>
-            <w:r>
-              <w:rPr>
-                <w:rFonts w:cs="Times New Roman"/>
-                <w:sz w:val="28"/>
-                <w:szCs w:val="28"/>
-              </w:rPr>
-              <w:t xml:space="preserve"> </w:t>
-            </w:r>
-            <w:proofErr w:type="spellStart"/>
-            <w:r>
-              <w:rPr>
-                <w:rFonts w:cs="Times New Roman"/>
-                <w:sz w:val="28"/>
-                <w:szCs w:val="28"/>
-              </w:rPr>
-              <w:t>аналитики</w:t>
-            </w:r>
-            <w:proofErr w:type="spellEnd"/>
-            <w:r>
-              <w:rPr>
-                <w:rFonts w:cs="Times New Roman"/>
-                <w:sz w:val="28"/>
-                <w:szCs w:val="28"/>
-              </w:rPr>
-              <w:t>.</w:t>
-            </w:r>
-          </w:p>
-        </w:tc>
-        <w:tc>
-          <w:tcPr>
-            <w:tcW w:w="2069" w:type="dxa"/>
-          </w:tcPr>
-          <w:p>
-            <w:pPr>
-              <w:rPr>
-                <w:rFonts w:cs="Times New Roman"/>
-                <w:sz w:val="28"/>
-                <w:szCs w:val="28"/>
-                <w:lang w:val="ru-RU"/>
-              </w:rPr>
-            </w:pPr>
-            <w:r>
-              <w:rPr>
-                <w:rFonts w:cs="Times New Roman"/>
-                <w:sz w:val="28"/>
-                <w:szCs w:val="28"/>
-                <w:lang w:val="ru-RU"/>
-              </w:rPr>
-              <w:t>Система показывает процент выполнения плана и динамику показателей.</w:t>
+            <w:tcW w:type="dxa" w:w="2324"/>
+            <w:vAlign w:val="center"/>
+            <w:tcMar>
+              <w:top w:w="80" w:type="dxa"/>
+              <w:left w:w="80" w:type="dxa"/>
+              <w:bottom w:w="80" w:type="dxa"/>
+              <w:right w:w="80" w:type="dxa"/>
+            </w:tcMar>
+          </w:tcPr>
+          <w:p>
+            <w:pPr>
+              <w:spacing w:before="40" w:after="40" w:line="252" w:lineRule="auto"/>
+              <w:ind w:firstLine="0"/>
+            </w:pPr>
+            <w:r>
+              <w:rPr>
+                <w:rFonts w:ascii="Times New Roman" w:hAnsi="Times New Roman"/>
+                <w:b w:val="0"/>
+                <w:sz w:val="21"/>
+              </w:rPr>
+              <w:t>План с 4 тренировками: 2 выполнены, 1 частичная, 1 не начата; вес 75 и 74 кг в разные даты.</w:t>
+            </w:r>
+          </w:p>
+        </w:tc>
+        <w:tc>
+          <w:tcPr>
+            <w:tcW w:type="dxa" w:w="2041"/>
+            <w:vAlign w:val="center"/>
+            <w:tcMar>
+              <w:top w:w="80" w:type="dxa"/>
+              <w:left w:w="80" w:type="dxa"/>
+              <w:bottom w:w="80" w:type="dxa"/>
+              <w:right w:w="80" w:type="dxa"/>
+            </w:tcMar>
+          </w:tcPr>
+          <w:p>
+            <w:pPr>
+              <w:spacing w:before="40" w:after="40" w:line="252" w:lineRule="auto"/>
+              <w:ind w:firstLine="0"/>
+            </w:pPr>
+            <w:r>
+              <w:rPr>
+                <w:rFonts w:ascii="Times New Roman" w:hAnsi="Times New Roman"/>
+                <w:b w:val="0"/>
+                <w:sz w:val="21"/>
+              </w:rPr>
+              <w:t>Открыть аналитику.</w:t>
+            </w:r>
+          </w:p>
+        </w:tc>
+        <w:tc>
+          <w:tcPr>
+            <w:tcW w:type="dxa" w:w="2551"/>
+            <w:vAlign w:val="center"/>
+            <w:tcMar>
+              <w:top w:w="80" w:type="dxa"/>
+              <w:left w:w="80" w:type="dxa"/>
+              <w:bottom w:w="80" w:type="dxa"/>
+              <w:right w:w="80" w:type="dxa"/>
+            </w:tcMar>
+          </w:tcPr>
+          <w:p>
+            <w:pPr>
+              <w:spacing w:before="40" w:after="40" w:line="252" w:lineRule="auto"/>
+              <w:ind w:firstLine="0"/>
+            </w:pPr>
+            <w:r>
+              <w:rPr>
+                <w:rFonts w:ascii="Times New Roman" w:hAnsi="Times New Roman"/>
+                <w:b w:val="0"/>
+                <w:sz w:val="21"/>
+              </w:rPr>
+              <w:t>Показаны 2 полностью выполненные тренировки из 4, то есть 50%; обе записи веса отражены на графике.</w:t>
             </w:r>
           </w:p>
         </w:tc>
       </w:tr>
       <w:tr>
         <w:trPr>
-          <w:jc w:val="center"/>
+          <w:cantSplit/>
         </w:trPr>
         <w:tc>
           <w:tcPr>
-            <w:tcW w:w="1980" w:type="dxa"/>
-            <w:gridSpan w:val="2"/>
-          </w:tcPr>
-          <w:p>
-            <w:pPr>
-              <w:rPr>
-                <w:rFonts w:cs="Times New Roman"/>
-                <w:sz w:val="28"/>
-                <w:szCs w:val="28"/>
-              </w:rPr>
-            </w:pPr>
-            <w:r>
-              <w:rPr>
-                <w:rFonts w:cs="Times New Roman"/>
-                <w:sz w:val="28"/>
-                <w:szCs w:val="28"/>
-              </w:rPr>
-              <w:t>15</w:t>
-            </w:r>
-          </w:p>
-        </w:tc>
-        <w:tc>
-          <w:tcPr>
-            <w:tcW w:w="716" w:type="dxa"/>
-          </w:tcPr>
-          <w:p>
-            <w:pPr>
-              <w:rPr>
-                <w:rFonts w:cs="Times New Roman"/>
-                <w:sz w:val="28"/>
-                <w:szCs w:val="28"/>
-              </w:rPr>
-            </w:pPr>
-            <w:r>
-              <w:rPr>
-                <w:rFonts w:cs="Times New Roman"/>
-                <w:sz w:val="28"/>
-                <w:szCs w:val="28"/>
-              </w:rPr>
-              <w:t>Блокировка пользователя</w:t>
-            </w:r>
-          </w:p>
-        </w:tc>
-        <w:tc>
-          <w:tcPr>
-            <w:tcW w:w="2152" w:type="dxa"/>
-          </w:tcPr>
-          <w:p>
-            <w:pPr>
-              <w:rPr>
-                <w:rFonts w:cs="Times New Roman"/>
-                <w:sz w:val="28"/>
-                <w:szCs w:val="28"/>
-                <w:lang w:val="ru-RU"/>
-              </w:rPr>
-            </w:pPr>
-            <w:r>
-              <w:rPr>
-                <w:rFonts w:cs="Times New Roman"/>
-                <w:sz w:val="28"/>
-                <w:szCs w:val="28"/>
-                <w:lang w:val="ru-RU"/>
-              </w:rPr>
-              <w:t>Учетная запись с нарушением правил</w:t>
-            </w:r>
-          </w:p>
-        </w:tc>
-        <w:tc>
-          <w:tcPr>
-            <w:tcW w:w="2762" w:type="dxa"/>
-          </w:tcPr>
-          <w:p>
-            <w:pPr>
-              <w:rPr>
-                <w:rFonts w:cs="Times New Roman"/>
-                <w:sz w:val="28"/>
-                <w:szCs w:val="28"/>
-                <w:lang w:val="ru-RU"/>
-              </w:rPr>
-            </w:pPr>
-            <w:r>
-              <w:rPr>
-                <w:rFonts w:cs="Times New Roman"/>
-                <w:sz w:val="28"/>
-                <w:szCs w:val="28"/>
-                <w:lang w:val="ru-RU"/>
-              </w:rPr>
-              <w:t>Войти как системный администратор; выбрать пользователя; нажать «Заблокировать».</w:t>
-            </w:r>
-          </w:p>
-        </w:tc>
-        <w:tc>
-          <w:tcPr>
-            <w:tcW w:w="2069" w:type="dxa"/>
-          </w:tcPr>
-          <w:p>
-            <w:pPr>
-              <w:rPr>
-                <w:rFonts w:cs="Times New Roman"/>
-                <w:sz w:val="28"/>
-                <w:szCs w:val="28"/>
-                <w:lang w:val="ru-RU"/>
-              </w:rPr>
-            </w:pPr>
-            <w:r>
-              <w:rPr>
-                <w:rFonts w:cs="Times New Roman"/>
-                <w:sz w:val="28"/>
-                <w:szCs w:val="28"/>
-                <w:lang w:val="ru-RU"/>
-              </w:rPr>
-              <w:t>Пользователь не может войти в приложение, статус изменен на «заблокирован».</w:t>
+            <w:tcW w:type="dxa" w:w="737"/>
+            <w:vAlign w:val="center"/>
+            <w:tcMar>
+              <w:top w:w="80" w:type="dxa"/>
+              <w:left w:w="80" w:type="dxa"/>
+              <w:bottom w:w="80" w:type="dxa"/>
+              <w:right w:w="80" w:type="dxa"/>
+            </w:tcMar>
+          </w:tcPr>
+          <w:p>
+            <w:pPr>
+              <w:spacing w:before="40" w:after="40" w:line="252" w:lineRule="auto"/>
+              <w:ind w:firstLine="0"/>
+            </w:pPr>
+            <w:r>
+              <w:rPr>
+                <w:rFonts w:ascii="Times New Roman" w:hAnsi="Times New Roman"/>
+                <w:b w:val="0"/>
+                <w:sz w:val="21"/>
+              </w:rPr>
+              <w:t>TC-15</w:t>
+            </w:r>
+          </w:p>
+        </w:tc>
+        <w:tc>
+          <w:tcPr>
+            <w:tcW w:type="dxa" w:w="1417"/>
+            <w:vAlign w:val="center"/>
+            <w:tcMar>
+              <w:top w:w="80" w:type="dxa"/>
+              <w:left w:w="80" w:type="dxa"/>
+              <w:bottom w:w="80" w:type="dxa"/>
+              <w:right w:w="80" w:type="dxa"/>
+            </w:tcMar>
+          </w:tcPr>
+          <w:p>
+            <w:pPr>
+              <w:spacing w:before="40" w:after="40" w:line="252" w:lineRule="auto"/>
+              <w:ind w:firstLine="0"/>
+            </w:pPr>
+            <w:r>
+              <w:rPr>
+                <w:rFonts w:ascii="Times New Roman" w:hAnsi="Times New Roman"/>
+                <w:b w:val="0"/>
+                <w:sz w:val="21"/>
+              </w:rPr>
+              <w:t>Блокировка</w:t>
+            </w:r>
+          </w:p>
+        </w:tc>
+        <w:tc>
+          <w:tcPr>
+            <w:tcW w:type="dxa" w:w="2324"/>
+            <w:vAlign w:val="center"/>
+            <w:tcMar>
+              <w:top w:w="80" w:type="dxa"/>
+              <w:left w:w="80" w:type="dxa"/>
+              <w:bottom w:w="80" w:type="dxa"/>
+              <w:right w:w="80" w:type="dxa"/>
+            </w:tcMar>
+          </w:tcPr>
+          <w:p>
+            <w:pPr>
+              <w:spacing w:before="40" w:after="40" w:line="252" w:lineRule="auto"/>
+              <w:ind w:firstLine="0"/>
+            </w:pPr>
+            <w:r>
+              <w:rPr>
+                <w:rFonts w:ascii="Times New Roman" w:hAnsi="Times New Roman"/>
+                <w:b w:val="0"/>
+                <w:sz w:val="21"/>
+              </w:rPr>
+              <w:t>Системный администратор; активная учетная запись пользователя.</w:t>
+            </w:r>
+          </w:p>
+        </w:tc>
+        <w:tc>
+          <w:tcPr>
+            <w:tcW w:type="dxa" w:w="2041"/>
+            <w:vAlign w:val="center"/>
+            <w:tcMar>
+              <w:top w:w="80" w:type="dxa"/>
+              <w:left w:w="80" w:type="dxa"/>
+              <w:bottom w:w="80" w:type="dxa"/>
+              <w:right w:w="80" w:type="dxa"/>
+            </w:tcMar>
+          </w:tcPr>
+          <w:p>
+            <w:pPr>
+              <w:spacing w:before="40" w:after="40" w:line="252" w:lineRule="auto"/>
+              <w:ind w:firstLine="0"/>
+            </w:pPr>
+            <w:r>
+              <w:rPr>
+                <w:rFonts w:ascii="Times New Roman" w:hAnsi="Times New Roman"/>
+                <w:b w:val="0"/>
+                <w:sz w:val="21"/>
+              </w:rPr>
+              <w:t>Заблокировать пользователя; попытаться выполнить новый вход.</w:t>
+            </w:r>
+          </w:p>
+        </w:tc>
+        <w:tc>
+          <w:tcPr>
+            <w:tcW w:type="dxa" w:w="2551"/>
+            <w:vAlign w:val="center"/>
+            <w:tcMar>
+              <w:top w:w="80" w:type="dxa"/>
+              <w:left w:w="80" w:type="dxa"/>
+              <w:bottom w:w="80" w:type="dxa"/>
+              <w:right w:w="80" w:type="dxa"/>
+            </w:tcMar>
+          </w:tcPr>
+          <w:p>
+            <w:pPr>
+              <w:spacing w:before="40" w:after="40" w:line="252" w:lineRule="auto"/>
+              <w:ind w:firstLine="0"/>
+            </w:pPr>
+            <w:r>
+              <w:rPr>
+                <w:rFonts w:ascii="Times New Roman" w:hAnsi="Times New Roman"/>
+                <w:b w:val="0"/>
+                <w:sz w:val="21"/>
+              </w:rPr>
+              <w:t>Статус «заблокирован»; новый вход отклонен.</w:t>
+            </w:r>
+          </w:p>
+        </w:tc>
+      </w:tr>
+      <w:tr>
+        <w:trPr>
+          <w:cantSplit/>
+        </w:trPr>
+        <w:tc>
+          <w:tcPr>
+            <w:tcW w:type="dxa" w:w="737"/>
+            <w:vAlign w:val="center"/>
+            <w:tcMar>
+              <w:top w:w="80" w:type="dxa"/>
+              <w:left w:w="80" w:type="dxa"/>
+              <w:bottom w:w="80" w:type="dxa"/>
+              <w:right w:w="80" w:type="dxa"/>
+            </w:tcMar>
+          </w:tcPr>
+          <w:p>
+            <w:pPr>
+              <w:spacing w:before="40" w:after="40" w:line="252" w:lineRule="auto"/>
+              <w:ind w:firstLine="0"/>
+            </w:pPr>
+            <w:r>
+              <w:rPr>
+                <w:rFonts w:ascii="Times New Roman" w:hAnsi="Times New Roman"/>
+                <w:b w:val="0"/>
+                <w:sz w:val="21"/>
+              </w:rPr>
+              <w:t>TC-16</w:t>
+            </w:r>
+          </w:p>
+        </w:tc>
+        <w:tc>
+          <w:tcPr>
+            <w:tcW w:type="dxa" w:w="1417"/>
+            <w:vAlign w:val="center"/>
+            <w:tcMar>
+              <w:top w:w="80" w:type="dxa"/>
+              <w:left w:w="80" w:type="dxa"/>
+              <w:bottom w:w="80" w:type="dxa"/>
+              <w:right w:w="80" w:type="dxa"/>
+            </w:tcMar>
+          </w:tcPr>
+          <w:p>
+            <w:pPr>
+              <w:spacing w:before="40" w:after="40" w:line="252" w:lineRule="auto"/>
+              <w:ind w:firstLine="0"/>
+            </w:pPr>
+            <w:r>
+              <w:rPr>
+                <w:rFonts w:ascii="Times New Roman" w:hAnsi="Times New Roman"/>
+                <w:b w:val="0"/>
+                <w:sz w:val="21"/>
+              </w:rPr>
+              <w:t>Сохранение без сети</w:t>
+            </w:r>
+          </w:p>
+        </w:tc>
+        <w:tc>
+          <w:tcPr>
+            <w:tcW w:type="dxa" w:w="2324"/>
+            <w:vAlign w:val="center"/>
+            <w:tcMar>
+              <w:top w:w="80" w:type="dxa"/>
+              <w:left w:w="80" w:type="dxa"/>
+              <w:bottom w:w="80" w:type="dxa"/>
+              <w:right w:w="80" w:type="dxa"/>
+            </w:tcMar>
+          </w:tcPr>
+          <w:p>
+            <w:pPr>
+              <w:spacing w:before="40" w:after="40" w:line="252" w:lineRule="auto"/>
+              <w:ind w:firstLine="0"/>
+            </w:pPr>
+            <w:r>
+              <w:rPr>
+                <w:rFonts w:ascii="Times New Roman" w:hAnsi="Times New Roman"/>
+                <w:b w:val="0"/>
+                <w:sz w:val="21"/>
+              </w:rPr>
+              <w:t>Тренировка с 6 отметками; новая запись веса 74 кг; связь отключена на 10 минут.</w:t>
+            </w:r>
+          </w:p>
+        </w:tc>
+        <w:tc>
+          <w:tcPr>
+            <w:tcW w:type="dxa" w:w="2041"/>
+            <w:vAlign w:val="center"/>
+            <w:tcMar>
+              <w:top w:w="80" w:type="dxa"/>
+              <w:left w:w="80" w:type="dxa"/>
+              <w:bottom w:w="80" w:type="dxa"/>
+              <w:right w:w="80" w:type="dxa"/>
+            </w:tcMar>
+          </w:tcPr>
+          <w:p>
+            <w:pPr>
+              <w:spacing w:before="40" w:after="40" w:line="252" w:lineRule="auto"/>
+              <w:ind w:firstLine="0"/>
+            </w:pPr>
+            <w:r>
+              <w:rPr>
+                <w:rFonts w:ascii="Times New Roman" w:hAnsi="Times New Roman"/>
+                <w:b w:val="0"/>
+                <w:sz w:val="21"/>
+              </w:rPr>
+              <w:t>Завершить тренировку и сохранить вес; перезапустить приложение; восстановить сеть.</w:t>
+            </w:r>
+          </w:p>
+        </w:tc>
+        <w:tc>
+          <w:tcPr>
+            <w:tcW w:type="dxa" w:w="2551"/>
+            <w:vAlign w:val="center"/>
+            <w:tcMar>
+              <w:top w:w="80" w:type="dxa"/>
+              <w:left w:w="80" w:type="dxa"/>
+              <w:bottom w:w="80" w:type="dxa"/>
+              <w:right w:w="80" w:type="dxa"/>
+            </w:tcMar>
+          </w:tcPr>
+          <w:p>
+            <w:pPr>
+              <w:spacing w:before="40" w:after="40" w:line="252" w:lineRule="auto"/>
+              <w:ind w:firstLine="0"/>
+            </w:pPr>
+            <w:r>
+              <w:rPr>
+                <w:rFonts w:ascii="Times New Roman" w:hAnsi="Times New Roman"/>
+                <w:b w:val="0"/>
+                <w:sz w:val="21"/>
+              </w:rPr>
+              <w:t>До восстановления данные доступны локально с отметкой ожидания. Не позднее 60 секунд после восстановления сервер подтверждает обе операции; отметка снята.</w:t>
+            </w:r>
+          </w:p>
+        </w:tc>
+      </w:tr>
+      <w:tr>
+        <w:trPr>
+          <w:cantSplit/>
+        </w:trPr>
+        <w:tc>
+          <w:tcPr>
+            <w:tcW w:type="dxa" w:w="737"/>
+            <w:vAlign w:val="center"/>
+            <w:tcMar>
+              <w:top w:w="80" w:type="dxa"/>
+              <w:left w:w="80" w:type="dxa"/>
+              <w:bottom w:w="80" w:type="dxa"/>
+              <w:right w:w="80" w:type="dxa"/>
+            </w:tcMar>
+          </w:tcPr>
+          <w:p>
+            <w:pPr>
+              <w:spacing w:before="40" w:after="40" w:line="252" w:lineRule="auto"/>
+              <w:ind w:firstLine="0"/>
+            </w:pPr>
+            <w:r>
+              <w:rPr>
+                <w:rFonts w:ascii="Times New Roman" w:hAnsi="Times New Roman"/>
+                <w:b w:val="0"/>
+                <w:sz w:val="21"/>
+              </w:rPr>
+              <w:t>TC-17</w:t>
+            </w:r>
+          </w:p>
+        </w:tc>
+        <w:tc>
+          <w:tcPr>
+            <w:tcW w:type="dxa" w:w="1417"/>
+            <w:vAlign w:val="center"/>
+            <w:tcMar>
+              <w:top w:w="80" w:type="dxa"/>
+              <w:left w:w="80" w:type="dxa"/>
+              <w:bottom w:w="80" w:type="dxa"/>
+              <w:right w:w="80" w:type="dxa"/>
+            </w:tcMar>
+          </w:tcPr>
+          <w:p>
+            <w:pPr>
+              <w:spacing w:before="40" w:after="40" w:line="252" w:lineRule="auto"/>
+              <w:ind w:firstLine="0"/>
+            </w:pPr>
+            <w:r>
+              <w:rPr>
+                <w:rFonts w:ascii="Times New Roman" w:hAnsi="Times New Roman"/>
+                <w:b w:val="0"/>
+                <w:sz w:val="21"/>
+              </w:rPr>
+              <w:t>Повтор отправки</w:t>
+            </w:r>
+          </w:p>
+        </w:tc>
+        <w:tc>
+          <w:tcPr>
+            <w:tcW w:type="dxa" w:w="2324"/>
+            <w:vAlign w:val="center"/>
+            <w:tcMar>
+              <w:top w:w="80" w:type="dxa"/>
+              <w:left w:w="80" w:type="dxa"/>
+              <w:bottom w:w="80" w:type="dxa"/>
+              <w:right w:w="80" w:type="dxa"/>
+            </w:tcMar>
+          </w:tcPr>
+          <w:p>
+            <w:pPr>
+              <w:spacing w:before="40" w:after="40" w:line="252" w:lineRule="auto"/>
+              <w:ind w:firstLine="0"/>
+            </w:pPr>
+            <w:r>
+              <w:rPr>
+                <w:rFonts w:ascii="Times New Roman" w:hAnsi="Times New Roman"/>
+                <w:b w:val="0"/>
+                <w:sz w:val="21"/>
+              </w:rPr>
+              <w:t>Сервер принял результат, но ответ потерян; локальная очередь содержит тот же completionId или operationId.</w:t>
+            </w:r>
+          </w:p>
+        </w:tc>
+        <w:tc>
+          <w:tcPr>
+            <w:tcW w:type="dxa" w:w="2041"/>
+            <w:vAlign w:val="center"/>
+            <w:tcMar>
+              <w:top w:w="80" w:type="dxa"/>
+              <w:left w:w="80" w:type="dxa"/>
+              <w:bottom w:w="80" w:type="dxa"/>
+              <w:right w:w="80" w:type="dxa"/>
+            </w:tcMar>
+          </w:tcPr>
+          <w:p>
+            <w:pPr>
+              <w:spacing w:before="40" w:after="40" w:line="252" w:lineRule="auto"/>
+              <w:ind w:firstLine="0"/>
+            </w:pPr>
+            <w:r>
+              <w:rPr>
+                <w:rFonts w:ascii="Times New Roman" w:hAnsi="Times New Roman"/>
+                <w:b w:val="0"/>
+                <w:sz w:val="21"/>
+              </w:rPr>
+              <w:t>Повторно отправить очередь два раза.</w:t>
+            </w:r>
+          </w:p>
+        </w:tc>
+        <w:tc>
+          <w:tcPr>
+            <w:tcW w:type="dxa" w:w="2551"/>
+            <w:vAlign w:val="center"/>
+            <w:tcMar>
+              <w:top w:w="80" w:type="dxa"/>
+              <w:left w:w="80" w:type="dxa"/>
+              <w:bottom w:w="80" w:type="dxa"/>
+              <w:right w:w="80" w:type="dxa"/>
+            </w:tcMar>
+          </w:tcPr>
+          <w:p>
+            <w:pPr>
+              <w:spacing w:before="40" w:after="40" w:line="252" w:lineRule="auto"/>
+              <w:ind w:firstLine="0"/>
+            </w:pPr>
+            <w:r>
+              <w:rPr>
+                <w:rFonts w:ascii="Times New Roman" w:hAnsi="Times New Roman"/>
+                <w:b w:val="0"/>
+                <w:sz w:val="21"/>
+              </w:rPr>
+              <w:t>На сервере одна запись на каждый ID; история и статистика не удваиваются.</w:t>
+            </w:r>
+          </w:p>
+        </w:tc>
+      </w:tr>
+      <w:tr>
+        <w:trPr>
+          <w:cantSplit/>
+        </w:trPr>
+        <w:tc>
+          <w:tcPr>
+            <w:tcW w:type="dxa" w:w="737"/>
+            <w:vAlign w:val="center"/>
+            <w:tcMar>
+              <w:top w:w="80" w:type="dxa"/>
+              <w:left w:w="80" w:type="dxa"/>
+              <w:bottom w:w="80" w:type="dxa"/>
+              <w:right w:w="80" w:type="dxa"/>
+            </w:tcMar>
+          </w:tcPr>
+          <w:p>
+            <w:pPr>
+              <w:spacing w:before="40" w:after="40" w:line="252" w:lineRule="auto"/>
+              <w:ind w:firstLine="0"/>
+            </w:pPr>
+            <w:r>
+              <w:rPr>
+                <w:rFonts w:ascii="Times New Roman" w:hAnsi="Times New Roman"/>
+                <w:b w:val="0"/>
+                <w:sz w:val="21"/>
+              </w:rPr>
+              <w:t>TC-18</w:t>
+            </w:r>
+          </w:p>
+        </w:tc>
+        <w:tc>
+          <w:tcPr>
+            <w:tcW w:type="dxa" w:w="1417"/>
+            <w:vAlign w:val="center"/>
+            <w:tcMar>
+              <w:top w:w="80" w:type="dxa"/>
+              <w:left w:w="80" w:type="dxa"/>
+              <w:bottom w:w="80" w:type="dxa"/>
+              <w:right w:w="80" w:type="dxa"/>
+            </w:tcMar>
+          </w:tcPr>
+          <w:p>
+            <w:pPr>
+              <w:spacing w:before="40" w:after="40" w:line="252" w:lineRule="auto"/>
+              <w:ind w:firstLine="0"/>
+            </w:pPr>
+            <w:r>
+              <w:rPr>
+                <w:rFonts w:ascii="Times New Roman" w:hAnsi="Times New Roman"/>
+                <w:b w:val="0"/>
+                <w:sz w:val="21"/>
+              </w:rPr>
+              <w:t>Граница частоты</w:t>
+            </w:r>
+          </w:p>
+        </w:tc>
+        <w:tc>
+          <w:tcPr>
+            <w:tcW w:type="dxa" w:w="2324"/>
+            <w:vAlign w:val="center"/>
+            <w:tcMar>
+              <w:top w:w="80" w:type="dxa"/>
+              <w:left w:w="80" w:type="dxa"/>
+              <w:bottom w:w="80" w:type="dxa"/>
+              <w:right w:w="80" w:type="dxa"/>
+            </w:tcMar>
+          </w:tcPr>
+          <w:p>
+            <w:pPr>
+              <w:spacing w:before="40" w:after="40" w:line="252" w:lineRule="auto"/>
+              <w:ind w:firstLine="0"/>
+            </w:pPr>
+            <w:r>
+              <w:rPr>
+                <w:rFonts w:ascii="Times New Roman" w:hAnsi="Times New Roman"/>
+                <w:b w:val="0"/>
+                <w:sz w:val="21"/>
+              </w:rPr>
+              <w:t>Последовательно weeklyFrequency: 0, 8, 1, 7.</w:t>
+            </w:r>
+          </w:p>
+        </w:tc>
+        <w:tc>
+          <w:tcPr>
+            <w:tcW w:type="dxa" w:w="2041"/>
+            <w:vAlign w:val="center"/>
+            <w:tcMar>
+              <w:top w:w="80" w:type="dxa"/>
+              <w:left w:w="80" w:type="dxa"/>
+              <w:bottom w:w="80" w:type="dxa"/>
+              <w:right w:w="80" w:type="dxa"/>
+            </w:tcMar>
+          </w:tcPr>
+          <w:p>
+            <w:pPr>
+              <w:spacing w:before="40" w:after="40" w:line="252" w:lineRule="auto"/>
+              <w:ind w:firstLine="0"/>
+            </w:pPr>
+            <w:r>
+              <w:rPr>
+                <w:rFonts w:ascii="Times New Roman" w:hAnsi="Times New Roman"/>
+                <w:b w:val="0"/>
+                <w:sz w:val="21"/>
+              </w:rPr>
+              <w:t>Сохранять профиль с каждым значением.</w:t>
+            </w:r>
+          </w:p>
+        </w:tc>
+        <w:tc>
+          <w:tcPr>
+            <w:tcW w:type="dxa" w:w="2551"/>
+            <w:vAlign w:val="center"/>
+            <w:tcMar>
+              <w:top w:w="80" w:type="dxa"/>
+              <w:left w:w="80" w:type="dxa"/>
+              <w:bottom w:w="80" w:type="dxa"/>
+              <w:right w:w="80" w:type="dxa"/>
+            </w:tcMar>
+          </w:tcPr>
+          <w:p>
+            <w:pPr>
+              <w:spacing w:before="40" w:after="40" w:line="252" w:lineRule="auto"/>
+              <w:ind w:firstLine="0"/>
+            </w:pPr>
+            <w:r>
+              <w:rPr>
+                <w:rFonts w:ascii="Times New Roman" w:hAnsi="Times New Roman"/>
+                <w:b w:val="0"/>
+                <w:sz w:val="21"/>
+              </w:rPr>
+              <w:t>0 и 8 отклоняются с ошибкой поля; 1 и 7 сохраняются.</w:t>
+            </w:r>
+          </w:p>
+        </w:tc>
+      </w:tr>
+      <w:tr>
+        <w:trPr>
+          <w:cantSplit/>
+        </w:trPr>
+        <w:tc>
+          <w:tcPr>
+            <w:tcW w:type="dxa" w:w="737"/>
+            <w:vAlign w:val="center"/>
+            <w:tcMar>
+              <w:top w:w="80" w:type="dxa"/>
+              <w:left w:w="80" w:type="dxa"/>
+              <w:bottom w:w="80" w:type="dxa"/>
+              <w:right w:w="80" w:type="dxa"/>
+            </w:tcMar>
+          </w:tcPr>
+          <w:p>
+            <w:pPr>
+              <w:spacing w:before="40" w:after="40" w:line="252" w:lineRule="auto"/>
+              <w:ind w:firstLine="0"/>
+            </w:pPr>
+            <w:r>
+              <w:rPr>
+                <w:rFonts w:ascii="Times New Roman" w:hAnsi="Times New Roman"/>
+                <w:b w:val="0"/>
+                <w:sz w:val="21"/>
+              </w:rPr>
+              <w:t>TC-19</w:t>
+            </w:r>
+          </w:p>
+        </w:tc>
+        <w:tc>
+          <w:tcPr>
+            <w:tcW w:type="dxa" w:w="1417"/>
+            <w:vAlign w:val="center"/>
+            <w:tcMar>
+              <w:top w:w="80" w:type="dxa"/>
+              <w:left w:w="80" w:type="dxa"/>
+              <w:bottom w:w="80" w:type="dxa"/>
+              <w:right w:w="80" w:type="dxa"/>
+            </w:tcMar>
+          </w:tcPr>
+          <w:p>
+            <w:pPr>
+              <w:spacing w:before="40" w:after="40" w:line="252" w:lineRule="auto"/>
+              <w:ind w:firstLine="0"/>
+            </w:pPr>
+            <w:r>
+              <w:rPr>
+                <w:rFonts w:ascii="Times New Roman" w:hAnsi="Times New Roman"/>
+                <w:b w:val="0"/>
+                <w:sz w:val="21"/>
+              </w:rPr>
+              <w:t>Нет шаблона</w:t>
+            </w:r>
+          </w:p>
+        </w:tc>
+        <w:tc>
+          <w:tcPr>
+            <w:tcW w:type="dxa" w:w="2324"/>
+            <w:vAlign w:val="center"/>
+            <w:tcMar>
+              <w:top w:w="80" w:type="dxa"/>
+              <w:left w:w="80" w:type="dxa"/>
+              <w:bottom w:w="80" w:type="dxa"/>
+              <w:right w:w="80" w:type="dxa"/>
+            </w:tcMar>
+          </w:tcPr>
+          <w:p>
+            <w:pPr>
+              <w:spacing w:before="40" w:after="40" w:line="252" w:lineRule="auto"/>
+              <w:ind w:firstLine="0"/>
+            </w:pPr>
+            <w:r>
+              <w:rPr>
+                <w:rFonts w:ascii="Times New Roman" w:hAnsi="Times New Roman"/>
+                <w:b w:val="0"/>
+                <w:sz w:val="21"/>
+              </w:rPr>
+              <w:t>Корректный профиль; в каталоге нет шаблона с совпадающими целью, уровнем и частотой.</w:t>
+            </w:r>
+          </w:p>
+        </w:tc>
+        <w:tc>
+          <w:tcPr>
+            <w:tcW w:type="dxa" w:w="2041"/>
+            <w:vAlign w:val="center"/>
+            <w:tcMar>
+              <w:top w:w="80" w:type="dxa"/>
+              <w:left w:w="80" w:type="dxa"/>
+              <w:bottom w:w="80" w:type="dxa"/>
+              <w:right w:w="80" w:type="dxa"/>
+            </w:tcMar>
+          </w:tcPr>
+          <w:p>
+            <w:pPr>
+              <w:spacing w:before="40" w:after="40" w:line="252" w:lineRule="auto"/>
+              <w:ind w:firstLine="0"/>
+            </w:pPr>
+            <w:r>
+              <w:rPr>
+                <w:rFonts w:ascii="Times New Roman" w:hAnsi="Times New Roman"/>
+                <w:b w:val="0"/>
+                <w:sz w:val="21"/>
+              </w:rPr>
+              <w:t>Открыть подбор программы.</w:t>
+            </w:r>
+          </w:p>
+        </w:tc>
+        <w:tc>
+          <w:tcPr>
+            <w:tcW w:type="dxa" w:w="2551"/>
+            <w:vAlign w:val="center"/>
+            <w:tcMar>
+              <w:top w:w="80" w:type="dxa"/>
+              <w:left w:w="80" w:type="dxa"/>
+              <w:bottom w:w="80" w:type="dxa"/>
+              <w:right w:w="80" w:type="dxa"/>
+            </w:tcMar>
+          </w:tcPr>
+          <w:p>
+            <w:pPr>
+              <w:spacing w:before="40" w:after="40" w:line="252" w:lineRule="auto"/>
+              <w:ind w:firstLine="0"/>
+            </w:pPr>
+            <w:r>
+              <w:rPr>
+                <w:rFonts w:ascii="Times New Roman" w:hAnsi="Times New Roman"/>
+                <w:b w:val="0"/>
+                <w:sz w:val="21"/>
+              </w:rPr>
+              <w:t>Показано «Нет подходящей программы»; новый план не сохранен.</w:t>
+            </w:r>
+          </w:p>
+        </w:tc>
+      </w:tr>
+      <w:tr>
+        <w:trPr>
+          <w:cantSplit/>
+        </w:trPr>
+        <w:tc>
+          <w:tcPr>
+            <w:tcW w:type="dxa" w:w="737"/>
+            <w:vAlign w:val="center"/>
+            <w:tcMar>
+              <w:top w:w="80" w:type="dxa"/>
+              <w:left w:w="80" w:type="dxa"/>
+              <w:bottom w:w="80" w:type="dxa"/>
+              <w:right w:w="80" w:type="dxa"/>
+            </w:tcMar>
+          </w:tcPr>
+          <w:p>
+            <w:pPr>
+              <w:spacing w:before="40" w:after="40" w:line="252" w:lineRule="auto"/>
+              <w:ind w:firstLine="0"/>
+            </w:pPr>
+            <w:r>
+              <w:rPr>
+                <w:rFonts w:ascii="Times New Roman" w:hAnsi="Times New Roman"/>
+                <w:b w:val="0"/>
+                <w:sz w:val="21"/>
+              </w:rPr>
+              <w:t>TC-20</w:t>
+            </w:r>
+          </w:p>
+        </w:tc>
+        <w:tc>
+          <w:tcPr>
+            <w:tcW w:type="dxa" w:w="1417"/>
+            <w:vAlign w:val="center"/>
+            <w:tcMar>
+              <w:top w:w="80" w:type="dxa"/>
+              <w:left w:w="80" w:type="dxa"/>
+              <w:bottom w:w="80" w:type="dxa"/>
+              <w:right w:w="80" w:type="dxa"/>
+            </w:tcMar>
+          </w:tcPr>
+          <w:p>
+            <w:pPr>
+              <w:spacing w:before="40" w:after="40" w:line="252" w:lineRule="auto"/>
+              <w:ind w:firstLine="0"/>
+            </w:pPr>
+            <w:r>
+              <w:rPr>
+                <w:rFonts w:ascii="Times New Roman" w:hAnsi="Times New Roman"/>
+                <w:b w:val="0"/>
+                <w:sz w:val="21"/>
+              </w:rPr>
+              <w:t>Скорость экранов</w:t>
+            </w:r>
+          </w:p>
+        </w:tc>
+        <w:tc>
+          <w:tcPr>
+            <w:tcW w:type="dxa" w:w="2324"/>
+            <w:vAlign w:val="center"/>
+            <w:tcMar>
+              <w:top w:w="80" w:type="dxa"/>
+              <w:left w:w="80" w:type="dxa"/>
+              <w:bottom w:w="80" w:type="dxa"/>
+              <w:right w:w="80" w:type="dxa"/>
+            </w:tcMar>
+          </w:tcPr>
+          <w:p>
+            <w:pPr>
+              <w:spacing w:before="40" w:after="40" w:line="252" w:lineRule="auto"/>
+              <w:ind w:firstLine="0"/>
+            </w:pPr>
+            <w:r>
+              <w:rPr>
+                <w:rFonts w:ascii="Times New Roman" w:hAnsi="Times New Roman"/>
+                <w:b w:val="0"/>
+                <w:sz w:val="21"/>
+              </w:rPr>
+              <w:t>Условия NFR-01: 100 пользователей, заданная сеть и объем данных.</w:t>
+            </w:r>
+          </w:p>
+        </w:tc>
+        <w:tc>
+          <w:tcPr>
+            <w:tcW w:type="dxa" w:w="2041"/>
+            <w:vAlign w:val="center"/>
+            <w:tcMar>
+              <w:top w:w="80" w:type="dxa"/>
+              <w:left w:w="80" w:type="dxa"/>
+              <w:bottom w:w="80" w:type="dxa"/>
+              <w:right w:w="80" w:type="dxa"/>
+            </w:tcMar>
+          </w:tcPr>
+          <w:p>
+            <w:pPr>
+              <w:spacing w:before="40" w:after="40" w:line="252" w:lineRule="auto"/>
+              <w:ind w:firstLine="0"/>
+            </w:pPr>
+            <w:r>
+              <w:rPr>
+                <w:rFonts w:ascii="Times New Roman" w:hAnsi="Times New Roman"/>
+                <w:b w:val="0"/>
+                <w:sz w:val="21"/>
+              </w:rPr>
+              <w:t>Сделать 100 открытий каждого из четырех экранов; измерить время до отображения основных данных.</w:t>
+            </w:r>
+          </w:p>
+        </w:tc>
+        <w:tc>
+          <w:tcPr>
+            <w:tcW w:type="dxa" w:w="2551"/>
+            <w:vAlign w:val="center"/>
+            <w:tcMar>
+              <w:top w:w="80" w:type="dxa"/>
+              <w:left w:w="80" w:type="dxa"/>
+              <w:bottom w:w="80" w:type="dxa"/>
+              <w:right w:w="80" w:type="dxa"/>
+            </w:tcMar>
+          </w:tcPr>
+          <w:p>
+            <w:pPr>
+              <w:spacing w:before="40" w:after="40" w:line="252" w:lineRule="auto"/>
+              <w:ind w:firstLine="0"/>
+            </w:pPr>
+            <w:r>
+              <w:rPr>
+                <w:rFonts w:ascii="Times New Roman" w:hAnsi="Times New Roman"/>
+                <w:b w:val="0"/>
+                <w:sz w:val="21"/>
+              </w:rPr>
+              <w:t>Для каждого экрана не менее 95 измерений из 100 не превышают 3 секунд.</w:t>
+            </w:r>
+          </w:p>
+        </w:tc>
+      </w:tr>
+      <w:tr>
+        <w:trPr>
+          <w:cantSplit/>
+        </w:trPr>
+        <w:tc>
+          <w:tcPr>
+            <w:tcW w:type="dxa" w:w="737"/>
+            <w:vAlign w:val="center"/>
+            <w:tcMar>
+              <w:top w:w="80" w:type="dxa"/>
+              <w:left w:w="80" w:type="dxa"/>
+              <w:bottom w:w="80" w:type="dxa"/>
+              <w:right w:w="80" w:type="dxa"/>
+            </w:tcMar>
+          </w:tcPr>
+          <w:p>
+            <w:pPr>
+              <w:spacing w:before="40" w:after="40" w:line="252" w:lineRule="auto"/>
+              <w:ind w:firstLine="0"/>
+            </w:pPr>
+            <w:r>
+              <w:rPr>
+                <w:rFonts w:ascii="Times New Roman" w:hAnsi="Times New Roman"/>
+                <w:b w:val="0"/>
+                <w:sz w:val="21"/>
+              </w:rPr>
+              <w:t>TC-21</w:t>
+            </w:r>
+          </w:p>
+        </w:tc>
+        <w:tc>
+          <w:tcPr>
+            <w:tcW w:type="dxa" w:w="1417"/>
+            <w:vAlign w:val="center"/>
+            <w:tcMar>
+              <w:top w:w="80" w:type="dxa"/>
+              <w:left w:w="80" w:type="dxa"/>
+              <w:bottom w:w="80" w:type="dxa"/>
+              <w:right w:w="80" w:type="dxa"/>
+            </w:tcMar>
+          </w:tcPr>
+          <w:p>
+            <w:pPr>
+              <w:spacing w:before="40" w:after="40" w:line="252" w:lineRule="auto"/>
+              <w:ind w:firstLine="0"/>
+            </w:pPr>
+            <w:r>
+              <w:rPr>
+                <w:rFonts w:ascii="Times New Roman" w:hAnsi="Times New Roman"/>
+                <w:b w:val="0"/>
+                <w:sz w:val="21"/>
+              </w:rPr>
+              <w:t>Запрет напоминаний</w:t>
+            </w:r>
+          </w:p>
+        </w:tc>
+        <w:tc>
+          <w:tcPr>
+            <w:tcW w:type="dxa" w:w="2324"/>
+            <w:vAlign w:val="center"/>
+            <w:tcMar>
+              <w:top w:w="80" w:type="dxa"/>
+              <w:left w:w="80" w:type="dxa"/>
+              <w:bottom w:w="80" w:type="dxa"/>
+              <w:right w:w="80" w:type="dxa"/>
+            </w:tcMar>
+          </w:tcPr>
+          <w:p>
+            <w:pPr>
+              <w:spacing w:before="40" w:after="40" w:line="252" w:lineRule="auto"/>
+              <w:ind w:firstLine="0"/>
+            </w:pPr>
+            <w:r>
+              <w:rPr>
+                <w:rFonts w:ascii="Times New Roman" w:hAnsi="Times New Roman"/>
+                <w:b w:val="0"/>
+                <w:sz w:val="21"/>
+              </w:rPr>
+              <w:t>Напоминания отключены; существует будущая тренировка.</w:t>
+            </w:r>
+          </w:p>
+        </w:tc>
+        <w:tc>
+          <w:tcPr>
+            <w:tcW w:type="dxa" w:w="2041"/>
+            <w:vAlign w:val="center"/>
+            <w:tcMar>
+              <w:top w:w="80" w:type="dxa"/>
+              <w:left w:w="80" w:type="dxa"/>
+              <w:bottom w:w="80" w:type="dxa"/>
+              <w:right w:w="80" w:type="dxa"/>
+            </w:tcMar>
+          </w:tcPr>
+          <w:p>
+            <w:pPr>
+              <w:spacing w:before="40" w:after="40" w:line="252" w:lineRule="auto"/>
+              <w:ind w:firstLine="0"/>
+            </w:pPr>
+            <w:r>
+              <w:rPr>
+                <w:rFonts w:ascii="Times New Roman" w:hAnsi="Times New Roman"/>
+                <w:b w:val="0"/>
+                <w:sz w:val="21"/>
+              </w:rPr>
+              <w:t>Создать расписание; перевести тестовые часы к срокам напоминаний.</w:t>
+            </w:r>
+          </w:p>
+        </w:tc>
+        <w:tc>
+          <w:tcPr>
+            <w:tcW w:type="dxa" w:w="2551"/>
+            <w:vAlign w:val="center"/>
+            <w:tcMar>
+              <w:top w:w="80" w:type="dxa"/>
+              <w:left w:w="80" w:type="dxa"/>
+              <w:bottom w:w="80" w:type="dxa"/>
+              <w:right w:w="80" w:type="dxa"/>
+            </w:tcMar>
+          </w:tcPr>
+          <w:p>
+            <w:pPr>
+              <w:spacing w:before="40" w:after="40" w:line="252" w:lineRule="auto"/>
+              <w:ind w:firstLine="0"/>
+            </w:pPr>
+            <w:r>
+              <w:rPr>
+                <w:rFonts w:ascii="Times New Roman" w:hAnsi="Times New Roman"/>
+                <w:b w:val="0"/>
+                <w:sz w:val="21"/>
+              </w:rPr>
+              <w:t>Новые напоминания о тренировках и прогрессе не создаются.</w:t>
+            </w:r>
+          </w:p>
+        </w:tc>
+      </w:tr>
+      <w:tr>
+        <w:trPr>
+          <w:cantSplit/>
+        </w:trPr>
+        <w:tc>
+          <w:tcPr>
+            <w:tcW w:type="dxa" w:w="737"/>
+            <w:vAlign w:val="center"/>
+            <w:tcMar>
+              <w:top w:w="80" w:type="dxa"/>
+              <w:left w:w="80" w:type="dxa"/>
+              <w:bottom w:w="80" w:type="dxa"/>
+              <w:right w:w="80" w:type="dxa"/>
+            </w:tcMar>
+          </w:tcPr>
+          <w:p>
+            <w:pPr>
+              <w:spacing w:before="40" w:after="40" w:line="252" w:lineRule="auto"/>
+              <w:ind w:firstLine="0"/>
+            </w:pPr>
+            <w:r>
+              <w:rPr>
+                <w:rFonts w:ascii="Times New Roman" w:hAnsi="Times New Roman"/>
+                <w:b w:val="0"/>
+                <w:sz w:val="21"/>
+              </w:rPr>
+              <w:t>TC-22</w:t>
+            </w:r>
+          </w:p>
+        </w:tc>
+        <w:tc>
+          <w:tcPr>
+            <w:tcW w:type="dxa" w:w="1417"/>
+            <w:vAlign w:val="center"/>
+            <w:tcMar>
+              <w:top w:w="80" w:type="dxa"/>
+              <w:left w:w="80" w:type="dxa"/>
+              <w:bottom w:w="80" w:type="dxa"/>
+              <w:right w:w="80" w:type="dxa"/>
+            </w:tcMar>
+          </w:tcPr>
+          <w:p>
+            <w:pPr>
+              <w:spacing w:before="40" w:after="40" w:line="252" w:lineRule="auto"/>
+              <w:ind w:firstLine="0"/>
+            </w:pPr>
+            <w:r>
+              <w:rPr>
+                <w:rFonts w:ascii="Times New Roman" w:hAnsi="Times New Roman"/>
+                <w:b w:val="0"/>
+                <w:sz w:val="21"/>
+              </w:rPr>
+              <w:t>Ноль выполненных подходов</w:t>
+            </w:r>
+          </w:p>
+        </w:tc>
+        <w:tc>
+          <w:tcPr>
+            <w:tcW w:type="dxa" w:w="2324"/>
+            <w:vAlign w:val="center"/>
+            <w:tcMar>
+              <w:top w:w="80" w:type="dxa"/>
+              <w:left w:w="80" w:type="dxa"/>
+              <w:bottom w:w="80" w:type="dxa"/>
+              <w:right w:w="80" w:type="dxa"/>
+            </w:tcMar>
+          </w:tcPr>
+          <w:p>
+            <w:pPr>
+              <w:spacing w:before="40" w:after="40" w:line="252" w:lineRule="auto"/>
+              <w:ind w:firstLine="0"/>
+            </w:pPr>
+            <w:r>
+              <w:rPr>
+                <w:rFonts w:ascii="Times New Roman" w:hAnsi="Times New Roman"/>
+                <w:b w:val="0"/>
+                <w:sz w:val="21"/>
+              </w:rPr>
+              <w:t>Открыта тренировка с 6 запланированными подходами; ни один не отмечен.</w:t>
+            </w:r>
+          </w:p>
+        </w:tc>
+        <w:tc>
+          <w:tcPr>
+            <w:tcW w:type="dxa" w:w="2041"/>
+            <w:vAlign w:val="center"/>
+            <w:tcMar>
+              <w:top w:w="80" w:type="dxa"/>
+              <w:left w:w="80" w:type="dxa"/>
+              <w:bottom w:w="80" w:type="dxa"/>
+              <w:right w:w="80" w:type="dxa"/>
+            </w:tcMar>
+          </w:tcPr>
+          <w:p>
+            <w:pPr>
+              <w:spacing w:before="40" w:after="40" w:line="252" w:lineRule="auto"/>
+              <w:ind w:firstLine="0"/>
+            </w:pPr>
+            <w:r>
+              <w:rPr>
+                <w:rFonts w:ascii="Times New Roman" w:hAnsi="Times New Roman"/>
+                <w:b w:val="0"/>
+                <w:sz w:val="21"/>
+              </w:rPr>
+              <w:t>Нажать «Завершить тренировку».</w:t>
+            </w:r>
+          </w:p>
+        </w:tc>
+        <w:tc>
+          <w:tcPr>
+            <w:tcW w:type="dxa" w:w="2551"/>
+            <w:vAlign w:val="center"/>
+            <w:tcMar>
+              <w:top w:w="80" w:type="dxa"/>
+              <w:left w:w="80" w:type="dxa"/>
+              <w:bottom w:w="80" w:type="dxa"/>
+              <w:right w:w="80" w:type="dxa"/>
+            </w:tcMar>
+          </w:tcPr>
+          <w:p>
+            <w:pPr>
+              <w:spacing w:before="40" w:after="40" w:line="252" w:lineRule="auto"/>
+              <w:ind w:firstLine="0"/>
+            </w:pPr>
+            <w:r>
+              <w:rPr>
+                <w:rFonts w:ascii="Times New Roman" w:hAnsi="Times New Roman"/>
+                <w:b w:val="0"/>
+                <w:sz w:val="21"/>
+              </w:rPr>
+              <w:t>Показано «Отметьте хотя бы один подход»; результат завершения в истории не создан.</w:t>
             </w:r>
           </w:p>
         </w:tc>
@@ -5985,24 +5917,7 @@
           <w:szCs w:val="28"/>
           <w:lang w:val="ru-RU"/>
         </w:rPr>
-        <w:t xml:space="preserve">Разработанная модель связывает требования, архитектуру и проверку системы: классы отражают основные сущности </w:t>
-      </w:r>
-      <w:r>
-        <w:rPr>
-          <w:rFonts w:cs="Times New Roman"/>
-          <w:sz w:val="28"/>
-          <w:szCs w:val="28"/>
-        </w:rPr>
-        <w:t>M</w:t>
-      </w:r>
-      <w:r>
-        <w:rPr>
-          <w:rFonts w:cs="Times New Roman"/>
-          <w:sz w:val="28"/>
-          <w:szCs w:val="28"/>
-          <w:lang w:val="ru-RU"/>
-        </w:rPr>
-        <w:t>13, диаграмма последовательности описывает ключевой сценарий выполнения тренировки, а тест-кейсы позволяют проверить важные функции от регистрации и создания плана до прогресса, питания, уведомлений и тренерского комментария.</w:t>
+        <w:t>Модель согласована с требованиями и 22 тест-кейсами. Подготовлены критерии будущих проверок; фактический запуск тестов не выполнялся.</w:t>
       </w:r>
     </w:p>
     <w:sectPr>
